--- a/docs/系统设计.docx
+++ b/docs/系统设计.docx
@@ -6,26 +6,30 @@
       <w:pPr>
         <w:pStyle w:val="aa"/>
         <w:rPr>
+          <w:color w:val="auto"/>
           <w:lang w:eastAsia="zh-CN"/>
         </w:rPr>
       </w:pPr>
       <w:r>
         <w:rPr>
-          <w:color w:val="1A1A2E"/>
+          <w:rFonts w:ascii="微软雅黑" w:hAnsi="微软雅黑"/>
+          <w:color w:val="auto"/>
           <w:lang w:eastAsia="zh-CN"/>
         </w:rPr>
-        <w:t>智学系统</w:t>
+        <w:t>知途</w:t>
       </w:r>
       <w:r>
         <w:rPr>
-          <w:color w:val="1A1A2E"/>
+          <w:rFonts w:ascii="微软雅黑" w:hAnsi="微软雅黑"/>
+          <w:color w:val="auto"/>
           <w:lang w:eastAsia="zh-CN"/>
         </w:rPr>
-        <w:t xml:space="preserve"> - </w:t>
+        <w:t xml:space="preserve"> — </w:t>
       </w:r>
       <w:r>
         <w:rPr>
-          <w:color w:val="1A1A2E"/>
+          <w:rFonts w:ascii="微软雅黑" w:hAnsi="微软雅黑"/>
+          <w:color w:val="auto"/>
           <w:lang w:eastAsia="zh-CN"/>
         </w:rPr>
         <w:t>系统设计文档</w:t>
@@ -34,14 +38,13 @@
     <w:p>
       <w:pPr>
         <w:rPr>
-          <w:rFonts w:ascii="宋体" w:eastAsia="宋体" w:hAnsi="宋体" w:hint="eastAsia"/>
+          <w:rFonts w:ascii="黑体" w:eastAsia="黑体" w:hAnsi="黑体" w:hint="eastAsia"/>
           <w:lang w:eastAsia="zh-CN"/>
         </w:rPr>
       </w:pPr>
       <w:r>
         <w:rPr>
-          <w:rFonts w:ascii="宋体" w:eastAsia="宋体" w:hAnsi="宋体"/>
-          <w:sz w:val="20"/>
+          <w:rFonts w:ascii="黑体" w:eastAsia="黑体" w:hAnsi="黑体"/>
           <w:lang w:eastAsia="zh-CN"/>
         </w:rPr>
         <w:t>第十五届"中国软件杯"大学生软件设计大赛 A3 赛题</w:t>
@@ -51,13 +54,16 @@
       <w:pPr>
         <w:pStyle w:val="1"/>
         <w:rPr>
-          <w:rFonts w:ascii="宋体" w:eastAsia="宋体" w:hAnsi="宋体"/>
+          <w:rFonts w:ascii="黑体" w:eastAsia="黑体" w:hAnsi="黑体"/>
+          <w:color w:val="auto"/>
+          <w:lang w:eastAsia="zh-CN"/>
         </w:rPr>
       </w:pPr>
       <w:r>
         <w:rPr>
-          <w:rFonts w:ascii="宋体" w:eastAsia="宋体" w:hAnsi="宋体"/>
-          <w:color w:val="1A1A2E"/>
+          <w:rFonts w:ascii="黑体" w:eastAsia="黑体" w:hAnsi="黑体"/>
+          <w:color w:val="auto"/>
+          <w:lang w:eastAsia="zh-CN"/>
         </w:rPr>
         <w:t>一、系统架构</w:t>
       </w:r>
@@ -65,35 +71,1631 @@
     <w:p>
       <w:pPr>
         <w:rPr>
-          <w:rFonts w:ascii="宋体" w:eastAsia="宋体" w:hAnsi="宋体"/>
+          <w:rFonts w:ascii="黑体" w:eastAsia="黑体" w:hAnsi="黑体" w:hint="eastAsia"/>
+          <w:sz w:val="24"/>
+          <w:szCs w:val="24"/>
+          <w:lang w:eastAsia="zh-CN"/>
         </w:rPr>
       </w:pPr>
       <w:r>
         <w:rPr>
-          <w:rFonts w:ascii="宋体" w:eastAsia="宋体" w:hAnsi="宋体"/>
+          <w:rFonts w:ascii="黑体" w:eastAsia="黑体" w:hAnsi="黑体"/>
+          <w:sz w:val="24"/>
+          <w:szCs w:val="24"/>
+          <w:lang w:eastAsia="zh-CN"/>
         </w:rPr>
-        <w:t>系统采用分层架构：前端Vue3 -&gt; FastAPI -&gt; Orchestrator调度 -&gt; 多Agent协同 -&gt; 共享能力层（LLM/RAG/安全/PPT生成）</w:t>
+        <w:t>系统采用前后端分离的分层架构，共5层：</w:t>
+      </w:r>
+    </w:p>
+    <w:tbl>
+      <w:tblPr>
+        <w:tblStyle w:val="aff1"/>
+        <w:tblW w:w="0" w:type="auto"/>
+        <w:tblLook w:val="04A0" w:firstRow="1" w:lastRow="0" w:firstColumn="1" w:lastColumn="0" w:noHBand="0" w:noVBand="1"/>
+      </w:tblPr>
+      <w:tblGrid>
+        <w:gridCol w:w="4428"/>
+        <w:gridCol w:w="4428"/>
+      </w:tblGrid>
+      <w:tr>
+        <w:tc>
+          <w:tcPr>
+            <w:tcW w:w="4428" w:type="dxa"/>
+          </w:tcPr>
+          <w:p>
+            <w:pPr>
+              <w:rPr>
+                <w:rFonts w:ascii="黑体" w:eastAsia="黑体" w:hAnsi="黑体" w:hint="eastAsia"/>
+                <w:lang w:eastAsia="zh-CN"/>
+              </w:rPr>
+            </w:pPr>
+            <w:r>
+              <w:rPr>
+                <w:rFonts w:ascii="黑体" w:eastAsia="黑体" w:hAnsi="黑体"/>
+              </w:rPr>
+              <w:t>前端展示层</w:t>
+            </w:r>
+          </w:p>
+        </w:tc>
+        <w:tc>
+          <w:tcPr>
+            <w:tcW w:w="4428" w:type="dxa"/>
+          </w:tcPr>
+          <w:p>
+            <w:pPr>
+              <w:rPr>
+                <w:rFonts w:ascii="黑体" w:eastAsia="黑体" w:hAnsi="黑体" w:hint="eastAsia"/>
+                <w:lang w:eastAsia="zh-CN"/>
+              </w:rPr>
+            </w:pPr>
+            <w:r>
+              <w:rPr>
+                <w:rFonts w:ascii="黑体" w:eastAsia="黑体" w:hAnsi="黑体"/>
+              </w:rPr>
+              <w:t>Vue 3 + marked + KaTeX + Mermaid</w:t>
+            </w:r>
+          </w:p>
+        </w:tc>
+      </w:tr>
+      <w:tr>
+        <w:tc>
+          <w:tcPr>
+            <w:tcW w:w="4428" w:type="dxa"/>
+          </w:tcPr>
+          <w:p>
+            <w:pPr>
+              <w:rPr>
+                <w:rFonts w:ascii="黑体" w:eastAsia="黑体" w:hAnsi="黑体" w:hint="eastAsia"/>
+                <w:lang w:eastAsia="zh-CN"/>
+              </w:rPr>
+            </w:pPr>
+            <w:r>
+              <w:rPr>
+                <w:rFonts w:ascii="黑体" w:eastAsia="黑体" w:hAnsi="黑体"/>
+              </w:rPr>
+              <w:t>API网关层</w:t>
+            </w:r>
+          </w:p>
+        </w:tc>
+        <w:tc>
+          <w:tcPr>
+            <w:tcW w:w="4428" w:type="dxa"/>
+          </w:tcPr>
+          <w:p>
+            <w:pPr>
+              <w:rPr>
+                <w:rFonts w:ascii="黑体" w:eastAsia="黑体" w:hAnsi="黑体" w:hint="eastAsia"/>
+                <w:lang w:eastAsia="zh-CN"/>
+              </w:rPr>
+            </w:pPr>
+            <w:r>
+              <w:rPr>
+                <w:rFonts w:ascii="黑体" w:eastAsia="黑体" w:hAnsi="黑体"/>
+              </w:rPr>
+              <w:t>FastAPI + SSE流式 + Token鉴权</w:t>
+            </w:r>
+          </w:p>
+        </w:tc>
+      </w:tr>
+      <w:tr>
+        <w:tc>
+          <w:tcPr>
+            <w:tcW w:w="4428" w:type="dxa"/>
+          </w:tcPr>
+          <w:p>
+            <w:pPr>
+              <w:rPr>
+                <w:rFonts w:ascii="黑体" w:eastAsia="黑体" w:hAnsi="黑体" w:hint="eastAsia"/>
+                <w:lang w:eastAsia="zh-CN"/>
+              </w:rPr>
+            </w:pPr>
+            <w:r>
+              <w:rPr>
+                <w:rFonts w:ascii="黑体" w:eastAsia="黑体" w:hAnsi="黑体"/>
+              </w:rPr>
+              <w:t>调度层</w:t>
+            </w:r>
+          </w:p>
+        </w:tc>
+        <w:tc>
+          <w:tcPr>
+            <w:tcW w:w="4428" w:type="dxa"/>
+          </w:tcPr>
+          <w:p>
+            <w:pPr>
+              <w:rPr>
+                <w:rFonts w:ascii="黑体" w:eastAsia="黑体" w:hAnsi="黑体" w:hint="eastAsia"/>
+                <w:lang w:eastAsia="zh-CN"/>
+              </w:rPr>
+            </w:pPr>
+            <w:r>
+              <w:rPr>
+                <w:rFonts w:ascii="黑体" w:eastAsia="黑体" w:hAnsi="黑体"/>
+              </w:rPr>
+              <w:t>Orchestrator（意图识别+路由分发）</w:t>
+            </w:r>
+          </w:p>
+        </w:tc>
+      </w:tr>
+      <w:tr>
+        <w:tc>
+          <w:tcPr>
+            <w:tcW w:w="4428" w:type="dxa"/>
+          </w:tcPr>
+          <w:p>
+            <w:pPr>
+              <w:rPr>
+                <w:rFonts w:ascii="黑体" w:eastAsia="黑体" w:hAnsi="黑体" w:hint="eastAsia"/>
+                <w:lang w:eastAsia="zh-CN"/>
+              </w:rPr>
+            </w:pPr>
+            <w:r>
+              <w:rPr>
+                <w:rFonts w:ascii="黑体" w:eastAsia="黑体" w:hAnsi="黑体"/>
+              </w:rPr>
+              <w:t xml:space="preserve">Agent层  </w:t>
+            </w:r>
+          </w:p>
+        </w:tc>
+        <w:tc>
+          <w:tcPr>
+            <w:tcW w:w="4428" w:type="dxa"/>
+          </w:tcPr>
+          <w:p>
+            <w:pPr>
+              <w:rPr>
+                <w:rFonts w:ascii="黑体" w:eastAsia="黑体" w:hAnsi="黑体" w:hint="eastAsia"/>
+                <w:lang w:eastAsia="zh-CN"/>
+              </w:rPr>
+            </w:pPr>
+            <w:r>
+              <w:rPr>
+                <w:rFonts w:ascii="黑体" w:eastAsia="黑体" w:hAnsi="黑体"/>
+                <w:lang w:eastAsia="zh-CN"/>
+              </w:rPr>
+              <w:t>11个专职Agent</w:t>
+            </w:r>
+          </w:p>
+        </w:tc>
+      </w:tr>
+      <w:tr>
+        <w:tc>
+          <w:tcPr>
+            <w:tcW w:w="4428" w:type="dxa"/>
+          </w:tcPr>
+          <w:p>
+            <w:pPr>
+              <w:rPr>
+                <w:rFonts w:ascii="黑体" w:eastAsia="黑体" w:hAnsi="黑体" w:hint="eastAsia"/>
+                <w:lang w:eastAsia="zh-CN"/>
+              </w:rPr>
+            </w:pPr>
+            <w:r>
+              <w:rPr>
+                <w:rFonts w:ascii="黑体" w:eastAsia="黑体" w:hAnsi="黑体"/>
+                <w:lang w:eastAsia="zh-CN"/>
+              </w:rPr>
+              <w:t>能力层</w:t>
+            </w:r>
+          </w:p>
+        </w:tc>
+        <w:tc>
+          <w:tcPr>
+            <w:tcW w:w="4428" w:type="dxa"/>
+          </w:tcPr>
+          <w:p>
+            <w:pPr>
+              <w:rPr>
+                <w:rFonts w:ascii="黑体" w:eastAsia="黑体" w:hAnsi="黑体" w:hint="eastAsia"/>
+                <w:lang w:eastAsia="zh-CN"/>
+              </w:rPr>
+            </w:pPr>
+            <w:r>
+              <w:rPr>
+                <w:rFonts w:ascii="黑体" w:eastAsia="黑体" w:hAnsi="黑体"/>
+                <w:lang w:eastAsia="zh-CN"/>
+              </w:rPr>
+              <w:t>LLM调用 + RAG检索 + 安全过滤 + PPT</w:t>
+            </w:r>
+          </w:p>
+        </w:tc>
+      </w:tr>
+    </w:tbl>
+    <w:p>
+      <w:pPr>
+        <w:rPr>
+          <w:rFonts w:ascii="黑体" w:eastAsia="黑体" w:hAnsi="黑体" w:hint="eastAsia"/>
+          <w:lang w:eastAsia="zh-CN"/>
+        </w:rPr>
+      </w:pPr>
+    </w:p>
+    <w:p>
+      <w:pPr>
+        <w:pStyle w:val="1"/>
+        <w:rPr>
+          <w:rFonts w:ascii="黑体" w:eastAsia="黑体" w:hAnsi="黑体"/>
+          <w:color w:val="auto"/>
+        </w:rPr>
+      </w:pPr>
+      <w:r>
+        <w:rPr>
+          <w:rFonts w:ascii="黑体" w:eastAsia="黑体" w:hAnsi="黑体"/>
+          <w:color w:val="auto"/>
+        </w:rPr>
+        <w:t>二、Agent 体系（11个Agent）</w:t>
+      </w:r>
+    </w:p>
+    <w:p>
+      <w:pPr>
+        <w:rPr>
+          <w:rFonts w:ascii="黑体" w:eastAsia="黑体" w:hAnsi="黑体" w:hint="eastAsia"/>
+          <w:sz w:val="24"/>
+          <w:szCs w:val="24"/>
+        </w:rPr>
+      </w:pPr>
+      <w:r>
+        <w:rPr>
+          <w:rFonts w:ascii="黑体" w:eastAsia="黑体" w:hAnsi="黑体"/>
+          <w:sz w:val="24"/>
+          <w:szCs w:val="24"/>
+        </w:rPr>
+        <w:t>所有Agent继承BaseAgent基类（含system_prompt + LLM调用 + memory记忆 + JSON提取），Orchestrator通过register_agent()注册子Agent，route_and_execute()负责路由分发。</w:t>
+      </w:r>
+    </w:p>
+    <w:tbl>
+      <w:tblPr>
+        <w:tblStyle w:val="aff1"/>
+        <w:tblW w:w="0" w:type="auto"/>
+        <w:jc w:val="center"/>
+        <w:tblLook w:val="04A0" w:firstRow="1" w:lastRow="0" w:firstColumn="1" w:lastColumn="0" w:noHBand="0" w:noVBand="1"/>
+      </w:tblPr>
+      <w:tblGrid>
+        <w:gridCol w:w="1728"/>
+        <w:gridCol w:w="1728"/>
+        <w:gridCol w:w="1728"/>
+        <w:gridCol w:w="1728"/>
+        <w:gridCol w:w="1728"/>
+      </w:tblGrid>
+      <w:tr>
+        <w:trPr>
+          <w:jc w:val="center"/>
+        </w:trPr>
+        <w:tc>
+          <w:tcPr>
+            <w:tcW w:w="1728" w:type="dxa"/>
+          </w:tcPr>
+          <w:p>
+            <w:pPr>
+              <w:rPr>
+                <w:rFonts w:ascii="黑体" w:eastAsia="黑体" w:hAnsi="黑体" w:hint="eastAsia"/>
+              </w:rPr>
+            </w:pPr>
+            <w:r>
+              <w:rPr>
+                <w:rFonts w:ascii="黑体" w:eastAsia="黑体" w:hAnsi="黑体"/>
+                <w:b/>
+              </w:rPr>
+              <w:t>Agent</w:t>
+            </w:r>
+          </w:p>
+        </w:tc>
+        <w:tc>
+          <w:tcPr>
+            <w:tcW w:w="1728" w:type="dxa"/>
+          </w:tcPr>
+          <w:p>
+            <w:pPr>
+              <w:rPr>
+                <w:rFonts w:ascii="黑体" w:eastAsia="黑体" w:hAnsi="黑体" w:hint="eastAsia"/>
+              </w:rPr>
+            </w:pPr>
+            <w:r>
+              <w:rPr>
+                <w:rFonts w:ascii="黑体" w:eastAsia="黑体" w:hAnsi="黑体"/>
+                <w:b/>
+              </w:rPr>
+              <w:t>角色</w:t>
+            </w:r>
+          </w:p>
+        </w:tc>
+        <w:tc>
+          <w:tcPr>
+            <w:tcW w:w="1728" w:type="dxa"/>
+          </w:tcPr>
+          <w:p>
+            <w:pPr>
+              <w:rPr>
+                <w:rFonts w:ascii="黑体" w:eastAsia="黑体" w:hAnsi="黑体" w:hint="eastAsia"/>
+              </w:rPr>
+            </w:pPr>
+            <w:r>
+              <w:rPr>
+                <w:rFonts w:ascii="黑体" w:eastAsia="黑体" w:hAnsi="黑体"/>
+                <w:b/>
+              </w:rPr>
+              <w:t>核心能力</w:t>
+            </w:r>
+          </w:p>
+        </w:tc>
+        <w:tc>
+          <w:tcPr>
+            <w:tcW w:w="1728" w:type="dxa"/>
+          </w:tcPr>
+          <w:p>
+            <w:pPr>
+              <w:rPr>
+                <w:rFonts w:ascii="黑体" w:eastAsia="黑体" w:hAnsi="黑体" w:hint="eastAsia"/>
+              </w:rPr>
+            </w:pPr>
+            <w:r>
+              <w:rPr>
+                <w:rFonts w:ascii="黑体" w:eastAsia="黑体" w:hAnsi="黑体"/>
+                <w:b/>
+              </w:rPr>
+              <w:t>输入</w:t>
+            </w:r>
+          </w:p>
+        </w:tc>
+        <w:tc>
+          <w:tcPr>
+            <w:tcW w:w="1728" w:type="dxa"/>
+          </w:tcPr>
+          <w:p>
+            <w:pPr>
+              <w:rPr>
+                <w:rFonts w:ascii="黑体" w:eastAsia="黑体" w:hAnsi="黑体" w:hint="eastAsia"/>
+              </w:rPr>
+            </w:pPr>
+            <w:r>
+              <w:rPr>
+                <w:rFonts w:ascii="黑体" w:eastAsia="黑体" w:hAnsi="黑体"/>
+                <w:b/>
+              </w:rPr>
+              <w:t>输出</w:t>
+            </w:r>
+          </w:p>
+        </w:tc>
+      </w:tr>
+      <w:tr>
+        <w:trPr>
+          <w:jc w:val="center"/>
+        </w:trPr>
+        <w:tc>
+          <w:tcPr>
+            <w:tcW w:w="1728" w:type="dxa"/>
+          </w:tcPr>
+          <w:p>
+            <w:pPr>
+              <w:rPr>
+                <w:rFonts w:ascii="黑体" w:eastAsia="黑体" w:hAnsi="黑体" w:hint="eastAsia"/>
+              </w:rPr>
+            </w:pPr>
+            <w:r>
+              <w:rPr>
+                <w:rFonts w:ascii="黑体" w:eastAsia="黑体" w:hAnsi="黑体"/>
+              </w:rPr>
+              <w:t>Orchestrator</w:t>
+            </w:r>
+          </w:p>
+        </w:tc>
+        <w:tc>
+          <w:tcPr>
+            <w:tcW w:w="1728" w:type="dxa"/>
+          </w:tcPr>
+          <w:p>
+            <w:pPr>
+              <w:rPr>
+                <w:rFonts w:ascii="黑体" w:eastAsia="黑体" w:hAnsi="黑体" w:hint="eastAsia"/>
+              </w:rPr>
+            </w:pPr>
+            <w:r>
+              <w:rPr>
+                <w:rFonts w:ascii="黑体" w:eastAsia="黑体" w:hAnsi="黑体"/>
+              </w:rPr>
+              <w:t>中央调度器</w:t>
+            </w:r>
+          </w:p>
+        </w:tc>
+        <w:tc>
+          <w:tcPr>
+            <w:tcW w:w="1728" w:type="dxa"/>
+          </w:tcPr>
+          <w:p>
+            <w:pPr>
+              <w:rPr>
+                <w:rFonts w:ascii="黑体" w:eastAsia="黑体" w:hAnsi="黑体" w:hint="eastAsia"/>
+                <w:lang w:eastAsia="zh-CN"/>
+              </w:rPr>
+            </w:pPr>
+            <w:r>
+              <w:rPr>
+                <w:rFonts w:ascii="黑体" w:eastAsia="黑体" w:hAnsi="黑体"/>
+                <w:lang w:eastAsia="zh-CN"/>
+              </w:rPr>
+              <w:t>意图识别→路由分发→结果聚合</w:t>
+            </w:r>
+          </w:p>
+        </w:tc>
+        <w:tc>
+          <w:tcPr>
+            <w:tcW w:w="1728" w:type="dxa"/>
+          </w:tcPr>
+          <w:p>
+            <w:pPr>
+              <w:rPr>
+                <w:rFonts w:ascii="黑体" w:eastAsia="黑体" w:hAnsi="黑体" w:hint="eastAsia"/>
+              </w:rPr>
+            </w:pPr>
+            <w:r>
+              <w:rPr>
+                <w:rFonts w:ascii="黑体" w:eastAsia="黑体" w:hAnsi="黑体"/>
+              </w:rPr>
+              <w:t>用户消息</w:t>
+            </w:r>
+          </w:p>
+        </w:tc>
+        <w:tc>
+          <w:tcPr>
+            <w:tcW w:w="1728" w:type="dxa"/>
+          </w:tcPr>
+          <w:p>
+            <w:pPr>
+              <w:rPr>
+                <w:rFonts w:ascii="黑体" w:eastAsia="黑体" w:hAnsi="黑体" w:hint="eastAsia"/>
+              </w:rPr>
+            </w:pPr>
+            <w:r>
+              <w:rPr>
+                <w:rFonts w:ascii="黑体" w:eastAsia="黑体" w:hAnsi="黑体"/>
+              </w:rPr>
+              <w:t>路由到对应Agent</w:t>
+            </w:r>
+          </w:p>
+        </w:tc>
+      </w:tr>
+      <w:tr>
+        <w:trPr>
+          <w:jc w:val="center"/>
+        </w:trPr>
+        <w:tc>
+          <w:tcPr>
+            <w:tcW w:w="1728" w:type="dxa"/>
+          </w:tcPr>
+          <w:p>
+            <w:pPr>
+              <w:rPr>
+                <w:rFonts w:ascii="黑体" w:eastAsia="黑体" w:hAnsi="黑体" w:hint="eastAsia"/>
+              </w:rPr>
+            </w:pPr>
+            <w:r>
+              <w:rPr>
+                <w:rFonts w:ascii="黑体" w:eastAsia="黑体" w:hAnsi="黑体"/>
+              </w:rPr>
+              <w:t>ProfileAgent</w:t>
+            </w:r>
+          </w:p>
+        </w:tc>
+        <w:tc>
+          <w:tcPr>
+            <w:tcW w:w="1728" w:type="dxa"/>
+          </w:tcPr>
+          <w:p>
+            <w:pPr>
+              <w:rPr>
+                <w:rFonts w:ascii="黑体" w:eastAsia="黑体" w:hAnsi="黑体" w:hint="eastAsia"/>
+              </w:rPr>
+            </w:pPr>
+            <w:r>
+              <w:rPr>
+                <w:rFonts w:ascii="黑体" w:eastAsia="黑体" w:hAnsi="黑体"/>
+              </w:rPr>
+              <w:t>学习分析师</w:t>
+            </w:r>
+          </w:p>
+        </w:tc>
+        <w:tc>
+          <w:tcPr>
+            <w:tcW w:w="1728" w:type="dxa"/>
+          </w:tcPr>
+          <w:p>
+            <w:pPr>
+              <w:rPr>
+                <w:rFonts w:ascii="黑体" w:eastAsia="黑体" w:hAnsi="黑体" w:hint="eastAsia"/>
+                <w:lang w:eastAsia="zh-CN"/>
+              </w:rPr>
+            </w:pPr>
+            <w:r>
+              <w:rPr>
+                <w:rFonts w:ascii="黑体" w:eastAsia="黑体" w:hAnsi="黑体"/>
+                <w:lang w:eastAsia="zh-CN"/>
+              </w:rPr>
+              <w:t>对话式6维学生画像构建</w:t>
+            </w:r>
+          </w:p>
+        </w:tc>
+        <w:tc>
+          <w:tcPr>
+            <w:tcW w:w="1728" w:type="dxa"/>
+          </w:tcPr>
+          <w:p>
+            <w:pPr>
+              <w:rPr>
+                <w:rFonts w:ascii="黑体" w:eastAsia="黑体" w:hAnsi="黑体" w:hint="eastAsia"/>
+              </w:rPr>
+            </w:pPr>
+            <w:r>
+              <w:rPr>
+                <w:rFonts w:ascii="黑体" w:eastAsia="黑体" w:hAnsi="黑体"/>
+              </w:rPr>
+              <w:t>对话文本</w:t>
+            </w:r>
+          </w:p>
+        </w:tc>
+        <w:tc>
+          <w:tcPr>
+            <w:tcW w:w="1728" w:type="dxa"/>
+          </w:tcPr>
+          <w:p>
+            <w:pPr>
+              <w:rPr>
+                <w:rFonts w:ascii="黑体" w:eastAsia="黑体" w:hAnsi="黑体" w:hint="eastAsia"/>
+              </w:rPr>
+            </w:pPr>
+            <w:r>
+              <w:rPr>
+                <w:rFonts w:ascii="黑体" w:eastAsia="黑体" w:hAnsi="黑体"/>
+              </w:rPr>
+              <w:t>6维JSON画像</w:t>
+            </w:r>
+          </w:p>
+        </w:tc>
+      </w:tr>
+      <w:tr>
+        <w:trPr>
+          <w:jc w:val="center"/>
+        </w:trPr>
+        <w:tc>
+          <w:tcPr>
+            <w:tcW w:w="1728" w:type="dxa"/>
+          </w:tcPr>
+          <w:p>
+            <w:pPr>
+              <w:rPr>
+                <w:rFonts w:ascii="黑体" w:eastAsia="黑体" w:hAnsi="黑体" w:hint="eastAsia"/>
+              </w:rPr>
+            </w:pPr>
+            <w:r>
+              <w:rPr>
+                <w:rFonts w:ascii="黑体" w:eastAsia="黑体" w:hAnsi="黑体"/>
+              </w:rPr>
+              <w:t>DocAgent</w:t>
+            </w:r>
+          </w:p>
+        </w:tc>
+        <w:tc>
+          <w:tcPr>
+            <w:tcW w:w="1728" w:type="dxa"/>
+          </w:tcPr>
+          <w:p>
+            <w:pPr>
+              <w:rPr>
+                <w:rFonts w:ascii="黑体" w:eastAsia="黑体" w:hAnsi="黑体" w:hint="eastAsia"/>
+              </w:rPr>
+            </w:pPr>
+            <w:r>
+              <w:rPr>
+                <w:rFonts w:ascii="黑体" w:eastAsia="黑体" w:hAnsi="黑体"/>
+              </w:rPr>
+              <w:t>课程讲师</w:t>
+            </w:r>
+          </w:p>
+        </w:tc>
+        <w:tc>
+          <w:tcPr>
+            <w:tcW w:w="1728" w:type="dxa"/>
+          </w:tcPr>
+          <w:p>
+            <w:pPr>
+              <w:rPr>
+                <w:rFonts w:ascii="黑体" w:eastAsia="黑体" w:hAnsi="黑体" w:hint="eastAsia"/>
+                <w:lang w:eastAsia="zh-CN"/>
+              </w:rPr>
+            </w:pPr>
+            <w:r>
+              <w:rPr>
+                <w:rFonts w:ascii="黑体" w:eastAsia="黑体" w:hAnsi="黑体"/>
+                <w:lang w:eastAsia="zh-CN"/>
+              </w:rPr>
+              <w:t>个性化Markdown讲义生成</w:t>
+            </w:r>
+          </w:p>
+        </w:tc>
+        <w:tc>
+          <w:tcPr>
+            <w:tcW w:w="1728" w:type="dxa"/>
+          </w:tcPr>
+          <w:p>
+            <w:pPr>
+              <w:rPr>
+                <w:rFonts w:ascii="黑体" w:eastAsia="黑体" w:hAnsi="黑体" w:hint="eastAsia"/>
+              </w:rPr>
+            </w:pPr>
+            <w:r>
+              <w:rPr>
+                <w:rFonts w:ascii="黑体" w:eastAsia="黑体" w:hAnsi="黑体"/>
+              </w:rPr>
+              <w:t>知识点+画像</w:t>
+            </w:r>
+          </w:p>
+        </w:tc>
+        <w:tc>
+          <w:tcPr>
+            <w:tcW w:w="1728" w:type="dxa"/>
+          </w:tcPr>
+          <w:p>
+            <w:pPr>
+              <w:rPr>
+                <w:rFonts w:ascii="黑体" w:eastAsia="黑体" w:hAnsi="黑体" w:hint="eastAsia"/>
+              </w:rPr>
+            </w:pPr>
+            <w:r>
+              <w:rPr>
+                <w:rFonts w:ascii="黑体" w:eastAsia="黑体" w:hAnsi="黑体"/>
+              </w:rPr>
+              <w:t>Markdown讲义</w:t>
+            </w:r>
+          </w:p>
+        </w:tc>
+      </w:tr>
+      <w:tr>
+        <w:trPr>
+          <w:jc w:val="center"/>
+        </w:trPr>
+        <w:tc>
+          <w:tcPr>
+            <w:tcW w:w="1728" w:type="dxa"/>
+          </w:tcPr>
+          <w:p>
+            <w:pPr>
+              <w:rPr>
+                <w:rFonts w:ascii="黑体" w:eastAsia="黑体" w:hAnsi="黑体" w:hint="eastAsia"/>
+              </w:rPr>
+            </w:pPr>
+            <w:r>
+              <w:rPr>
+                <w:rFonts w:ascii="黑体" w:eastAsia="黑体" w:hAnsi="黑体"/>
+              </w:rPr>
+              <w:t>MindmapAgent</w:t>
+            </w:r>
+          </w:p>
+        </w:tc>
+        <w:tc>
+          <w:tcPr>
+            <w:tcW w:w="1728" w:type="dxa"/>
+          </w:tcPr>
+          <w:p>
+            <w:pPr>
+              <w:rPr>
+                <w:rFonts w:ascii="黑体" w:eastAsia="黑体" w:hAnsi="黑体" w:hint="eastAsia"/>
+              </w:rPr>
+            </w:pPr>
+            <w:r>
+              <w:rPr>
+                <w:rFonts w:ascii="黑体" w:eastAsia="黑体" w:hAnsi="黑体"/>
+              </w:rPr>
+              <w:t>知识架构师</w:t>
+            </w:r>
+          </w:p>
+        </w:tc>
+        <w:tc>
+          <w:tcPr>
+            <w:tcW w:w="1728" w:type="dxa"/>
+          </w:tcPr>
+          <w:p>
+            <w:pPr>
+              <w:rPr>
+                <w:rFonts w:ascii="黑体" w:eastAsia="黑体" w:hAnsi="黑体" w:hint="eastAsia"/>
+              </w:rPr>
+            </w:pPr>
+            <w:r>
+              <w:rPr>
+                <w:rFonts w:ascii="黑体" w:eastAsia="黑体" w:hAnsi="黑体"/>
+              </w:rPr>
+              <w:t>Mermaid思维导图生成</w:t>
+            </w:r>
+          </w:p>
+        </w:tc>
+        <w:tc>
+          <w:tcPr>
+            <w:tcW w:w="1728" w:type="dxa"/>
+          </w:tcPr>
+          <w:p>
+            <w:pPr>
+              <w:rPr>
+                <w:rFonts w:ascii="黑体" w:eastAsia="黑体" w:hAnsi="黑体" w:hint="eastAsia"/>
+              </w:rPr>
+            </w:pPr>
+            <w:r>
+              <w:rPr>
+                <w:rFonts w:ascii="黑体" w:eastAsia="黑体" w:hAnsi="黑体"/>
+              </w:rPr>
+              <w:t>知识点+画像</w:t>
+            </w:r>
+          </w:p>
+        </w:tc>
+        <w:tc>
+          <w:tcPr>
+            <w:tcW w:w="1728" w:type="dxa"/>
+          </w:tcPr>
+          <w:p>
+            <w:pPr>
+              <w:rPr>
+                <w:rFonts w:ascii="黑体" w:eastAsia="黑体" w:hAnsi="黑体" w:hint="eastAsia"/>
+              </w:rPr>
+            </w:pPr>
+            <w:r>
+              <w:rPr>
+                <w:rFonts w:ascii="黑体" w:eastAsia="黑体" w:hAnsi="黑体"/>
+              </w:rPr>
+              <w:t>Mermaid代码</w:t>
+            </w:r>
+          </w:p>
+        </w:tc>
+      </w:tr>
+      <w:tr>
+        <w:trPr>
+          <w:jc w:val="center"/>
+        </w:trPr>
+        <w:tc>
+          <w:tcPr>
+            <w:tcW w:w="1728" w:type="dxa"/>
+          </w:tcPr>
+          <w:p>
+            <w:pPr>
+              <w:rPr>
+                <w:rFonts w:ascii="黑体" w:eastAsia="黑体" w:hAnsi="黑体" w:hint="eastAsia"/>
+              </w:rPr>
+            </w:pPr>
+            <w:r>
+              <w:rPr>
+                <w:rFonts w:ascii="黑体" w:eastAsia="黑体" w:hAnsi="黑体"/>
+              </w:rPr>
+              <w:t>QuizAgent</w:t>
+            </w:r>
+          </w:p>
+        </w:tc>
+        <w:tc>
+          <w:tcPr>
+            <w:tcW w:w="1728" w:type="dxa"/>
+          </w:tcPr>
+          <w:p>
+            <w:pPr>
+              <w:rPr>
+                <w:rFonts w:ascii="黑体" w:eastAsia="黑体" w:hAnsi="黑体" w:hint="eastAsia"/>
+              </w:rPr>
+            </w:pPr>
+            <w:r>
+              <w:rPr>
+                <w:rFonts w:ascii="黑体" w:eastAsia="黑体" w:hAnsi="黑体"/>
+              </w:rPr>
+              <w:t>出题老师</w:t>
+            </w:r>
+          </w:p>
+        </w:tc>
+        <w:tc>
+          <w:tcPr>
+            <w:tcW w:w="1728" w:type="dxa"/>
+          </w:tcPr>
+          <w:p>
+            <w:pPr>
+              <w:rPr>
+                <w:rFonts w:ascii="黑体" w:eastAsia="黑体" w:hAnsi="黑体" w:hint="eastAsia"/>
+                <w:lang w:eastAsia="zh-CN"/>
+              </w:rPr>
+            </w:pPr>
+            <w:r>
+              <w:rPr>
+                <w:rFonts w:ascii="黑体" w:eastAsia="黑体" w:hAnsi="黑体"/>
+                <w:lang w:eastAsia="zh-CN"/>
+              </w:rPr>
+              <w:t>多类型练习题生成(含解析)</w:t>
+            </w:r>
+          </w:p>
+        </w:tc>
+        <w:tc>
+          <w:tcPr>
+            <w:tcW w:w="1728" w:type="dxa"/>
+          </w:tcPr>
+          <w:p>
+            <w:pPr>
+              <w:rPr>
+                <w:rFonts w:ascii="黑体" w:eastAsia="黑体" w:hAnsi="黑体" w:hint="eastAsia"/>
+              </w:rPr>
+            </w:pPr>
+            <w:r>
+              <w:rPr>
+                <w:rFonts w:ascii="黑体" w:eastAsia="黑体" w:hAnsi="黑体"/>
+              </w:rPr>
+              <w:t>知识点+画像</w:t>
+            </w:r>
+          </w:p>
+        </w:tc>
+        <w:tc>
+          <w:tcPr>
+            <w:tcW w:w="1728" w:type="dxa"/>
+          </w:tcPr>
+          <w:p>
+            <w:pPr>
+              <w:rPr>
+                <w:rFonts w:ascii="黑体" w:eastAsia="黑体" w:hAnsi="黑体" w:hint="eastAsia"/>
+              </w:rPr>
+            </w:pPr>
+            <w:r>
+              <w:rPr>
+                <w:rFonts w:ascii="黑体" w:eastAsia="黑体" w:hAnsi="黑体"/>
+              </w:rPr>
+              <w:t>题目文本</w:t>
+            </w:r>
+          </w:p>
+        </w:tc>
+      </w:tr>
+      <w:tr>
+        <w:trPr>
+          <w:jc w:val="center"/>
+        </w:trPr>
+        <w:tc>
+          <w:tcPr>
+            <w:tcW w:w="1728" w:type="dxa"/>
+          </w:tcPr>
+          <w:p>
+            <w:pPr>
+              <w:rPr>
+                <w:rFonts w:ascii="黑体" w:eastAsia="黑体" w:hAnsi="黑体" w:hint="eastAsia"/>
+              </w:rPr>
+            </w:pPr>
+            <w:r>
+              <w:rPr>
+                <w:rFonts w:ascii="黑体" w:eastAsia="黑体" w:hAnsi="黑体"/>
+              </w:rPr>
+              <w:t>ReadingAgent</w:t>
+            </w:r>
+          </w:p>
+        </w:tc>
+        <w:tc>
+          <w:tcPr>
+            <w:tcW w:w="1728" w:type="dxa"/>
+          </w:tcPr>
+          <w:p>
+            <w:pPr>
+              <w:rPr>
+                <w:rFonts w:ascii="黑体" w:eastAsia="黑体" w:hAnsi="黑体" w:hint="eastAsia"/>
+              </w:rPr>
+            </w:pPr>
+            <w:r>
+              <w:rPr>
+                <w:rFonts w:ascii="黑体" w:eastAsia="黑体" w:hAnsi="黑体"/>
+              </w:rPr>
+              <w:t>研究馆员</w:t>
+            </w:r>
+          </w:p>
+        </w:tc>
+        <w:tc>
+          <w:tcPr>
+            <w:tcW w:w="1728" w:type="dxa"/>
+          </w:tcPr>
+          <w:p>
+            <w:pPr>
+              <w:rPr>
+                <w:rFonts w:ascii="黑体" w:eastAsia="黑体" w:hAnsi="黑体" w:hint="eastAsia"/>
+              </w:rPr>
+            </w:pPr>
+            <w:r>
+              <w:rPr>
+                <w:rFonts w:ascii="黑体" w:eastAsia="黑体" w:hAnsi="黑体"/>
+              </w:rPr>
+              <w:t>拓展阅读推荐</w:t>
+            </w:r>
+          </w:p>
+        </w:tc>
+        <w:tc>
+          <w:tcPr>
+            <w:tcW w:w="1728" w:type="dxa"/>
+          </w:tcPr>
+          <w:p>
+            <w:pPr>
+              <w:rPr>
+                <w:rFonts w:ascii="黑体" w:eastAsia="黑体" w:hAnsi="黑体" w:hint="eastAsia"/>
+              </w:rPr>
+            </w:pPr>
+            <w:r>
+              <w:rPr>
+                <w:rFonts w:ascii="黑体" w:eastAsia="黑体" w:hAnsi="黑体"/>
+              </w:rPr>
+              <w:t>知识点+画像</w:t>
+            </w:r>
+          </w:p>
+        </w:tc>
+        <w:tc>
+          <w:tcPr>
+            <w:tcW w:w="1728" w:type="dxa"/>
+          </w:tcPr>
+          <w:p>
+            <w:pPr>
+              <w:rPr>
+                <w:rFonts w:ascii="黑体" w:eastAsia="黑体" w:hAnsi="黑体" w:hint="eastAsia"/>
+              </w:rPr>
+            </w:pPr>
+            <w:r>
+              <w:rPr>
+                <w:rFonts w:ascii="黑体" w:eastAsia="黑体" w:hAnsi="黑体"/>
+              </w:rPr>
+              <w:t>推荐列表</w:t>
+            </w:r>
+          </w:p>
+        </w:tc>
+      </w:tr>
+      <w:tr>
+        <w:trPr>
+          <w:jc w:val="center"/>
+        </w:trPr>
+        <w:tc>
+          <w:tcPr>
+            <w:tcW w:w="1728" w:type="dxa"/>
+          </w:tcPr>
+          <w:p>
+            <w:pPr>
+              <w:rPr>
+                <w:rFonts w:ascii="黑体" w:eastAsia="黑体" w:hAnsi="黑体" w:hint="eastAsia"/>
+              </w:rPr>
+            </w:pPr>
+            <w:r>
+              <w:rPr>
+                <w:rFonts w:ascii="黑体" w:eastAsia="黑体" w:hAnsi="黑体"/>
+              </w:rPr>
+              <w:t>CodeAgent</w:t>
+            </w:r>
+          </w:p>
+        </w:tc>
+        <w:tc>
+          <w:tcPr>
+            <w:tcW w:w="1728" w:type="dxa"/>
+          </w:tcPr>
+          <w:p>
+            <w:pPr>
+              <w:rPr>
+                <w:rFonts w:ascii="黑体" w:eastAsia="黑体" w:hAnsi="黑体" w:hint="eastAsia"/>
+              </w:rPr>
+            </w:pPr>
+            <w:r>
+              <w:rPr>
+                <w:rFonts w:ascii="黑体" w:eastAsia="黑体" w:hAnsi="黑体"/>
+              </w:rPr>
+              <w:t>编程导师</w:t>
+            </w:r>
+          </w:p>
+        </w:tc>
+        <w:tc>
+          <w:tcPr>
+            <w:tcW w:w="1728" w:type="dxa"/>
+          </w:tcPr>
+          <w:p>
+            <w:pPr>
+              <w:rPr>
+                <w:rFonts w:ascii="黑体" w:eastAsia="黑体" w:hAnsi="黑体" w:hint="eastAsia"/>
+              </w:rPr>
+            </w:pPr>
+            <w:r>
+              <w:rPr>
+                <w:rFonts w:ascii="黑体" w:eastAsia="黑体" w:hAnsi="黑体"/>
+              </w:rPr>
+              <w:t>代码实操案例生成</w:t>
+            </w:r>
+          </w:p>
+        </w:tc>
+        <w:tc>
+          <w:tcPr>
+            <w:tcW w:w="1728" w:type="dxa"/>
+          </w:tcPr>
+          <w:p>
+            <w:pPr>
+              <w:rPr>
+                <w:rFonts w:ascii="黑体" w:eastAsia="黑体" w:hAnsi="黑体" w:hint="eastAsia"/>
+              </w:rPr>
+            </w:pPr>
+            <w:r>
+              <w:rPr>
+                <w:rFonts w:ascii="黑体" w:eastAsia="黑体" w:hAnsi="黑体"/>
+              </w:rPr>
+              <w:t>知识点+画像</w:t>
+            </w:r>
+          </w:p>
+        </w:tc>
+        <w:tc>
+          <w:tcPr>
+            <w:tcW w:w="1728" w:type="dxa"/>
+          </w:tcPr>
+          <w:p>
+            <w:pPr>
+              <w:rPr>
+                <w:rFonts w:ascii="黑体" w:eastAsia="黑体" w:hAnsi="黑体" w:hint="eastAsia"/>
+              </w:rPr>
+            </w:pPr>
+            <w:r>
+              <w:rPr>
+                <w:rFonts w:ascii="黑体" w:eastAsia="黑体" w:hAnsi="黑体"/>
+              </w:rPr>
+              <w:t>完整代码+讲解</w:t>
+            </w:r>
+          </w:p>
+        </w:tc>
+      </w:tr>
+      <w:tr>
+        <w:trPr>
+          <w:jc w:val="center"/>
+        </w:trPr>
+        <w:tc>
+          <w:tcPr>
+            <w:tcW w:w="1728" w:type="dxa"/>
+          </w:tcPr>
+          <w:p>
+            <w:pPr>
+              <w:rPr>
+                <w:rFonts w:ascii="黑体" w:eastAsia="黑体" w:hAnsi="黑体" w:hint="eastAsia"/>
+              </w:rPr>
+            </w:pPr>
+            <w:r>
+              <w:rPr>
+                <w:rFonts w:ascii="黑体" w:eastAsia="黑体" w:hAnsi="黑体"/>
+              </w:rPr>
+              <w:t>PPTAgent</w:t>
+            </w:r>
+          </w:p>
+        </w:tc>
+        <w:tc>
+          <w:tcPr>
+            <w:tcW w:w="1728" w:type="dxa"/>
+          </w:tcPr>
+          <w:p>
+            <w:pPr>
+              <w:rPr>
+                <w:rFonts w:ascii="黑体" w:eastAsia="黑体" w:hAnsi="黑体" w:hint="eastAsia"/>
+              </w:rPr>
+            </w:pPr>
+            <w:r>
+              <w:rPr>
+                <w:rFonts w:ascii="黑体" w:eastAsia="黑体" w:hAnsi="黑体"/>
+              </w:rPr>
+              <w:t>课件设计师</w:t>
+            </w:r>
+          </w:p>
+        </w:tc>
+        <w:tc>
+          <w:tcPr>
+            <w:tcW w:w="1728" w:type="dxa"/>
+          </w:tcPr>
+          <w:p>
+            <w:pPr>
+              <w:rPr>
+                <w:rFonts w:ascii="黑体" w:eastAsia="黑体" w:hAnsi="黑体" w:hint="eastAsia"/>
+              </w:rPr>
+            </w:pPr>
+            <w:r>
+              <w:rPr>
+                <w:rFonts w:ascii="黑体" w:eastAsia="黑体" w:hAnsi="黑体"/>
+              </w:rPr>
+              <w:t>PPT课件JSON生成→pptx构建</w:t>
+            </w:r>
+          </w:p>
+        </w:tc>
+        <w:tc>
+          <w:tcPr>
+            <w:tcW w:w="1728" w:type="dxa"/>
+          </w:tcPr>
+          <w:p>
+            <w:pPr>
+              <w:rPr>
+                <w:rFonts w:ascii="黑体" w:eastAsia="黑体" w:hAnsi="黑体" w:hint="eastAsia"/>
+              </w:rPr>
+            </w:pPr>
+            <w:r>
+              <w:rPr>
+                <w:rFonts w:ascii="黑体" w:eastAsia="黑体" w:hAnsi="黑体"/>
+              </w:rPr>
+              <w:t>知识点+画像</w:t>
+            </w:r>
+          </w:p>
+        </w:tc>
+        <w:tc>
+          <w:tcPr>
+            <w:tcW w:w="1728" w:type="dxa"/>
+          </w:tcPr>
+          <w:p>
+            <w:pPr>
+              <w:rPr>
+                <w:rFonts w:ascii="黑体" w:eastAsia="黑体" w:hAnsi="黑体" w:hint="eastAsia"/>
+              </w:rPr>
+            </w:pPr>
+            <w:r>
+              <w:rPr>
+                <w:rFonts w:ascii="黑体" w:eastAsia="黑体" w:hAnsi="黑体"/>
+              </w:rPr>
+              <w:t>PPT下载链接</w:t>
+            </w:r>
+          </w:p>
+        </w:tc>
+      </w:tr>
+      <w:tr>
+        <w:trPr>
+          <w:jc w:val="center"/>
+        </w:trPr>
+        <w:tc>
+          <w:tcPr>
+            <w:tcW w:w="1728" w:type="dxa"/>
+          </w:tcPr>
+          <w:p>
+            <w:pPr>
+              <w:rPr>
+                <w:rFonts w:ascii="黑体" w:eastAsia="黑体" w:hAnsi="黑体" w:hint="eastAsia"/>
+              </w:rPr>
+            </w:pPr>
+            <w:r>
+              <w:rPr>
+                <w:rFonts w:ascii="黑体" w:eastAsia="黑体" w:hAnsi="黑体"/>
+              </w:rPr>
+              <w:t>PathAgent</w:t>
+            </w:r>
+          </w:p>
+        </w:tc>
+        <w:tc>
+          <w:tcPr>
+            <w:tcW w:w="1728" w:type="dxa"/>
+          </w:tcPr>
+          <w:p>
+            <w:pPr>
+              <w:rPr>
+                <w:rFonts w:ascii="黑体" w:eastAsia="黑体" w:hAnsi="黑体" w:hint="eastAsia"/>
+              </w:rPr>
+            </w:pPr>
+            <w:r>
+              <w:rPr>
+                <w:rFonts w:ascii="黑体" w:eastAsia="黑体" w:hAnsi="黑体"/>
+              </w:rPr>
+              <w:t>教育规划师</w:t>
+            </w:r>
+          </w:p>
+        </w:tc>
+        <w:tc>
+          <w:tcPr>
+            <w:tcW w:w="1728" w:type="dxa"/>
+          </w:tcPr>
+          <w:p>
+            <w:pPr>
+              <w:rPr>
+                <w:rFonts w:ascii="黑体" w:eastAsia="黑体" w:hAnsi="黑体" w:hint="eastAsia"/>
+                <w:lang w:eastAsia="zh-CN"/>
+              </w:rPr>
+            </w:pPr>
+            <w:r>
+              <w:rPr>
+                <w:rFonts w:ascii="黑体" w:eastAsia="黑体" w:hAnsi="黑体"/>
+                <w:lang w:eastAsia="zh-CN"/>
+              </w:rPr>
+              <w:t>知识图谱驱动</w:t>
+            </w:r>
+            <w:r>
+              <w:rPr>
+                <w:rFonts w:ascii="黑体" w:eastAsia="黑体" w:hAnsi="黑体"/>
+                <w:lang w:eastAsia="zh-CN"/>
+              </w:rPr>
+              <w:lastRenderedPageBreak/>
+              <w:t>学习路径规划</w:t>
+            </w:r>
+          </w:p>
+        </w:tc>
+        <w:tc>
+          <w:tcPr>
+            <w:tcW w:w="1728" w:type="dxa"/>
+          </w:tcPr>
+          <w:p>
+            <w:pPr>
+              <w:rPr>
+                <w:rFonts w:ascii="黑体" w:eastAsia="黑体" w:hAnsi="黑体" w:hint="eastAsia"/>
+              </w:rPr>
+            </w:pPr>
+            <w:r>
+              <w:rPr>
+                <w:rFonts w:ascii="黑体" w:eastAsia="黑体" w:hAnsi="黑体"/>
+              </w:rPr>
+              <w:lastRenderedPageBreak/>
+              <w:t>画像+课程</w:t>
+            </w:r>
+          </w:p>
+        </w:tc>
+        <w:tc>
+          <w:tcPr>
+            <w:tcW w:w="1728" w:type="dxa"/>
+          </w:tcPr>
+          <w:p>
+            <w:pPr>
+              <w:rPr>
+                <w:rFonts w:ascii="黑体" w:eastAsia="黑体" w:hAnsi="黑体" w:hint="eastAsia"/>
+              </w:rPr>
+            </w:pPr>
+            <w:r>
+              <w:rPr>
+                <w:rFonts w:ascii="黑体" w:eastAsia="黑体" w:hAnsi="黑体"/>
+              </w:rPr>
+              <w:t>JSON路径节点</w:t>
+            </w:r>
+          </w:p>
+        </w:tc>
+      </w:tr>
+      <w:tr>
+        <w:trPr>
+          <w:jc w:val="center"/>
+        </w:trPr>
+        <w:tc>
+          <w:tcPr>
+            <w:tcW w:w="1728" w:type="dxa"/>
+          </w:tcPr>
+          <w:p>
+            <w:pPr>
+              <w:rPr>
+                <w:rFonts w:ascii="黑体" w:eastAsia="黑体" w:hAnsi="黑体" w:hint="eastAsia"/>
+              </w:rPr>
+            </w:pPr>
+            <w:r>
+              <w:rPr>
+                <w:rFonts w:ascii="黑体" w:eastAsia="黑体" w:hAnsi="黑体"/>
+              </w:rPr>
+              <w:t>TutorAgent</w:t>
+            </w:r>
+          </w:p>
+        </w:tc>
+        <w:tc>
+          <w:tcPr>
+            <w:tcW w:w="1728" w:type="dxa"/>
+          </w:tcPr>
+          <w:p>
+            <w:pPr>
+              <w:rPr>
+                <w:rFonts w:ascii="黑体" w:eastAsia="黑体" w:hAnsi="黑体" w:hint="eastAsia"/>
+              </w:rPr>
+            </w:pPr>
+            <w:r>
+              <w:rPr>
+                <w:rFonts w:ascii="黑体" w:eastAsia="黑体" w:hAnsi="黑体"/>
+              </w:rPr>
+              <w:t>AI助教</w:t>
+            </w:r>
+          </w:p>
+        </w:tc>
+        <w:tc>
+          <w:tcPr>
+            <w:tcW w:w="1728" w:type="dxa"/>
+          </w:tcPr>
+          <w:p>
+            <w:pPr>
+              <w:rPr>
+                <w:rFonts w:ascii="黑体" w:eastAsia="黑体" w:hAnsi="黑体" w:hint="eastAsia"/>
+                <w:lang w:eastAsia="zh-CN"/>
+              </w:rPr>
+            </w:pPr>
+            <w:r>
+              <w:rPr>
+                <w:rFonts w:ascii="黑体" w:eastAsia="黑体" w:hAnsi="黑体"/>
+                <w:lang w:eastAsia="zh-CN"/>
+              </w:rPr>
+              <w:t>7步辅导流程多模态答疑</w:t>
+            </w:r>
+          </w:p>
+        </w:tc>
+        <w:tc>
+          <w:tcPr>
+            <w:tcW w:w="1728" w:type="dxa"/>
+          </w:tcPr>
+          <w:p>
+            <w:pPr>
+              <w:rPr>
+                <w:rFonts w:ascii="黑体" w:eastAsia="黑体" w:hAnsi="黑体" w:hint="eastAsia"/>
+              </w:rPr>
+            </w:pPr>
+            <w:r>
+              <w:rPr>
+                <w:rFonts w:ascii="黑体" w:eastAsia="黑体" w:hAnsi="黑体"/>
+              </w:rPr>
+              <w:t>具体问题+画像</w:t>
+            </w:r>
+          </w:p>
+        </w:tc>
+        <w:tc>
+          <w:tcPr>
+            <w:tcW w:w="1728" w:type="dxa"/>
+          </w:tcPr>
+          <w:p>
+            <w:pPr>
+              <w:rPr>
+                <w:rFonts w:ascii="黑体" w:eastAsia="黑体" w:hAnsi="黑体" w:hint="eastAsia"/>
+              </w:rPr>
+            </w:pPr>
+            <w:r>
+              <w:rPr>
+                <w:rFonts w:ascii="黑体" w:eastAsia="黑体" w:hAnsi="黑体"/>
+              </w:rPr>
+              <w:t>分步讲解</w:t>
+            </w:r>
+          </w:p>
+        </w:tc>
+      </w:tr>
+      <w:tr>
+        <w:trPr>
+          <w:jc w:val="center"/>
+        </w:trPr>
+        <w:tc>
+          <w:tcPr>
+            <w:tcW w:w="1728" w:type="dxa"/>
+          </w:tcPr>
+          <w:p>
+            <w:pPr>
+              <w:rPr>
+                <w:rFonts w:ascii="黑体" w:eastAsia="黑体" w:hAnsi="黑体" w:hint="eastAsia"/>
+              </w:rPr>
+            </w:pPr>
+            <w:r>
+              <w:rPr>
+                <w:rFonts w:ascii="黑体" w:eastAsia="黑体" w:hAnsi="黑体"/>
+              </w:rPr>
+              <w:t>EvalAgent</w:t>
+            </w:r>
+          </w:p>
+        </w:tc>
+        <w:tc>
+          <w:tcPr>
+            <w:tcW w:w="1728" w:type="dxa"/>
+          </w:tcPr>
+          <w:p>
+            <w:pPr>
+              <w:rPr>
+                <w:rFonts w:ascii="黑体" w:eastAsia="黑体" w:hAnsi="黑体" w:hint="eastAsia"/>
+              </w:rPr>
+            </w:pPr>
+            <w:r>
+              <w:rPr>
+                <w:rFonts w:ascii="黑体" w:eastAsia="黑体" w:hAnsi="黑体"/>
+              </w:rPr>
+              <w:t>评估专家</w:t>
+            </w:r>
+          </w:p>
+        </w:tc>
+        <w:tc>
+          <w:tcPr>
+            <w:tcW w:w="1728" w:type="dxa"/>
+          </w:tcPr>
+          <w:p>
+            <w:pPr>
+              <w:rPr>
+                <w:rFonts w:ascii="黑体" w:eastAsia="黑体" w:hAnsi="黑体" w:hint="eastAsia"/>
+              </w:rPr>
+            </w:pPr>
+            <w:r>
+              <w:rPr>
+                <w:rFonts w:ascii="黑体" w:eastAsia="黑体" w:hAnsi="黑体"/>
+              </w:rPr>
+              <w:t>5维学习效果评估</w:t>
+            </w:r>
+          </w:p>
+        </w:tc>
+        <w:tc>
+          <w:tcPr>
+            <w:tcW w:w="1728" w:type="dxa"/>
+          </w:tcPr>
+          <w:p>
+            <w:pPr>
+              <w:rPr>
+                <w:rFonts w:ascii="黑体" w:eastAsia="黑体" w:hAnsi="黑体" w:hint="eastAsia"/>
+              </w:rPr>
+            </w:pPr>
+            <w:r>
+              <w:rPr>
+                <w:rFonts w:ascii="黑体" w:eastAsia="黑体" w:hAnsi="黑体"/>
+              </w:rPr>
+              <w:t>画像+历史数据</w:t>
+            </w:r>
+          </w:p>
+        </w:tc>
+        <w:tc>
+          <w:tcPr>
+            <w:tcW w:w="1728" w:type="dxa"/>
+          </w:tcPr>
+          <w:p>
+            <w:pPr>
+              <w:rPr>
+                <w:rFonts w:ascii="黑体" w:eastAsia="黑体" w:hAnsi="黑体" w:hint="eastAsia"/>
+              </w:rPr>
+            </w:pPr>
+            <w:r>
+              <w:rPr>
+                <w:rFonts w:ascii="黑体" w:eastAsia="黑体" w:hAnsi="黑体"/>
+              </w:rPr>
+              <w:t>评估报告JSON</w:t>
+            </w:r>
+          </w:p>
+        </w:tc>
+      </w:tr>
+    </w:tbl>
+    <w:p>
+      <w:pPr>
+        <w:pStyle w:val="1"/>
+        <w:rPr>
+          <w:rFonts w:ascii="黑体" w:eastAsia="黑体" w:hAnsi="黑体"/>
+          <w:color w:val="auto"/>
+          <w:lang w:eastAsia="zh-CN"/>
+        </w:rPr>
+      </w:pPr>
+      <w:r>
+        <w:rPr>
+          <w:rFonts w:ascii="黑体" w:eastAsia="黑体" w:hAnsi="黑体"/>
+          <w:color w:val="auto"/>
+          <w:lang w:eastAsia="zh-CN"/>
+        </w:rPr>
+        <w:t>三、核心数据流</w:t>
+      </w:r>
+    </w:p>
+    <w:p>
+      <w:pPr>
+        <w:rPr>
+          <w:rFonts w:ascii="黑体" w:eastAsia="黑体" w:hAnsi="黑体" w:hint="eastAsia"/>
+          <w:lang w:eastAsia="zh-CN"/>
+        </w:rPr>
+      </w:pPr>
+      <w:r>
+        <w:rPr>
+          <w:rFonts w:ascii="黑体" w:eastAsia="黑体" w:hAnsi="黑体"/>
+          <w:b/>
+          <w:lang w:eastAsia="zh-CN"/>
+        </w:rPr>
+        <w:t>3.1 对话与资源生成流程</w:t>
+      </w:r>
+    </w:p>
+    <w:p>
+      <w:pPr>
+        <w:rPr>
+          <w:rFonts w:ascii="黑体" w:eastAsia="黑体" w:hAnsi="黑体" w:hint="eastAsia"/>
+        </w:rPr>
+      </w:pPr>
+      <w:r>
+        <w:rPr>
+          <w:rFonts w:ascii="黑体" w:eastAsia="黑体" w:hAnsi="黑体"/>
+        </w:rPr>
+        <w:t>用户输入 → 安全过滤 → Orchestrator.classify_intent() → [INTENT:xxx]正则直接命中 或 LLM分类 → 路由到对应Agent → Agent.chat_stream()逐token生成 → SSE流式输出 → 前端打字机动画渲染 → 流结束后：画像自动提取更新 + 资源按意图类型自动保存</w:t>
+      </w:r>
+    </w:p>
+    <w:p>
+      <w:pPr>
+        <w:rPr>
+          <w:rFonts w:ascii="黑体" w:eastAsia="黑体" w:hAnsi="黑体" w:hint="eastAsia"/>
+        </w:rPr>
+      </w:pPr>
+      <w:r>
+        <w:rPr>
+          <w:rFonts w:ascii="黑体" w:eastAsia="黑体" w:hAnsi="黑体"/>
+          <w:b/>
+        </w:rPr>
+        <w:t>3.2 画像更新流程</w:t>
+      </w:r>
+    </w:p>
+    <w:p>
+      <w:pPr>
+        <w:rPr>
+          <w:rFonts w:ascii="黑体" w:eastAsia="黑体" w:hAnsi="黑体" w:hint="eastAsia"/>
+        </w:rPr>
+      </w:pPr>
+      <w:r>
+        <w:rPr>
+          <w:rFonts w:ascii="黑体" w:eastAsia="黑体" w:hAnsi="黑体"/>
+        </w:rPr>
+        <w:t>每条消息处理后：合并已有画像 + 用户消息 → LLM提取六维字段 → 增量合并（已有字段未提及则保留）→ db_update_profile()持久化</w:t>
+      </w:r>
+    </w:p>
+    <w:p>
+      <w:pPr>
+        <w:rPr>
+          <w:rFonts w:ascii="黑体" w:eastAsia="黑体" w:hAnsi="黑体" w:hint="eastAsia"/>
+        </w:rPr>
+      </w:pPr>
+      <w:r>
+        <w:rPr>
+          <w:rFonts w:ascii="黑体" w:eastAsia="黑体" w:hAnsi="黑体"/>
+          <w:b/>
+        </w:rPr>
+        <w:t>3.3 路径资源推送流程</w:t>
+      </w:r>
+    </w:p>
+    <w:p>
+      <w:pPr>
+        <w:rPr>
+          <w:rFonts w:ascii="黑体" w:eastAsia="黑体" w:hAnsi="黑体" w:hint="eastAsia"/>
+        </w:rPr>
+      </w:pPr>
+      <w:r>
+        <w:rPr>
+          <w:rFonts w:ascii="黑体" w:eastAsia="黑体" w:hAnsi="黑体"/>
+        </w:rPr>
+        <w:t>路径页点击"生成讲义/代码等"按钮 → 携带节点上下文（course/topic/goal/student_summary）→ POST /api/path/generate-resources → 选择对应Agent流式生成 → 完成后自动保存到learning_resources表</w:t>
+      </w:r>
+    </w:p>
+    <w:p>
+      <w:pPr>
+        <w:rPr>
+          <w:rFonts w:ascii="黑体" w:eastAsia="黑体" w:hAnsi="黑体" w:hint="eastAsia"/>
+        </w:rPr>
+      </w:pPr>
+      <w:r>
+        <w:rPr>
+          <w:rFonts w:ascii="黑体" w:eastAsia="黑体" w:hAnsi="黑体"/>
+          <w:b/>
+        </w:rPr>
+        <w:t>3.4 评估流程</w:t>
+      </w:r>
+    </w:p>
+    <w:p>
+      <w:pPr>
+        <w:rPr>
+          <w:rFonts w:ascii="黑体" w:eastAsia="黑体" w:hAnsi="黑体" w:hint="eastAsia"/>
+        </w:rPr>
+      </w:pPr>
+      <w:r>
+        <w:rPr>
+          <w:rFonts w:ascii="黑体" w:eastAsia="黑体" w:hAnsi="黑体"/>
+        </w:rPr>
+        <w:t>手动触发：点击"重新评估" → POST /api/evaluate/trigger → 组装画像+聊天记录+资源列表上下文 → EvalAgent生成评估JSON → save_evaluation()持久化 → 前端雷达图渲染</w:t>
+      </w:r>
+      <w:r>
+        <w:rPr>
+          <w:rFonts w:ascii="黑体" w:eastAsia="黑体" w:hAnsi="黑体"/>
+        </w:rPr>
+        <w:br/>
+        <w:t>自动触发：对话中Orchestrator识别evaluate意图 → EvalAgent回复 → 后端正则提取块 → save_evaluation()</w:t>
       </w:r>
     </w:p>
     <w:p>
       <w:pPr>
         <w:pStyle w:val="1"/>
         <w:rPr>
-          <w:rFonts w:ascii="宋体" w:eastAsia="宋体" w:hAnsi="宋体"/>
+          <w:rFonts w:ascii="黑体" w:eastAsia="黑体" w:hAnsi="黑体"/>
+          <w:color w:val="auto"/>
+          <w:lang w:eastAsia="zh-CN"/>
         </w:rPr>
       </w:pPr>
       <w:r>
         <w:rPr>
-          <w:rFonts w:ascii="宋体" w:eastAsia="宋体" w:hAnsi="宋体"/>
-          <w:color w:val="1A1A2E"/>
+          <w:rFonts w:ascii="黑体" w:eastAsia="黑体" w:hAnsi="黑体"/>
+          <w:color w:val="auto"/>
+          <w:lang w:eastAsia="zh-CN"/>
         </w:rPr>
-        <w:t>二、Agent 体系（11个Agent）</w:t>
+        <w:t>四、数据库设计</w:t>
+      </w:r>
+    </w:p>
+    <w:p>
+      <w:pPr>
+        <w:rPr>
+          <w:rFonts w:ascii="黑体" w:eastAsia="黑体" w:hAnsi="黑体" w:hint="eastAsia"/>
+          <w:lang w:eastAsia="zh-CN"/>
+        </w:rPr>
+      </w:pPr>
+      <w:r>
+        <w:rPr>
+          <w:rFonts w:ascii="黑体" w:eastAsia="黑体" w:hAnsi="黑体"/>
+          <w:lang w:eastAsia="zh-CN"/>
+        </w:rPr>
+        <w:t>SQLite数据库，WAL模式，共6张表：</w:t>
       </w:r>
     </w:p>
     <w:tbl>
       <w:tblPr>
-        <w:tblStyle w:val="-11"/>
+        <w:tblStyle w:val="aff1"/>
         <w:tblW w:w="0" w:type="auto"/>
+        <w:jc w:val="center"/>
         <w:tblLook w:val="04A0" w:firstRow="1" w:lastRow="0" w:firstColumn="1" w:lastColumn="0" w:noHBand="0" w:noVBand="1"/>
       </w:tblPr>
       <w:tblGrid>
@@ -103,24 +1705,26 @@
       </w:tblGrid>
       <w:tr>
         <w:trPr>
-          <w:cnfStyle w:val="100000000000" w:firstRow="1" w:lastRow="0" w:firstColumn="0" w:lastColumn="0" w:oddVBand="0" w:evenVBand="0" w:oddHBand="0" w:evenHBand="0" w:firstRowFirstColumn="0" w:firstRowLastColumn="0" w:lastRowFirstColumn="0" w:lastRowLastColumn="0"/>
+          <w:jc w:val="center"/>
         </w:trPr>
         <w:tc>
           <w:tcPr>
-            <w:cnfStyle w:val="001000000000" w:firstRow="0" w:lastRow="0" w:firstColumn="1" w:lastColumn="0" w:oddVBand="0" w:evenVBand="0" w:oddHBand="0" w:evenHBand="0" w:firstRowFirstColumn="0" w:firstRowLastColumn="0" w:lastRowFirstColumn="0" w:lastRowLastColumn="0"/>
             <w:tcW w:w="2880" w:type="dxa"/>
           </w:tcPr>
           <w:p>
             <w:pPr>
               <w:rPr>
-                <w:rFonts w:ascii="宋体" w:eastAsia="宋体" w:hAnsi="宋体"/>
+                <w:rFonts w:ascii="黑体" w:eastAsia="黑体" w:hAnsi="黑体" w:hint="eastAsia"/>
+                <w:szCs w:val="32"/>
               </w:rPr>
             </w:pPr>
             <w:r>
               <w:rPr>
-                <w:rFonts w:ascii="宋体" w:eastAsia="宋体" w:hAnsi="宋体"/>
-              </w:rPr>
-              <w:t>Agent</w:t>
+                <w:rFonts w:ascii="黑体" w:eastAsia="黑体" w:hAnsi="黑体"/>
+                <w:b/>
+                <w:szCs w:val="32"/>
+              </w:rPr>
+              <w:t>表名</w:t>
             </w:r>
           </w:p>
         </w:tc>
@@ -130,14 +1734,528 @@
           </w:tcPr>
           <w:p>
             <w:pPr>
-              <w:cnfStyle w:val="100000000000" w:firstRow="1" w:lastRow="0" w:firstColumn="0" w:lastColumn="0" w:oddVBand="0" w:evenVBand="0" w:oddHBand="0" w:evenHBand="0" w:firstRowFirstColumn="0" w:firstRowLastColumn="0" w:lastRowFirstColumn="0" w:lastRowLastColumn="0"/>
-              <w:rPr>
-                <w:rFonts w:ascii="宋体" w:eastAsia="宋体" w:hAnsi="宋体"/>
+              <w:rPr>
+                <w:rFonts w:ascii="黑体" w:eastAsia="黑体" w:hAnsi="黑体" w:hint="eastAsia"/>
+                <w:szCs w:val="32"/>
               </w:rPr>
             </w:pPr>
             <w:r>
               <w:rPr>
-                <w:rFonts w:ascii="宋体" w:eastAsia="宋体" w:hAnsi="宋体"/>
+                <w:rFonts w:ascii="黑体" w:eastAsia="黑体" w:hAnsi="黑体"/>
+                <w:b/>
+                <w:szCs w:val="32"/>
+              </w:rPr>
+              <w:t>字段</w:t>
+            </w:r>
+          </w:p>
+        </w:tc>
+        <w:tc>
+          <w:tcPr>
+            <w:tcW w:w="2880" w:type="dxa"/>
+          </w:tcPr>
+          <w:p>
+            <w:pPr>
+              <w:rPr>
+                <w:rFonts w:ascii="黑体" w:eastAsia="黑体" w:hAnsi="黑体" w:hint="eastAsia"/>
+                <w:szCs w:val="32"/>
+              </w:rPr>
+            </w:pPr>
+            <w:r>
+              <w:rPr>
+                <w:rFonts w:ascii="黑体" w:eastAsia="黑体" w:hAnsi="黑体"/>
+                <w:b/>
+                <w:szCs w:val="32"/>
+              </w:rPr>
+              <w:t>说明</w:t>
+            </w:r>
+          </w:p>
+        </w:tc>
+      </w:tr>
+      <w:tr>
+        <w:trPr>
+          <w:jc w:val="center"/>
+        </w:trPr>
+        <w:tc>
+          <w:tcPr>
+            <w:tcW w:w="2880" w:type="dxa"/>
+          </w:tcPr>
+          <w:p>
+            <w:pPr>
+              <w:rPr>
+                <w:rFonts w:ascii="黑体" w:eastAsia="黑体" w:hAnsi="黑体" w:hint="eastAsia"/>
+                <w:szCs w:val="32"/>
+              </w:rPr>
+            </w:pPr>
+            <w:r>
+              <w:rPr>
+                <w:rFonts w:ascii="黑体" w:eastAsia="黑体" w:hAnsi="黑体"/>
+                <w:szCs w:val="32"/>
+              </w:rPr>
+              <w:t>users</w:t>
+            </w:r>
+          </w:p>
+        </w:tc>
+        <w:tc>
+          <w:tcPr>
+            <w:tcW w:w="2880" w:type="dxa"/>
+          </w:tcPr>
+          <w:p>
+            <w:pPr>
+              <w:rPr>
+                <w:rFonts w:ascii="黑体" w:eastAsia="黑体" w:hAnsi="黑体" w:hint="eastAsia"/>
+                <w:szCs w:val="32"/>
+              </w:rPr>
+            </w:pPr>
+            <w:r>
+              <w:rPr>
+                <w:rFonts w:ascii="黑体" w:eastAsia="黑体" w:hAnsi="黑体"/>
+                <w:szCs w:val="32"/>
+              </w:rPr>
+              <w:t>id, username(UNIQUE), password_hash, nickname, token(UNIQUE), created_at</w:t>
+            </w:r>
+          </w:p>
+        </w:tc>
+        <w:tc>
+          <w:tcPr>
+            <w:tcW w:w="2880" w:type="dxa"/>
+          </w:tcPr>
+          <w:p>
+            <w:pPr>
+              <w:rPr>
+                <w:rFonts w:ascii="黑体" w:eastAsia="黑体" w:hAnsi="黑体" w:hint="eastAsia"/>
+                <w:szCs w:val="32"/>
+              </w:rPr>
+            </w:pPr>
+            <w:r>
+              <w:rPr>
+                <w:rFonts w:ascii="黑体" w:eastAsia="黑体" w:hAnsi="黑体"/>
+                <w:szCs w:val="32"/>
+              </w:rPr>
+              <w:t>用户表，密码SHA256+Salt</w:t>
+            </w:r>
+          </w:p>
+        </w:tc>
+      </w:tr>
+      <w:tr>
+        <w:trPr>
+          <w:jc w:val="center"/>
+        </w:trPr>
+        <w:tc>
+          <w:tcPr>
+            <w:tcW w:w="2880" w:type="dxa"/>
+          </w:tcPr>
+          <w:p>
+            <w:pPr>
+              <w:rPr>
+                <w:rFonts w:ascii="黑体" w:eastAsia="黑体" w:hAnsi="黑体" w:hint="eastAsia"/>
+                <w:szCs w:val="32"/>
+              </w:rPr>
+            </w:pPr>
+            <w:r>
+              <w:rPr>
+                <w:rFonts w:ascii="黑体" w:eastAsia="黑体" w:hAnsi="黑体"/>
+                <w:szCs w:val="32"/>
+              </w:rPr>
+              <w:t>student_profiles</w:t>
+            </w:r>
+          </w:p>
+        </w:tc>
+        <w:tc>
+          <w:tcPr>
+            <w:tcW w:w="2880" w:type="dxa"/>
+          </w:tcPr>
+          <w:p>
+            <w:pPr>
+              <w:rPr>
+                <w:rFonts w:ascii="黑体" w:eastAsia="黑体" w:hAnsi="黑体" w:hint="eastAsia"/>
+                <w:szCs w:val="32"/>
+              </w:rPr>
+            </w:pPr>
+            <w:r>
+              <w:rPr>
+                <w:rFonts w:ascii="黑体" w:eastAsia="黑体" w:hAnsi="黑体"/>
+                <w:szCs w:val="32"/>
+              </w:rPr>
+              <w:t xml:space="preserve">id, user_id(UNIQUE FK), </w:t>
+            </w:r>
+            <w:r>
+              <w:rPr>
+                <w:rFonts w:ascii="黑体" w:eastAsia="黑体" w:hAnsi="黑体"/>
+                <w:szCs w:val="32"/>
+              </w:rPr>
+              <w:lastRenderedPageBreak/>
+              <w:t>profile_json, updated_at</w:t>
+            </w:r>
+          </w:p>
+        </w:tc>
+        <w:tc>
+          <w:tcPr>
+            <w:tcW w:w="2880" w:type="dxa"/>
+          </w:tcPr>
+          <w:p>
+            <w:pPr>
+              <w:rPr>
+                <w:rFonts w:ascii="黑体" w:eastAsia="黑体" w:hAnsi="黑体" w:hint="eastAsia"/>
+                <w:szCs w:val="32"/>
+                <w:lang w:eastAsia="zh-CN"/>
+              </w:rPr>
+            </w:pPr>
+            <w:r>
+              <w:rPr>
+                <w:rFonts w:ascii="黑体" w:eastAsia="黑体" w:hAnsi="黑体"/>
+                <w:szCs w:val="32"/>
+                <w:lang w:eastAsia="zh-CN"/>
+              </w:rPr>
+              <w:lastRenderedPageBreak/>
+              <w:t>画像表，JSON存储6维字</w:t>
+            </w:r>
+            <w:r>
+              <w:rPr>
+                <w:rFonts w:ascii="黑体" w:eastAsia="黑体" w:hAnsi="黑体"/>
+                <w:szCs w:val="32"/>
+                <w:lang w:eastAsia="zh-CN"/>
+              </w:rPr>
+              <w:lastRenderedPageBreak/>
+              <w:t>段</w:t>
+            </w:r>
+          </w:p>
+        </w:tc>
+      </w:tr>
+      <w:tr>
+        <w:trPr>
+          <w:jc w:val="center"/>
+        </w:trPr>
+        <w:tc>
+          <w:tcPr>
+            <w:tcW w:w="2880" w:type="dxa"/>
+          </w:tcPr>
+          <w:p>
+            <w:pPr>
+              <w:rPr>
+                <w:rFonts w:ascii="黑体" w:eastAsia="黑体" w:hAnsi="黑体" w:hint="eastAsia"/>
+                <w:szCs w:val="32"/>
+              </w:rPr>
+            </w:pPr>
+            <w:r>
+              <w:rPr>
+                <w:rFonts w:ascii="黑体" w:eastAsia="黑体" w:hAnsi="黑体"/>
+                <w:szCs w:val="32"/>
+              </w:rPr>
+              <w:lastRenderedPageBreak/>
+              <w:t>learning_resources</w:t>
+            </w:r>
+          </w:p>
+        </w:tc>
+        <w:tc>
+          <w:tcPr>
+            <w:tcW w:w="2880" w:type="dxa"/>
+          </w:tcPr>
+          <w:p>
+            <w:pPr>
+              <w:rPr>
+                <w:rFonts w:ascii="黑体" w:eastAsia="黑体" w:hAnsi="黑体" w:hint="eastAsia"/>
+                <w:szCs w:val="32"/>
+              </w:rPr>
+            </w:pPr>
+            <w:r>
+              <w:rPr>
+                <w:rFonts w:ascii="黑体" w:eastAsia="黑体" w:hAnsi="黑体"/>
+                <w:szCs w:val="32"/>
+              </w:rPr>
+              <w:t>id, user_id(FK), resource_type, topic, title, content, agent, created_at</w:t>
+            </w:r>
+          </w:p>
+        </w:tc>
+        <w:tc>
+          <w:tcPr>
+            <w:tcW w:w="2880" w:type="dxa"/>
+          </w:tcPr>
+          <w:p>
+            <w:pPr>
+              <w:rPr>
+                <w:rFonts w:ascii="黑体" w:eastAsia="黑体" w:hAnsi="黑体" w:hint="eastAsia"/>
+                <w:szCs w:val="32"/>
+              </w:rPr>
+            </w:pPr>
+            <w:r>
+              <w:rPr>
+                <w:rFonts w:ascii="黑体" w:eastAsia="黑体" w:hAnsi="黑体"/>
+                <w:szCs w:val="32"/>
+              </w:rPr>
+              <w:t>资源表，7种类型</w:t>
+            </w:r>
+          </w:p>
+        </w:tc>
+      </w:tr>
+      <w:tr>
+        <w:trPr>
+          <w:jc w:val="center"/>
+        </w:trPr>
+        <w:tc>
+          <w:tcPr>
+            <w:tcW w:w="2880" w:type="dxa"/>
+          </w:tcPr>
+          <w:p>
+            <w:pPr>
+              <w:rPr>
+                <w:rFonts w:ascii="黑体" w:eastAsia="黑体" w:hAnsi="黑体" w:hint="eastAsia"/>
+                <w:szCs w:val="32"/>
+              </w:rPr>
+            </w:pPr>
+            <w:r>
+              <w:rPr>
+                <w:rFonts w:ascii="黑体" w:eastAsia="黑体" w:hAnsi="黑体"/>
+                <w:szCs w:val="32"/>
+              </w:rPr>
+              <w:t>learning_paths</w:t>
+            </w:r>
+          </w:p>
+        </w:tc>
+        <w:tc>
+          <w:tcPr>
+            <w:tcW w:w="2880" w:type="dxa"/>
+          </w:tcPr>
+          <w:p>
+            <w:pPr>
+              <w:rPr>
+                <w:rFonts w:ascii="黑体" w:eastAsia="黑体" w:hAnsi="黑体" w:hint="eastAsia"/>
+                <w:szCs w:val="32"/>
+              </w:rPr>
+            </w:pPr>
+            <w:r>
+              <w:rPr>
+                <w:rFonts w:ascii="黑体" w:eastAsia="黑体" w:hAnsi="黑体"/>
+                <w:szCs w:val="32"/>
+              </w:rPr>
+              <w:t>id, user_id(FK), course, path_json, status_json, created_at, updated_at</w:t>
+            </w:r>
+          </w:p>
+        </w:tc>
+        <w:tc>
+          <w:tcPr>
+            <w:tcW w:w="2880" w:type="dxa"/>
+          </w:tcPr>
+          <w:p>
+            <w:pPr>
+              <w:rPr>
+                <w:rFonts w:ascii="黑体" w:eastAsia="黑体" w:hAnsi="黑体" w:hint="eastAsia"/>
+                <w:szCs w:val="32"/>
+              </w:rPr>
+            </w:pPr>
+            <w:r>
+              <w:rPr>
+                <w:rFonts w:ascii="黑体" w:eastAsia="黑体" w:hAnsi="黑体"/>
+                <w:szCs w:val="32"/>
+              </w:rPr>
+              <w:t>路径表，UNIQUE(user_id,course)</w:t>
+            </w:r>
+          </w:p>
+        </w:tc>
+      </w:tr>
+      <w:tr>
+        <w:trPr>
+          <w:jc w:val="center"/>
+        </w:trPr>
+        <w:tc>
+          <w:tcPr>
+            <w:tcW w:w="2880" w:type="dxa"/>
+          </w:tcPr>
+          <w:p>
+            <w:pPr>
+              <w:rPr>
+                <w:rFonts w:ascii="黑体" w:eastAsia="黑体" w:hAnsi="黑体" w:hint="eastAsia"/>
+                <w:szCs w:val="32"/>
+              </w:rPr>
+            </w:pPr>
+            <w:r>
+              <w:rPr>
+                <w:rFonts w:ascii="黑体" w:eastAsia="黑体" w:hAnsi="黑体"/>
+                <w:szCs w:val="32"/>
+              </w:rPr>
+              <w:t>chat_messages</w:t>
+            </w:r>
+          </w:p>
+        </w:tc>
+        <w:tc>
+          <w:tcPr>
+            <w:tcW w:w="2880" w:type="dxa"/>
+          </w:tcPr>
+          <w:p>
+            <w:pPr>
+              <w:rPr>
+                <w:rFonts w:ascii="黑体" w:eastAsia="黑体" w:hAnsi="黑体" w:hint="eastAsia"/>
+                <w:szCs w:val="32"/>
+              </w:rPr>
+            </w:pPr>
+            <w:r>
+              <w:rPr>
+                <w:rFonts w:ascii="黑体" w:eastAsia="黑体" w:hAnsi="黑体"/>
+                <w:szCs w:val="32"/>
+              </w:rPr>
+              <w:t>id, user_id(FK), role, text, created_at</w:t>
+            </w:r>
+          </w:p>
+        </w:tc>
+        <w:tc>
+          <w:tcPr>
+            <w:tcW w:w="2880" w:type="dxa"/>
+          </w:tcPr>
+          <w:p>
+            <w:pPr>
+              <w:rPr>
+                <w:rFonts w:ascii="黑体" w:eastAsia="黑体" w:hAnsi="黑体" w:hint="eastAsia"/>
+                <w:szCs w:val="32"/>
+                <w:lang w:eastAsia="zh-CN"/>
+              </w:rPr>
+            </w:pPr>
+            <w:r>
+              <w:rPr>
+                <w:rFonts w:ascii="黑体" w:eastAsia="黑体" w:hAnsi="黑体"/>
+                <w:szCs w:val="32"/>
+                <w:lang w:eastAsia="zh-CN"/>
+              </w:rPr>
+              <w:t>聊天记录表，分页查询</w:t>
+            </w:r>
+          </w:p>
+        </w:tc>
+      </w:tr>
+      <w:tr>
+        <w:trPr>
+          <w:jc w:val="center"/>
+        </w:trPr>
+        <w:tc>
+          <w:tcPr>
+            <w:tcW w:w="2880" w:type="dxa"/>
+          </w:tcPr>
+          <w:p>
+            <w:pPr>
+              <w:rPr>
+                <w:rFonts w:ascii="黑体" w:eastAsia="黑体" w:hAnsi="黑体" w:hint="eastAsia"/>
+                <w:szCs w:val="32"/>
+              </w:rPr>
+            </w:pPr>
+            <w:r>
+              <w:rPr>
+                <w:rFonts w:ascii="黑体" w:eastAsia="黑体" w:hAnsi="黑体"/>
+                <w:szCs w:val="32"/>
+              </w:rPr>
+              <w:t>evaluations</w:t>
+            </w:r>
+          </w:p>
+        </w:tc>
+        <w:tc>
+          <w:tcPr>
+            <w:tcW w:w="2880" w:type="dxa"/>
+          </w:tcPr>
+          <w:p>
+            <w:pPr>
+              <w:rPr>
+                <w:rFonts w:ascii="黑体" w:eastAsia="黑体" w:hAnsi="黑体" w:hint="eastAsia"/>
+                <w:szCs w:val="32"/>
+              </w:rPr>
+            </w:pPr>
+            <w:r>
+              <w:rPr>
+                <w:rFonts w:ascii="黑体" w:eastAsia="黑体" w:hAnsi="黑体"/>
+                <w:szCs w:val="32"/>
+              </w:rPr>
+              <w:t>id, user_id(FK), eval_json, created_at</w:t>
+            </w:r>
+          </w:p>
+        </w:tc>
+        <w:tc>
+          <w:tcPr>
+            <w:tcW w:w="2880" w:type="dxa"/>
+          </w:tcPr>
+          <w:p>
+            <w:pPr>
+              <w:rPr>
+                <w:rFonts w:ascii="黑体" w:eastAsia="黑体" w:hAnsi="黑体" w:hint="eastAsia"/>
+                <w:szCs w:val="32"/>
+                <w:lang w:eastAsia="zh-CN"/>
+              </w:rPr>
+            </w:pPr>
+            <w:r>
+              <w:rPr>
+                <w:rFonts w:ascii="黑体" w:eastAsia="黑体" w:hAnsi="黑体"/>
+                <w:szCs w:val="32"/>
+                <w:lang w:eastAsia="zh-CN"/>
+              </w:rPr>
+              <w:t>评估表，JSON存储5维评分</w:t>
+            </w:r>
+          </w:p>
+        </w:tc>
+      </w:tr>
+    </w:tbl>
+    <w:p>
+      <w:pPr>
+        <w:pStyle w:val="1"/>
+        <w:rPr>
+          <w:rFonts w:ascii="黑体" w:eastAsia="黑体" w:hAnsi="黑体"/>
+          <w:color w:val="auto"/>
+        </w:rPr>
+      </w:pPr>
+      <w:r>
+        <w:rPr>
+          <w:rFonts w:ascii="黑体" w:eastAsia="黑体" w:hAnsi="黑体"/>
+          <w:color w:val="auto"/>
+        </w:rPr>
+        <w:t>五、前端架构</w:t>
+      </w:r>
+    </w:p>
+    <w:tbl>
+      <w:tblPr>
+        <w:tblStyle w:val="aff1"/>
+        <w:tblW w:w="0" w:type="auto"/>
+        <w:jc w:val="center"/>
+        <w:tblLook w:val="04A0" w:firstRow="1" w:lastRow="0" w:firstColumn="1" w:lastColumn="0" w:noHBand="0" w:noVBand="1"/>
+      </w:tblPr>
+      <w:tblGrid>
+        <w:gridCol w:w="2880"/>
+        <w:gridCol w:w="2880"/>
+        <w:gridCol w:w="2880"/>
+      </w:tblGrid>
+      <w:tr>
+        <w:trPr>
+          <w:jc w:val="center"/>
+        </w:trPr>
+        <w:tc>
+          <w:tcPr>
+            <w:tcW w:w="2880" w:type="dxa"/>
+          </w:tcPr>
+          <w:p>
+            <w:pPr>
+              <w:rPr>
+                <w:rFonts w:ascii="黑体" w:eastAsia="黑体" w:hAnsi="黑体" w:hint="eastAsia"/>
+                <w:szCs w:val="32"/>
+              </w:rPr>
+            </w:pPr>
+            <w:r>
+              <w:rPr>
+                <w:rFonts w:ascii="黑体" w:eastAsia="黑体" w:hAnsi="黑体"/>
+                <w:b/>
+                <w:szCs w:val="32"/>
+              </w:rPr>
+              <w:t>组件/页面</w:t>
+            </w:r>
+          </w:p>
+        </w:tc>
+        <w:tc>
+          <w:tcPr>
+            <w:tcW w:w="2880" w:type="dxa"/>
+          </w:tcPr>
+          <w:p>
+            <w:pPr>
+              <w:rPr>
+                <w:rFonts w:ascii="黑体" w:eastAsia="黑体" w:hAnsi="黑体" w:hint="eastAsia"/>
+                <w:szCs w:val="32"/>
+              </w:rPr>
+            </w:pPr>
+            <w:r>
+              <w:rPr>
+                <w:rFonts w:ascii="黑体" w:eastAsia="黑体" w:hAnsi="黑体"/>
+                <w:b/>
+                <w:szCs w:val="32"/>
               </w:rPr>
               <w:t>职责</w:t>
             </w:r>
@@ -149,40 +2267,43 @@
           </w:tcPr>
           <w:p>
             <w:pPr>
-              <w:cnfStyle w:val="100000000000" w:firstRow="1" w:lastRow="0" w:firstColumn="0" w:lastColumn="0" w:oddVBand="0" w:evenVBand="0" w:oddHBand="0" w:evenHBand="0" w:firstRowFirstColumn="0" w:firstRowLastColumn="0" w:lastRowFirstColumn="0" w:lastRowLastColumn="0"/>
-              <w:rPr>
-                <w:rFonts w:ascii="宋体" w:eastAsia="宋体" w:hAnsi="宋体"/>
+              <w:rPr>
+                <w:rFonts w:ascii="黑体" w:eastAsia="黑体" w:hAnsi="黑体" w:hint="eastAsia"/>
+                <w:szCs w:val="32"/>
               </w:rPr>
             </w:pPr>
             <w:r>
               <w:rPr>
-                <w:rFonts w:ascii="宋体" w:eastAsia="宋体" w:hAnsi="宋体"/>
-              </w:rPr>
-              <w:t>系统提示词要点</w:t>
+                <w:rFonts w:ascii="黑体" w:eastAsia="黑体" w:hAnsi="黑体"/>
+                <w:b/>
+                <w:szCs w:val="32"/>
+              </w:rPr>
+              <w:t>核心技术</w:t>
             </w:r>
           </w:p>
         </w:tc>
       </w:tr>
       <w:tr>
         <w:trPr>
-          <w:cnfStyle w:val="000000100000" w:firstRow="0" w:lastRow="0" w:firstColumn="0" w:lastColumn="0" w:oddVBand="0" w:evenVBand="0" w:oddHBand="1" w:evenHBand="0" w:firstRowFirstColumn="0" w:firstRowLastColumn="0" w:lastRowFirstColumn="0" w:lastRowLastColumn="0"/>
+          <w:jc w:val="center"/>
         </w:trPr>
         <w:tc>
           <w:tcPr>
-            <w:cnfStyle w:val="001000000000" w:firstRow="0" w:lastRow="0" w:firstColumn="1" w:lastColumn="0" w:oddVBand="0" w:evenVBand="0" w:oddHBand="0" w:evenHBand="0" w:firstRowFirstColumn="0" w:firstRowLastColumn="0" w:lastRowFirstColumn="0" w:lastRowLastColumn="0"/>
             <w:tcW w:w="2880" w:type="dxa"/>
           </w:tcPr>
           <w:p>
             <w:pPr>
               <w:rPr>
-                <w:rFonts w:ascii="宋体" w:eastAsia="宋体" w:hAnsi="宋体"/>
+                <w:rFonts w:ascii="黑体" w:eastAsia="黑体" w:hAnsi="黑体" w:hint="eastAsia"/>
+                <w:szCs w:val="32"/>
               </w:rPr>
             </w:pPr>
             <w:r>
               <w:rPr>
-                <w:rFonts w:ascii="宋体" w:eastAsia="宋体" w:hAnsi="宋体"/>
-              </w:rPr>
-              <w:t>Orchestrator</w:t>
+                <w:rFonts w:ascii="黑体" w:eastAsia="黑体" w:hAnsi="黑体"/>
+                <w:szCs w:val="32"/>
+              </w:rPr>
+              <w:t>App.vue</w:t>
             </w:r>
           </w:p>
         </w:tc>
@@ -192,18 +2313,19 @@
           </w:tcPr>
           <w:p>
             <w:pPr>
-              <w:cnfStyle w:val="000000100000" w:firstRow="0" w:lastRow="0" w:firstColumn="0" w:lastColumn="0" w:oddVBand="0" w:evenVBand="0" w:oddHBand="1" w:evenHBand="0" w:firstRowFirstColumn="0" w:firstRowLastColumn="0" w:lastRowFirstColumn="0" w:lastRowLastColumn="0"/>
-              <w:rPr>
-                <w:rFonts w:ascii="宋体" w:eastAsia="宋体" w:hAnsi="宋体"/>
+              <w:rPr>
+                <w:rFonts w:ascii="黑体" w:eastAsia="黑体" w:hAnsi="黑体" w:hint="eastAsia"/>
+                <w:szCs w:val="32"/>
                 <w:lang w:eastAsia="zh-CN"/>
               </w:rPr>
             </w:pPr>
             <w:r>
               <w:rPr>
-                <w:rFonts w:ascii="宋体" w:eastAsia="宋体" w:hAnsi="宋体"/>
+                <w:rFonts w:ascii="黑体" w:eastAsia="黑体" w:hAnsi="黑体"/>
+                <w:szCs w:val="32"/>
                 <w:lang w:eastAsia="zh-CN"/>
               </w:rPr>
-              <w:t>意图识别、Agent调度</w:t>
+              <w:t>主布局（侧栏+内容区+路由出口）</w:t>
             </w:r>
           </w:p>
         </w:tc>
@@ -213,40 +2335,42 @@
           </w:tcPr>
           <w:p>
             <w:pPr>
-              <w:cnfStyle w:val="000000100000" w:firstRow="0" w:lastRow="0" w:firstColumn="0" w:lastColumn="0" w:oddVBand="0" w:evenVBand="0" w:oddHBand="1" w:evenHBand="0" w:firstRowFirstColumn="0" w:firstRowLastColumn="0" w:lastRowFirstColumn="0" w:lastRowLastColumn="0"/>
-              <w:rPr>
-                <w:rFonts w:ascii="宋体" w:eastAsia="宋体" w:hAnsi="宋体"/>
+              <w:rPr>
+                <w:rFonts w:ascii="黑体" w:eastAsia="黑体" w:hAnsi="黑体" w:hint="eastAsia"/>
+                <w:szCs w:val="32"/>
               </w:rPr>
             </w:pPr>
             <w:r>
               <w:rPr>
-                <w:rFonts w:ascii="宋体" w:eastAsia="宋体" w:hAnsi="宋体"/>
-              </w:rPr>
-              <w:t>11种意图分类规则，Layer1正则直连+Layer2 LLM匹配</w:t>
+                <w:rFonts w:ascii="黑体" w:eastAsia="黑体" w:hAnsi="黑体"/>
+                <w:szCs w:val="32"/>
+              </w:rPr>
+              <w:t>Vue Router + Transition动画</w:t>
             </w:r>
           </w:p>
         </w:tc>
       </w:tr>
       <w:tr>
         <w:trPr>
-          <w:cnfStyle w:val="000000010000" w:firstRow="0" w:lastRow="0" w:firstColumn="0" w:lastColumn="0" w:oddVBand="0" w:evenVBand="0" w:oddHBand="0" w:evenHBand="1" w:firstRowFirstColumn="0" w:firstRowLastColumn="0" w:lastRowFirstColumn="0" w:lastRowLastColumn="0"/>
+          <w:jc w:val="center"/>
         </w:trPr>
         <w:tc>
           <w:tcPr>
-            <w:cnfStyle w:val="001000000000" w:firstRow="0" w:lastRow="0" w:firstColumn="1" w:lastColumn="0" w:oddVBand="0" w:evenVBand="0" w:oddHBand="0" w:evenHBand="0" w:firstRowFirstColumn="0" w:firstRowLastColumn="0" w:lastRowFirstColumn="0" w:lastRowLastColumn="0"/>
             <w:tcW w:w="2880" w:type="dxa"/>
           </w:tcPr>
           <w:p>
             <w:pPr>
               <w:rPr>
-                <w:rFonts w:ascii="宋体" w:eastAsia="宋体" w:hAnsi="宋体"/>
+                <w:rFonts w:ascii="黑体" w:eastAsia="黑体" w:hAnsi="黑体" w:hint="eastAsia"/>
+                <w:szCs w:val="32"/>
               </w:rPr>
             </w:pPr>
             <w:r>
               <w:rPr>
-                <w:rFonts w:ascii="宋体" w:eastAsia="宋体" w:hAnsi="宋体"/>
-              </w:rPr>
-              <w:t>ProfileAgent</w:t>
+                <w:rFonts w:ascii="黑体" w:eastAsia="黑体" w:hAnsi="黑体"/>
+                <w:szCs w:val="32"/>
+              </w:rPr>
+              <w:t>LearnView.vue</w:t>
             </w:r>
           </w:p>
         </w:tc>
@@ -256,16 +2380,17 @@
           </w:tcPr>
           <w:p>
             <w:pPr>
-              <w:cnfStyle w:val="000000010000" w:firstRow="0" w:lastRow="0" w:firstColumn="0" w:lastColumn="0" w:oddVBand="0" w:evenVBand="0" w:oddHBand="0" w:evenHBand="1" w:firstRowFirstColumn="0" w:firstRowLastColumn="0" w:lastRowFirstColumn="0" w:lastRowLastColumn="0"/>
-              <w:rPr>
-                <w:rFonts w:ascii="宋体" w:eastAsia="宋体" w:hAnsi="宋体"/>
+              <w:rPr>
+                <w:rFonts w:ascii="黑体" w:eastAsia="黑体" w:hAnsi="黑体" w:hint="eastAsia"/>
+                <w:szCs w:val="32"/>
               </w:rPr>
             </w:pPr>
             <w:r>
               <w:rPr>
-                <w:rFonts w:ascii="宋体" w:eastAsia="宋体" w:hAnsi="宋体"/>
-              </w:rPr>
-              <w:t>六维画像构建</w:t>
+                <w:rFonts w:ascii="黑体" w:eastAsia="黑体" w:hAnsi="黑体"/>
+                <w:szCs w:val="32"/>
+              </w:rPr>
+              <w:t>AI对话主页面</w:t>
             </w:r>
           </w:p>
         </w:tc>
@@ -275,42 +2400,42 @@
           </w:tcPr>
           <w:p>
             <w:pPr>
-              <w:cnfStyle w:val="000000010000" w:firstRow="0" w:lastRow="0" w:firstColumn="0" w:lastColumn="0" w:oddVBand="0" w:evenVBand="0" w:oddHBand="0" w:evenHBand="1" w:firstRowFirstColumn="0" w:firstRowLastColumn="0" w:lastRowFirstColumn="0" w:lastRowLastColumn="0"/>
-              <w:rPr>
-                <w:rFonts w:ascii="宋体" w:eastAsia="宋体" w:hAnsi="宋体"/>
-                <w:lang w:eastAsia="zh-CN"/>
+              <w:rPr>
+                <w:rFonts w:ascii="黑体" w:eastAsia="黑体" w:hAnsi="黑体" w:hint="eastAsia"/>
+                <w:szCs w:val="32"/>
               </w:rPr>
             </w:pPr>
             <w:r>
               <w:rPr>
-                <w:rFonts w:ascii="宋体" w:eastAsia="宋体" w:hAnsi="宋体"/>
-                <w:lang w:eastAsia="zh-CN"/>
-              </w:rPr>
-              <w:t>自然对话引导，系统自动提取结构化数据</w:t>
+                <w:rFonts w:ascii="黑体" w:eastAsia="黑体" w:hAnsi="黑体"/>
+                <w:szCs w:val="32"/>
+              </w:rPr>
+              <w:t>SSE流式 + 打字机 + Markdown + Mermaid + KaTeX</w:t>
             </w:r>
           </w:p>
         </w:tc>
       </w:tr>
       <w:tr>
         <w:trPr>
-          <w:cnfStyle w:val="000000100000" w:firstRow="0" w:lastRow="0" w:firstColumn="0" w:lastColumn="0" w:oddVBand="0" w:evenVBand="0" w:oddHBand="1" w:evenHBand="0" w:firstRowFirstColumn="0" w:firstRowLastColumn="0" w:lastRowFirstColumn="0" w:lastRowLastColumn="0"/>
+          <w:jc w:val="center"/>
         </w:trPr>
         <w:tc>
           <w:tcPr>
-            <w:cnfStyle w:val="001000000000" w:firstRow="0" w:lastRow="0" w:firstColumn="1" w:lastColumn="0" w:oddVBand="0" w:evenVBand="0" w:oddHBand="0" w:evenHBand="0" w:firstRowFirstColumn="0" w:firstRowLastColumn="0" w:lastRowFirstColumn="0" w:lastRowLastColumn="0"/>
             <w:tcW w:w="2880" w:type="dxa"/>
           </w:tcPr>
           <w:p>
             <w:pPr>
               <w:rPr>
-                <w:rFonts w:ascii="宋体" w:eastAsia="宋体" w:hAnsi="宋体"/>
+                <w:rFonts w:ascii="黑体" w:eastAsia="黑体" w:hAnsi="黑体" w:hint="eastAsia"/>
+                <w:szCs w:val="32"/>
               </w:rPr>
             </w:pPr>
             <w:r>
               <w:rPr>
-                <w:rFonts w:ascii="宋体" w:eastAsia="宋体" w:hAnsi="宋体"/>
-              </w:rPr>
-              <w:t>DocAgent</w:t>
+                <w:rFonts w:ascii="黑体" w:eastAsia="黑体" w:hAnsi="黑体"/>
+                <w:szCs w:val="32"/>
+              </w:rPr>
+              <w:t>ResourcesView.vue</w:t>
             </w:r>
           </w:p>
         </w:tc>
@@ -320,16 +2445,17 @@
           </w:tcPr>
           <w:p>
             <w:pPr>
-              <w:cnfStyle w:val="000000100000" w:firstRow="0" w:lastRow="0" w:firstColumn="0" w:lastColumn="0" w:oddVBand="0" w:evenVBand="0" w:oddHBand="1" w:evenHBand="0" w:firstRowFirstColumn="0" w:firstRowLastColumn="0" w:lastRowFirstColumn="0" w:lastRowLastColumn="0"/>
-              <w:rPr>
-                <w:rFonts w:ascii="宋体" w:eastAsia="宋体" w:hAnsi="宋体"/>
+              <w:rPr>
+                <w:rFonts w:ascii="黑体" w:eastAsia="黑体" w:hAnsi="黑体" w:hint="eastAsia"/>
+                <w:szCs w:val="32"/>
               </w:rPr>
             </w:pPr>
             <w:r>
               <w:rPr>
-                <w:rFonts w:ascii="宋体" w:eastAsia="宋体" w:hAnsi="宋体"/>
-              </w:rPr>
-              <w:t>课程讲义</w:t>
+                <w:rFonts w:ascii="黑体" w:eastAsia="黑体" w:hAnsi="黑体"/>
+                <w:szCs w:val="32"/>
+              </w:rPr>
+              <w:t>学习资源管理</w:t>
             </w:r>
           </w:p>
         </w:tc>
@@ -339,42 +2465,44 @@
           </w:tcPr>
           <w:p>
             <w:pPr>
-              <w:cnfStyle w:val="000000100000" w:firstRow="0" w:lastRow="0" w:firstColumn="0" w:lastColumn="0" w:oddVBand="0" w:evenVBand="0" w:oddHBand="1" w:evenHBand="0" w:firstRowFirstColumn="0" w:firstRowLastColumn="0" w:lastRowFirstColumn="0" w:lastRowLastColumn="0"/>
-              <w:rPr>
-                <w:rFonts w:ascii="宋体" w:eastAsia="宋体" w:hAnsi="宋体"/>
+              <w:rPr>
+                <w:rFonts w:ascii="黑体" w:eastAsia="黑体" w:hAnsi="黑体" w:hint="eastAsia"/>
+                <w:szCs w:val="32"/>
                 <w:lang w:eastAsia="zh-CN"/>
               </w:rPr>
             </w:pPr>
             <w:r>
               <w:rPr>
-                <w:rFonts w:ascii="宋体" w:eastAsia="宋体" w:hAnsi="宋体"/>
+                <w:rFonts w:ascii="黑体" w:eastAsia="黑体" w:hAnsi="黑体"/>
+                <w:szCs w:val="32"/>
                 <w:lang w:eastAsia="zh-CN"/>
               </w:rPr>
-              <w:t>6段结构（目标-前置-核心-实战-误区-小结）</w:t>
+              <w:t>资源卡片列表 + 详情浮层 + Mermaid自动渲染</w:t>
             </w:r>
           </w:p>
         </w:tc>
       </w:tr>
       <w:tr>
         <w:trPr>
-          <w:cnfStyle w:val="000000010000" w:firstRow="0" w:lastRow="0" w:firstColumn="0" w:lastColumn="0" w:oddVBand="0" w:evenVBand="0" w:oddHBand="0" w:evenHBand="1" w:firstRowFirstColumn="0" w:firstRowLastColumn="0" w:lastRowFirstColumn="0" w:lastRowLastColumn="0"/>
+          <w:jc w:val="center"/>
         </w:trPr>
         <w:tc>
           <w:tcPr>
-            <w:cnfStyle w:val="001000000000" w:firstRow="0" w:lastRow="0" w:firstColumn="1" w:lastColumn="0" w:oddVBand="0" w:evenVBand="0" w:oddHBand="0" w:evenHBand="0" w:firstRowFirstColumn="0" w:firstRowLastColumn="0" w:lastRowFirstColumn="0" w:lastRowLastColumn="0"/>
             <w:tcW w:w="2880" w:type="dxa"/>
           </w:tcPr>
           <w:p>
             <w:pPr>
               <w:rPr>
-                <w:rFonts w:ascii="宋体" w:eastAsia="宋体" w:hAnsi="宋体"/>
+                <w:rFonts w:ascii="黑体" w:eastAsia="黑体" w:hAnsi="黑体" w:hint="eastAsia"/>
+                <w:szCs w:val="32"/>
               </w:rPr>
             </w:pPr>
             <w:r>
               <w:rPr>
-                <w:rFonts w:ascii="宋体" w:eastAsia="宋体" w:hAnsi="宋体"/>
-              </w:rPr>
-              <w:t>MindmapAgent</w:t>
+                <w:rFonts w:ascii="黑体" w:eastAsia="黑体" w:hAnsi="黑体"/>
+                <w:szCs w:val="32"/>
+              </w:rPr>
+              <w:t>ProfileView.vue</w:t>
             </w:r>
           </w:p>
         </w:tc>
@@ -384,16 +2512,17 @@
           </w:tcPr>
           <w:p>
             <w:pPr>
-              <w:cnfStyle w:val="000000010000" w:firstRow="0" w:lastRow="0" w:firstColumn="0" w:lastColumn="0" w:oddVBand="0" w:evenVBand="0" w:oddHBand="0" w:evenHBand="1" w:firstRowFirstColumn="0" w:firstRowLastColumn="0" w:lastRowFirstColumn="0" w:lastRowLastColumn="0"/>
-              <w:rPr>
-                <w:rFonts w:ascii="宋体" w:eastAsia="宋体" w:hAnsi="宋体"/>
+              <w:rPr>
+                <w:rFonts w:ascii="黑体" w:eastAsia="黑体" w:hAnsi="黑体" w:hint="eastAsia"/>
+                <w:szCs w:val="32"/>
               </w:rPr>
             </w:pPr>
             <w:r>
               <w:rPr>
-                <w:rFonts w:ascii="宋体" w:eastAsia="宋体" w:hAnsi="宋体"/>
-              </w:rPr>
-              <w:t>思维导图</w:t>
+                <w:rFonts w:ascii="黑体" w:eastAsia="黑体" w:hAnsi="黑体"/>
+                <w:szCs w:val="32"/>
+              </w:rPr>
+              <w:t>6维学习画像展示</w:t>
             </w:r>
           </w:p>
         </w:tc>
@@ -403,40 +2532,42 @@
           </w:tcPr>
           <w:p>
             <w:pPr>
-              <w:cnfStyle w:val="000000010000" w:firstRow="0" w:lastRow="0" w:firstColumn="0" w:lastColumn="0" w:oddVBand="0" w:evenVBand="0" w:oddHBand="0" w:evenHBand="1" w:firstRowFirstColumn="0" w:firstRowLastColumn="0" w:lastRowFirstColumn="0" w:lastRowLastColumn="0"/>
-              <w:rPr>
-                <w:rFonts w:ascii="宋体" w:eastAsia="宋体" w:hAnsi="宋体"/>
+              <w:rPr>
+                <w:rFonts w:ascii="黑体" w:eastAsia="黑体" w:hAnsi="黑体" w:hint="eastAsia"/>
+                <w:szCs w:val="32"/>
               </w:rPr>
             </w:pPr>
             <w:r>
               <w:rPr>
-                <w:rFonts w:ascii="宋体" w:eastAsia="宋体" w:hAnsi="宋体"/>
-              </w:rPr>
-              <w:t>仅输出Mermaid mindmap语法，4层深度限制</w:t>
+                <w:rFonts w:ascii="黑体" w:eastAsia="黑体" w:hAnsi="黑体"/>
+                <w:szCs w:val="32"/>
+              </w:rPr>
+              <w:t>进度条 + 标签 + 学习统计</w:t>
             </w:r>
           </w:p>
         </w:tc>
       </w:tr>
       <w:tr>
         <w:trPr>
-          <w:cnfStyle w:val="000000100000" w:firstRow="0" w:lastRow="0" w:firstColumn="0" w:lastColumn="0" w:oddVBand="0" w:evenVBand="0" w:oddHBand="1" w:evenHBand="0" w:firstRowFirstColumn="0" w:firstRowLastColumn="0" w:lastRowFirstColumn="0" w:lastRowLastColumn="0"/>
+          <w:jc w:val="center"/>
         </w:trPr>
         <w:tc>
           <w:tcPr>
-            <w:cnfStyle w:val="001000000000" w:firstRow="0" w:lastRow="0" w:firstColumn="1" w:lastColumn="0" w:oddVBand="0" w:evenVBand="0" w:oddHBand="0" w:evenHBand="0" w:firstRowFirstColumn="0" w:firstRowLastColumn="0" w:lastRowFirstColumn="0" w:lastRowLastColumn="0"/>
             <w:tcW w:w="2880" w:type="dxa"/>
           </w:tcPr>
           <w:p>
             <w:pPr>
               <w:rPr>
-                <w:rFonts w:ascii="宋体" w:eastAsia="宋体" w:hAnsi="宋体"/>
+                <w:rFonts w:ascii="黑体" w:eastAsia="黑体" w:hAnsi="黑体" w:hint="eastAsia"/>
+                <w:szCs w:val="32"/>
               </w:rPr>
             </w:pPr>
             <w:r>
               <w:rPr>
-                <w:rFonts w:ascii="宋体" w:eastAsia="宋体" w:hAnsi="宋体"/>
-              </w:rPr>
-              <w:t>QuizAgent</w:t>
+                <w:rFonts w:ascii="黑体" w:eastAsia="黑体" w:hAnsi="黑体"/>
+                <w:szCs w:val="32"/>
+              </w:rPr>
+              <w:t>PathView.vue</w:t>
             </w:r>
           </w:p>
         </w:tc>
@@ -446,16 +2577,17 @@
           </w:tcPr>
           <w:p>
             <w:pPr>
-              <w:cnfStyle w:val="000000100000" w:firstRow="0" w:lastRow="0" w:firstColumn="0" w:lastColumn="0" w:oddVBand="0" w:evenVBand="0" w:oddHBand="1" w:evenHBand="0" w:firstRowFirstColumn="0" w:firstRowLastColumn="0" w:lastRowFirstColumn="0" w:lastRowLastColumn="0"/>
-              <w:rPr>
-                <w:rFonts w:ascii="宋体" w:eastAsia="宋体" w:hAnsi="宋体"/>
+              <w:rPr>
+                <w:rFonts w:ascii="黑体" w:eastAsia="黑体" w:hAnsi="黑体" w:hint="eastAsia"/>
+                <w:szCs w:val="32"/>
               </w:rPr>
             </w:pPr>
             <w:r>
               <w:rPr>
-                <w:rFonts w:ascii="宋体" w:eastAsia="宋体" w:hAnsi="宋体"/>
-              </w:rPr>
-              <w:t>练习题</w:t>
+                <w:rFonts w:ascii="黑体" w:eastAsia="黑体" w:hAnsi="黑体"/>
+                <w:szCs w:val="32"/>
+              </w:rPr>
+              <w:t>学习路径管理</w:t>
             </w:r>
           </w:p>
         </w:tc>
@@ -465,42 +2597,44 @@
           </w:tcPr>
           <w:p>
             <w:pPr>
-              <w:cnfStyle w:val="000000100000" w:firstRow="0" w:lastRow="0" w:firstColumn="0" w:lastColumn="0" w:oddVBand="0" w:evenVBand="0" w:oddHBand="1" w:evenHBand="0" w:firstRowFirstColumn="0" w:firstRowLastColumn="0" w:lastRowFirstColumn="0" w:lastRowLastColumn="0"/>
-              <w:rPr>
-                <w:rFonts w:ascii="宋体" w:eastAsia="宋体" w:hAnsi="宋体"/>
+              <w:rPr>
+                <w:rFonts w:ascii="黑体" w:eastAsia="黑体" w:hAnsi="黑体" w:hint="eastAsia"/>
+                <w:szCs w:val="32"/>
                 <w:lang w:eastAsia="zh-CN"/>
               </w:rPr>
             </w:pPr>
             <w:r>
               <w:rPr>
-                <w:rFonts w:ascii="宋体" w:eastAsia="宋体" w:hAnsi="宋体"/>
+                <w:rFonts w:ascii="黑体" w:eastAsia="黑体" w:hAnsi="黑体"/>
+                <w:szCs w:val="32"/>
                 <w:lang w:eastAsia="zh-CN"/>
               </w:rPr>
-              <w:t>人读Q&amp;A格式，基础30%+中等50%+拔高20%</w:t>
+              <w:t>时间线 + 节点状态 + 资源推送按钮</w:t>
             </w:r>
           </w:p>
         </w:tc>
       </w:tr>
       <w:tr>
         <w:trPr>
-          <w:cnfStyle w:val="000000010000" w:firstRow="0" w:lastRow="0" w:firstColumn="0" w:lastColumn="0" w:oddVBand="0" w:evenVBand="0" w:oddHBand="0" w:evenHBand="1" w:firstRowFirstColumn="0" w:firstRowLastColumn="0" w:lastRowFirstColumn="0" w:lastRowLastColumn="0"/>
+          <w:jc w:val="center"/>
         </w:trPr>
         <w:tc>
           <w:tcPr>
-            <w:cnfStyle w:val="001000000000" w:firstRow="0" w:lastRow="0" w:firstColumn="1" w:lastColumn="0" w:oddVBand="0" w:evenVBand="0" w:oddHBand="0" w:evenHBand="0" w:firstRowFirstColumn="0" w:firstRowLastColumn="0" w:lastRowFirstColumn="0" w:lastRowLastColumn="0"/>
             <w:tcW w:w="2880" w:type="dxa"/>
           </w:tcPr>
           <w:p>
             <w:pPr>
               <w:rPr>
-                <w:rFonts w:ascii="宋体" w:eastAsia="宋体" w:hAnsi="宋体"/>
+                <w:rFonts w:ascii="黑体" w:eastAsia="黑体" w:hAnsi="黑体" w:hint="eastAsia"/>
+                <w:szCs w:val="32"/>
               </w:rPr>
             </w:pPr>
             <w:r>
               <w:rPr>
-                <w:rFonts w:ascii="宋体" w:eastAsia="宋体" w:hAnsi="宋体"/>
-              </w:rPr>
-              <w:t>ReadingAgent</w:t>
+                <w:rFonts w:ascii="黑体" w:eastAsia="黑体" w:hAnsi="黑体"/>
+                <w:szCs w:val="32"/>
+              </w:rPr>
+              <w:t>EvaluateView.vue</w:t>
             </w:r>
           </w:p>
         </w:tc>
@@ -510,16 +2644,17 @@
           </w:tcPr>
           <w:p>
             <w:pPr>
-              <w:cnfStyle w:val="000000010000" w:firstRow="0" w:lastRow="0" w:firstColumn="0" w:lastColumn="0" w:oddVBand="0" w:evenVBand="0" w:oddHBand="0" w:evenHBand="1" w:firstRowFirstColumn="0" w:firstRowLastColumn="0" w:lastRowFirstColumn="0" w:lastRowLastColumn="0"/>
-              <w:rPr>
-                <w:rFonts w:ascii="宋体" w:eastAsia="宋体" w:hAnsi="宋体"/>
+              <w:rPr>
+                <w:rFonts w:ascii="黑体" w:eastAsia="黑体" w:hAnsi="黑体" w:hint="eastAsia"/>
+                <w:szCs w:val="32"/>
               </w:rPr>
             </w:pPr>
             <w:r>
               <w:rPr>
-                <w:rFonts w:ascii="宋体" w:eastAsia="宋体" w:hAnsi="宋体"/>
-              </w:rPr>
-              <w:t>拓展阅读</w:t>
+                <w:rFonts w:ascii="黑体" w:eastAsia="黑体" w:hAnsi="黑体"/>
+                <w:szCs w:val="32"/>
+              </w:rPr>
+              <w:t>学习效果评估</w:t>
             </w:r>
           </w:p>
         </w:tc>
@@ -529,42 +2664,44 @@
           </w:tcPr>
           <w:p>
             <w:pPr>
-              <w:cnfStyle w:val="000000010000" w:firstRow="0" w:lastRow="0" w:firstColumn="0" w:lastColumn="0" w:oddVBand="0" w:evenVBand="0" w:oddHBand="0" w:evenHBand="1" w:firstRowFirstColumn="0" w:firstRowLastColumn="0" w:lastRowFirstColumn="0" w:lastRowLastColumn="0"/>
-              <w:rPr>
-                <w:rFonts w:ascii="宋体" w:eastAsia="宋体" w:hAnsi="宋体"/>
+              <w:rPr>
+                <w:rFonts w:ascii="黑体" w:eastAsia="黑体" w:hAnsi="黑体" w:hint="eastAsia"/>
+                <w:szCs w:val="32"/>
                 <w:lang w:eastAsia="zh-CN"/>
               </w:rPr>
             </w:pPr>
             <w:r>
               <w:rPr>
-                <w:rFonts w:ascii="宋体" w:eastAsia="宋体" w:hAnsi="宋体"/>
+                <w:rFonts w:ascii="黑体" w:eastAsia="黑体" w:hAnsi="黑体"/>
+                <w:szCs w:val="32"/>
                 <w:lang w:eastAsia="zh-CN"/>
               </w:rPr>
-              <w:t>教材/论文/课程推荐，难度评级</w:t>
+              <w:t>SVG雷达图 + 评分动画 + 趋势柱状图</w:t>
             </w:r>
           </w:p>
         </w:tc>
       </w:tr>
       <w:tr>
         <w:trPr>
-          <w:cnfStyle w:val="000000100000" w:firstRow="0" w:lastRow="0" w:firstColumn="0" w:lastColumn="0" w:oddVBand="0" w:evenVBand="0" w:oddHBand="1" w:evenHBand="0" w:firstRowFirstColumn="0" w:firstRowLastColumn="0" w:lastRowFirstColumn="0" w:lastRowLastColumn="0"/>
+          <w:jc w:val="center"/>
         </w:trPr>
         <w:tc>
           <w:tcPr>
-            <w:cnfStyle w:val="001000000000" w:firstRow="0" w:lastRow="0" w:firstColumn="1" w:lastColumn="0" w:oddVBand="0" w:evenVBand="0" w:oddHBand="0" w:evenHBand="0" w:firstRowFirstColumn="0" w:firstRowLastColumn="0" w:lastRowFirstColumn="0" w:lastRowLastColumn="0"/>
             <w:tcW w:w="2880" w:type="dxa"/>
           </w:tcPr>
           <w:p>
             <w:pPr>
               <w:rPr>
-                <w:rFonts w:ascii="宋体" w:eastAsia="宋体" w:hAnsi="宋体"/>
+                <w:rFonts w:ascii="黑体" w:eastAsia="黑体" w:hAnsi="黑体" w:hint="eastAsia"/>
+                <w:szCs w:val="32"/>
               </w:rPr>
             </w:pPr>
             <w:r>
               <w:rPr>
-                <w:rFonts w:ascii="宋体" w:eastAsia="宋体" w:hAnsi="宋体"/>
-              </w:rPr>
-              <w:t>CodeAgent</w:t>
+                <w:rFonts w:ascii="黑体" w:eastAsia="黑体" w:hAnsi="黑体"/>
+                <w:szCs w:val="32"/>
+              </w:rPr>
+              <w:t>LoginView.vue</w:t>
             </w:r>
           </w:p>
         </w:tc>
@@ -574,16 +2711,17 @@
           </w:tcPr>
           <w:p>
             <w:pPr>
-              <w:cnfStyle w:val="000000100000" w:firstRow="0" w:lastRow="0" w:firstColumn="0" w:lastColumn="0" w:oddVBand="0" w:evenVBand="0" w:oddHBand="1" w:evenHBand="0" w:firstRowFirstColumn="0" w:firstRowLastColumn="0" w:lastRowFirstColumn="0" w:lastRowLastColumn="0"/>
-              <w:rPr>
-                <w:rFonts w:ascii="宋体" w:eastAsia="宋体" w:hAnsi="宋体"/>
+              <w:rPr>
+                <w:rFonts w:ascii="黑体" w:eastAsia="黑体" w:hAnsi="黑体" w:hint="eastAsia"/>
+                <w:szCs w:val="32"/>
               </w:rPr>
             </w:pPr>
             <w:r>
               <w:rPr>
-                <w:rFonts w:ascii="宋体" w:eastAsia="宋体" w:hAnsi="宋体"/>
-              </w:rPr>
-              <w:t>代码案例</w:t>
+                <w:rFonts w:ascii="黑体" w:eastAsia="黑体" w:hAnsi="黑体"/>
+                <w:szCs w:val="32"/>
+              </w:rPr>
+              <w:t>注册/登录</w:t>
             </w:r>
           </w:p>
         </w:tc>
@@ -593,42 +2731,42 @@
           </w:tcPr>
           <w:p>
             <w:pPr>
-              <w:cnfStyle w:val="000000100000" w:firstRow="0" w:lastRow="0" w:firstColumn="0" w:lastColumn="0" w:oddVBand="0" w:evenVBand="0" w:oddHBand="1" w:evenHBand="0" w:firstRowFirstColumn="0" w:firstRowLastColumn="0" w:lastRowFirstColumn="0" w:lastRowLastColumn="0"/>
-              <w:rPr>
-                <w:rFonts w:ascii="宋体" w:eastAsia="宋体" w:hAnsi="宋体"/>
-                <w:lang w:eastAsia="zh-CN"/>
+              <w:rPr>
+                <w:rFonts w:ascii="黑体" w:eastAsia="黑体" w:hAnsi="黑体" w:hint="eastAsia"/>
+                <w:szCs w:val="32"/>
               </w:rPr>
             </w:pPr>
             <w:r>
               <w:rPr>
-                <w:rFonts w:ascii="宋体" w:eastAsia="宋体" w:hAnsi="宋体"/>
-                <w:lang w:eastAsia="zh-CN"/>
-              </w:rPr>
-              <w:t>场景-完整代码-逐段讲解-运行结果-变式练习</w:t>
+                <w:rFonts w:ascii="黑体" w:eastAsia="黑体" w:hAnsi="黑体"/>
+                <w:szCs w:val="32"/>
+              </w:rPr>
+              <w:t>Token鉴权</w:t>
             </w:r>
           </w:p>
         </w:tc>
       </w:tr>
       <w:tr>
         <w:trPr>
-          <w:cnfStyle w:val="000000010000" w:firstRow="0" w:lastRow="0" w:firstColumn="0" w:lastColumn="0" w:oddVBand="0" w:evenVBand="0" w:oddHBand="0" w:evenHBand="1" w:firstRowFirstColumn="0" w:firstRowLastColumn="0" w:lastRowFirstColumn="0" w:lastRowLastColumn="0"/>
+          <w:jc w:val="center"/>
         </w:trPr>
         <w:tc>
           <w:tcPr>
-            <w:cnfStyle w:val="001000000000" w:firstRow="0" w:lastRow="0" w:firstColumn="1" w:lastColumn="0" w:oddVBand="0" w:evenVBand="0" w:oddHBand="0" w:evenHBand="0" w:firstRowFirstColumn="0" w:firstRowLastColumn="0" w:lastRowFirstColumn="0" w:lastRowLastColumn="0"/>
             <w:tcW w:w="2880" w:type="dxa"/>
           </w:tcPr>
           <w:p>
             <w:pPr>
               <w:rPr>
-                <w:rFonts w:ascii="宋体" w:eastAsia="宋体" w:hAnsi="宋体"/>
+                <w:rFonts w:ascii="黑体" w:eastAsia="黑体" w:hAnsi="黑体" w:hint="eastAsia"/>
+                <w:szCs w:val="32"/>
               </w:rPr>
             </w:pPr>
             <w:r>
               <w:rPr>
-                <w:rFonts w:ascii="宋体" w:eastAsia="宋体" w:hAnsi="宋体"/>
-              </w:rPr>
-              <w:t>PPTAgent</w:t>
+                <w:rFonts w:ascii="黑体" w:eastAsia="黑体" w:hAnsi="黑体"/>
+                <w:szCs w:val="32"/>
+              </w:rPr>
+              <w:t>SideNav.vue</w:t>
             </w:r>
           </w:p>
         </w:tc>
@@ -638,16 +2776,17 @@
           </w:tcPr>
           <w:p>
             <w:pPr>
-              <w:cnfStyle w:val="000000010000" w:firstRow="0" w:lastRow="0" w:firstColumn="0" w:lastColumn="0" w:oddVBand="0" w:evenVBand="0" w:oddHBand="0" w:evenHBand="1" w:firstRowFirstColumn="0" w:firstRowLastColumn="0" w:lastRowFirstColumn="0" w:lastRowLastColumn="0"/>
-              <w:rPr>
-                <w:rFonts w:ascii="宋体" w:eastAsia="宋体" w:hAnsi="宋体"/>
+              <w:rPr>
+                <w:rFonts w:ascii="黑体" w:eastAsia="黑体" w:hAnsi="黑体" w:hint="eastAsia"/>
+                <w:szCs w:val="32"/>
               </w:rPr>
             </w:pPr>
             <w:r>
               <w:rPr>
-                <w:rFonts w:ascii="宋体" w:eastAsia="宋体" w:hAnsi="宋体"/>
-              </w:rPr>
-              <w:t>PPT课件</w:t>
+                <w:rFonts w:ascii="黑体" w:eastAsia="黑体" w:hAnsi="黑体"/>
+                <w:szCs w:val="32"/>
+              </w:rPr>
+              <w:t>侧边导航栏</w:t>
             </w:r>
           </w:p>
         </w:tc>
@@ -657,40 +2796,100 @@
           </w:tcPr>
           <w:p>
             <w:pPr>
-              <w:cnfStyle w:val="000000010000" w:firstRow="0" w:lastRow="0" w:firstColumn="0" w:lastColumn="0" w:oddVBand="0" w:evenVBand="0" w:oddHBand="0" w:evenHBand="1" w:firstRowFirstColumn="0" w:firstRowLastColumn="0" w:lastRowFirstColumn="0" w:lastRowLastColumn="0"/>
-              <w:rPr>
-                <w:rFonts w:ascii="宋体" w:eastAsia="宋体" w:hAnsi="宋体"/>
+              <w:rPr>
+                <w:rFonts w:ascii="黑体" w:eastAsia="黑体" w:hAnsi="黑体" w:hint="eastAsia"/>
+                <w:szCs w:val="32"/>
+                <w:lang w:eastAsia="zh-CN"/>
               </w:rPr>
             </w:pPr>
             <w:r>
               <w:rPr>
-                <w:rFonts w:ascii="宋体" w:eastAsia="宋体" w:hAnsi="宋体"/>
-              </w:rPr>
-              <w:t>输出JSON-python-pptx渲染-含语法高亮图片</w:t>
+                <w:rFonts w:ascii="黑体" w:eastAsia="黑体" w:hAnsi="黑体"/>
+                <w:szCs w:val="32"/>
+                <w:lang w:eastAsia="zh-CN"/>
+              </w:rPr>
+              <w:t>5个页面路由 + 用户状态 + 登出</w:t>
             </w:r>
           </w:p>
         </w:tc>
       </w:tr>
+    </w:tbl>
+    <w:p>
+      <w:pPr>
+        <w:rPr>
+          <w:rFonts w:ascii="黑体" w:eastAsia="黑体" w:hAnsi="黑体" w:hint="eastAsia"/>
+        </w:rPr>
+      </w:pPr>
+      <w:r>
+        <w:rPr>
+          <w:rFonts w:ascii="黑体" w:eastAsia="黑体" w:hAnsi="黑体"/>
+        </w:rPr>
+        <w:t>核心技术栈：marked.js（Markdown渲染）+ KaTeX（数学公式）+ Mermaid ESM（思维导图/流程图）+ CSS变量深色主题</w:t>
+      </w:r>
+    </w:p>
+    <w:p>
+      <w:pPr>
+        <w:pStyle w:val="1"/>
+        <w:rPr>
+          <w:rFonts w:ascii="黑体" w:eastAsia="黑体" w:hAnsi="黑体"/>
+          <w:color w:val="auto"/>
+        </w:rPr>
+      </w:pPr>
+      <w:r>
+        <w:rPr>
+          <w:rFonts w:ascii="黑体" w:eastAsia="黑体" w:hAnsi="黑体"/>
+          <w:color w:val="auto"/>
+        </w:rPr>
+        <w:t>六、安全设计</w:t>
+      </w:r>
+    </w:p>
+    <w:p>
+      <w:pPr>
+        <w:rPr>
+          <w:rFonts w:ascii="黑体" w:eastAsia="黑体" w:hAnsi="黑体" w:hint="eastAsia"/>
+        </w:rPr>
+      </w:pPr>
+      <w:r>
+        <w:rPr>
+          <w:rFonts w:ascii="黑体" w:eastAsia="黑体" w:hAnsi="黑体"/>
+        </w:rPr>
+        <w:t>backend/safety/模块：ContentSafetyFilter类 + sensitive_words.json（6类敏感词库，每类约100词）</w:t>
+      </w:r>
+    </w:p>
+    <w:tbl>
+      <w:tblPr>
+        <w:tblStyle w:val="aff1"/>
+        <w:tblW w:w="0" w:type="auto"/>
+        <w:jc w:val="center"/>
+        <w:tblLook w:val="04A0" w:firstRow="1" w:lastRow="0" w:firstColumn="1" w:lastColumn="0" w:noHBand="0" w:noVBand="1"/>
+      </w:tblPr>
+      <w:tblGrid>
+        <w:gridCol w:w="2880"/>
+        <w:gridCol w:w="2880"/>
+        <w:gridCol w:w="2880"/>
+      </w:tblGrid>
       <w:tr>
         <w:trPr>
-          <w:cnfStyle w:val="000000100000" w:firstRow="0" w:lastRow="0" w:firstColumn="0" w:lastColumn="0" w:oddVBand="0" w:evenVBand="0" w:oddHBand="1" w:evenHBand="0" w:firstRowFirstColumn="0" w:firstRowLastColumn="0" w:lastRowFirstColumn="0" w:lastRowLastColumn="0"/>
+          <w:jc w:val="center"/>
         </w:trPr>
         <w:tc>
           <w:tcPr>
-            <w:cnfStyle w:val="001000000000" w:firstRow="0" w:lastRow="0" w:firstColumn="1" w:lastColumn="0" w:oddVBand="0" w:evenVBand="0" w:oddHBand="0" w:evenHBand="0" w:firstRowFirstColumn="0" w:firstRowLastColumn="0" w:lastRowFirstColumn="0" w:lastRowLastColumn="0"/>
             <w:tcW w:w="2880" w:type="dxa"/>
           </w:tcPr>
           <w:p>
             <w:pPr>
               <w:rPr>
-                <w:rFonts w:ascii="宋体" w:eastAsia="宋体" w:hAnsi="宋体"/>
+                <w:rFonts w:ascii="黑体" w:eastAsia="黑体" w:hAnsi="黑体" w:hint="eastAsia"/>
+                <w:szCs w:val="32"/>
               </w:rPr>
             </w:pPr>
             <w:r>
               <w:rPr>
-                <w:rFonts w:ascii="宋体" w:eastAsia="宋体" w:hAnsi="宋体"/>
-              </w:rPr>
-              <w:t>PathAgent</w:t>
+                <w:rFonts w:ascii="黑体" w:eastAsia="黑体" w:hAnsi="黑体"/>
+                <w:b/>
+                <w:szCs w:val="32"/>
+              </w:rPr>
+              <w:t>检测方向</w:t>
             </w:r>
           </w:p>
         </w:tc>
@@ -700,16 +2899,18 @@
           </w:tcPr>
           <w:p>
             <w:pPr>
-              <w:cnfStyle w:val="000000100000" w:firstRow="0" w:lastRow="0" w:firstColumn="0" w:lastColumn="0" w:oddVBand="0" w:evenVBand="0" w:oddHBand="1" w:evenHBand="0" w:firstRowFirstColumn="0" w:firstRowLastColumn="0" w:lastRowFirstColumn="0" w:lastRowLastColumn="0"/>
-              <w:rPr>
-                <w:rFonts w:ascii="宋体" w:eastAsia="宋体" w:hAnsi="宋体"/>
+              <w:rPr>
+                <w:rFonts w:ascii="黑体" w:eastAsia="黑体" w:hAnsi="黑体" w:hint="eastAsia"/>
+                <w:szCs w:val="32"/>
               </w:rPr>
             </w:pPr>
             <w:r>
               <w:rPr>
-                <w:rFonts w:ascii="宋体" w:eastAsia="宋体" w:hAnsi="宋体"/>
-              </w:rPr>
-              <w:t>学习路径</w:t>
+                <w:rFonts w:ascii="黑体" w:eastAsia="黑体" w:hAnsi="黑体"/>
+                <w:b/>
+                <w:szCs w:val="32"/>
+              </w:rPr>
+              <w:t>策略</w:t>
             </w:r>
           </w:p>
         </w:tc>
@@ -719,40 +2920,43 @@
           </w:tcPr>
           <w:p>
             <w:pPr>
-              <w:cnfStyle w:val="000000100000" w:firstRow="0" w:lastRow="0" w:firstColumn="0" w:lastColumn="0" w:oddVBand="0" w:evenVBand="0" w:oddHBand="1" w:evenHBand="0" w:firstRowFirstColumn="0" w:firstRowLastColumn="0" w:lastRowFirstColumn="0" w:lastRowLastColumn="0"/>
-              <w:rPr>
-                <w:rFonts w:ascii="宋体" w:eastAsia="宋体" w:hAnsi="宋体"/>
+              <w:rPr>
+                <w:rFonts w:ascii="黑体" w:eastAsia="黑体" w:hAnsi="黑体" w:hint="eastAsia"/>
+                <w:szCs w:val="32"/>
               </w:rPr>
             </w:pPr>
             <w:r>
               <w:rPr>
-                <w:rFonts w:ascii="宋体" w:eastAsia="宋体" w:hAnsi="宋体"/>
-              </w:rPr>
-              <w:t>前置依赖拓扑排序-JSON-前端卡片渲染</w:t>
+                <w:rFonts w:ascii="黑体" w:eastAsia="黑体" w:hAnsi="黑体"/>
+                <w:b/>
+                <w:szCs w:val="32"/>
+              </w:rPr>
+              <w:t>细节</w:t>
             </w:r>
           </w:p>
         </w:tc>
       </w:tr>
       <w:tr>
         <w:trPr>
-          <w:cnfStyle w:val="000000010000" w:firstRow="0" w:lastRow="0" w:firstColumn="0" w:lastColumn="0" w:oddVBand="0" w:evenVBand="0" w:oddHBand="0" w:evenHBand="1" w:firstRowFirstColumn="0" w:firstRowLastColumn="0" w:lastRowFirstColumn="0" w:lastRowLastColumn="0"/>
+          <w:jc w:val="center"/>
         </w:trPr>
         <w:tc>
           <w:tcPr>
-            <w:cnfStyle w:val="001000000000" w:firstRow="0" w:lastRow="0" w:firstColumn="1" w:lastColumn="0" w:oddVBand="0" w:evenVBand="0" w:oddHBand="0" w:evenHBand="0" w:firstRowFirstColumn="0" w:firstRowLastColumn="0" w:lastRowFirstColumn="0" w:lastRowLastColumn="0"/>
             <w:tcW w:w="2880" w:type="dxa"/>
           </w:tcPr>
           <w:p>
             <w:pPr>
               <w:rPr>
-                <w:rFonts w:ascii="宋体" w:eastAsia="宋体" w:hAnsi="宋体"/>
+                <w:rFonts w:ascii="黑体" w:eastAsia="黑体" w:hAnsi="黑体" w:hint="eastAsia"/>
+                <w:szCs w:val="32"/>
               </w:rPr>
             </w:pPr>
             <w:r>
               <w:rPr>
-                <w:rFonts w:ascii="宋体" w:eastAsia="宋体" w:hAnsi="宋体"/>
-              </w:rPr>
-              <w:t>TutorAgent</w:t>
+                <w:rFonts w:ascii="黑体" w:eastAsia="黑体" w:hAnsi="黑体"/>
+                <w:szCs w:val="32"/>
+              </w:rPr>
+              <w:t>输入检测</w:t>
             </w:r>
           </w:p>
         </w:tc>
@@ -762,16 +2966,17 @@
           </w:tcPr>
           <w:p>
             <w:pPr>
-              <w:cnfStyle w:val="000000010000" w:firstRow="0" w:lastRow="0" w:firstColumn="0" w:lastColumn="0" w:oddVBand="0" w:evenVBand="0" w:oddHBand="0" w:evenHBand="1" w:firstRowFirstColumn="0" w:firstRowLastColumn="0" w:lastRowFirstColumn="0" w:lastRowLastColumn="0"/>
-              <w:rPr>
-                <w:rFonts w:ascii="宋体" w:eastAsia="宋体" w:hAnsi="宋体"/>
+              <w:rPr>
+                <w:rFonts w:ascii="黑体" w:eastAsia="黑体" w:hAnsi="黑体" w:hint="eastAsia"/>
+                <w:szCs w:val="32"/>
               </w:rPr>
             </w:pPr>
             <w:r>
               <w:rPr>
-                <w:rFonts w:ascii="宋体" w:eastAsia="宋体" w:hAnsi="宋体"/>
-              </w:rPr>
-              <w:t>智能辅导</w:t>
+                <w:rFonts w:ascii="黑体" w:eastAsia="黑体" w:hAnsi="黑体"/>
+                <w:szCs w:val="32"/>
+              </w:rPr>
+              <w:t>严格拦截</w:t>
             </w:r>
           </w:p>
         </w:tc>
@@ -781,42 +2986,45 @@
           </w:tcPr>
           <w:p>
             <w:pPr>
-              <w:cnfStyle w:val="000000010000" w:firstRow="0" w:lastRow="0" w:firstColumn="0" w:lastColumn="0" w:oddVBand="0" w:evenVBand="0" w:oddHBand="0" w:evenHBand="1" w:firstRowFirstColumn="0" w:firstRowLastColumn="0" w:lastRowFirstColumn="0" w:lastRowLastColumn="0"/>
-              <w:rPr>
-                <w:rFonts w:ascii="宋体" w:eastAsia="宋体" w:hAnsi="宋体"/>
+              <w:rPr>
+                <w:rFonts w:ascii="黑体" w:eastAsia="黑体" w:hAnsi="黑体" w:hint="eastAsia"/>
+                <w:szCs w:val="32"/>
                 <w:lang w:eastAsia="zh-CN"/>
               </w:rPr>
             </w:pPr>
             <w:r>
               <w:rPr>
-                <w:rFonts w:ascii="宋体" w:eastAsia="宋体" w:hAnsi="宋体"/>
+                <w:rFonts w:ascii="黑体" w:eastAsia="黑体" w:hAnsi="黑体"/>
+                <w:szCs w:val="32"/>
                 <w:lang w:eastAsia="zh-CN"/>
               </w:rPr>
-              <w:t>7步辅导流程，学长风格</w:t>
+              <w:t>去干扰字符（空格/标点/零宽字符）→ 子串匹配 → 词长≥3 → 单类命中即拦截</w:t>
             </w:r>
           </w:p>
         </w:tc>
       </w:tr>
       <w:tr>
         <w:trPr>
-          <w:cnfStyle w:val="000000100000" w:firstRow="0" w:lastRow="0" w:firstColumn="0" w:lastColumn="0" w:oddVBand="0" w:evenVBand="0" w:oddHBand="1" w:evenHBand="0" w:firstRowFirstColumn="0" w:firstRowLastColumn="0" w:lastRowFirstColumn="0" w:lastRowLastColumn="0"/>
+          <w:jc w:val="center"/>
         </w:trPr>
         <w:tc>
           <w:tcPr>
-            <w:cnfStyle w:val="001000000000" w:firstRow="0" w:lastRow="0" w:firstColumn="1" w:lastColumn="0" w:oddVBand="0" w:evenVBand="0" w:oddHBand="0" w:evenHBand="0" w:firstRowFirstColumn="0" w:firstRowLastColumn="0" w:lastRowFirstColumn="0" w:lastRowLastColumn="0"/>
             <w:tcW w:w="2880" w:type="dxa"/>
           </w:tcPr>
           <w:p>
             <w:pPr>
               <w:rPr>
-                <w:rFonts w:ascii="宋体" w:eastAsia="宋体" w:hAnsi="宋体"/>
+                <w:rFonts w:ascii="黑体" w:eastAsia="黑体" w:hAnsi="黑体" w:hint="eastAsia"/>
+                <w:szCs w:val="32"/>
               </w:rPr>
             </w:pPr>
             <w:r>
               <w:rPr>
-                <w:rFonts w:ascii="宋体" w:eastAsia="宋体" w:hAnsi="宋体"/>
-              </w:rPr>
-              <w:t>EvalAgent</w:t>
+                <w:rFonts w:ascii="黑体" w:eastAsia="黑体" w:hAnsi="黑体"/>
+                <w:szCs w:val="32"/>
+              </w:rPr>
+              <w:lastRenderedPageBreak/>
+              <w:t>输出检测</w:t>
             </w:r>
           </w:p>
         </w:tc>
@@ -826,16 +3034,17 @@
           </w:tcPr>
           <w:p>
             <w:pPr>
-              <w:cnfStyle w:val="000000100000" w:firstRow="0" w:lastRow="0" w:firstColumn="0" w:lastColumn="0" w:oddVBand="0" w:evenVBand="0" w:oddHBand="1" w:evenHBand="0" w:firstRowFirstColumn="0" w:firstRowLastColumn="0" w:lastRowFirstColumn="0" w:lastRowLastColumn="0"/>
-              <w:rPr>
-                <w:rFonts w:ascii="宋体" w:eastAsia="宋体" w:hAnsi="宋体"/>
+              <w:rPr>
+                <w:rFonts w:ascii="黑体" w:eastAsia="黑体" w:hAnsi="黑体" w:hint="eastAsia"/>
+                <w:szCs w:val="32"/>
               </w:rPr>
             </w:pPr>
             <w:r>
               <w:rPr>
-                <w:rFonts w:ascii="宋体" w:eastAsia="宋体" w:hAnsi="宋体"/>
-              </w:rPr>
-              <w:t>学习评估</w:t>
+                <w:rFonts w:ascii="黑体" w:eastAsia="黑体" w:hAnsi="黑体"/>
+                <w:szCs w:val="32"/>
+              </w:rPr>
+              <w:t>宽松拦截</w:t>
             </w:r>
           </w:p>
         </w:tc>
@@ -845,226 +3054,44 @@
           </w:tcPr>
           <w:p>
             <w:pPr>
-              <w:cnfStyle w:val="000000100000" w:firstRow="0" w:lastRow="0" w:firstColumn="0" w:lastColumn="0" w:oddVBand="0" w:evenVBand="0" w:oddHBand="1" w:evenHBand="0" w:firstRowFirstColumn="0" w:firstRowLastColumn="0" w:lastRowFirstColumn="0" w:lastRowLastColumn="0"/>
-              <w:rPr>
-                <w:rFonts w:ascii="宋体" w:eastAsia="宋体" w:hAnsi="宋体"/>
+              <w:rPr>
+                <w:rFonts w:ascii="黑体" w:eastAsia="黑体" w:hAnsi="黑体" w:hint="eastAsia"/>
+                <w:szCs w:val="32"/>
+                <w:lang w:eastAsia="zh-CN"/>
               </w:rPr>
             </w:pPr>
             <w:r>
               <w:rPr>
-                <w:rFonts w:ascii="宋体" w:eastAsia="宋体" w:hAnsi="宋体"/>
-              </w:rPr>
-              <w:t>5维度评分+优先级建议</w:t>
+                <w:rFonts w:ascii="黑体" w:eastAsia="黑体" w:hAnsi="黑体"/>
+                <w:szCs w:val="32"/>
+                <w:lang w:eastAsia="zh-CN"/>
+              </w:rPr>
+              <w:t>词边界正则匹配 → 多类命中(≥2)才拦截 → 降低误杀率</w:t>
             </w:r>
           </w:p>
         </w:tc>
       </w:tr>
-    </w:tbl>
-    <w:p>
-      <w:pPr>
-        <w:rPr>
-          <w:rFonts w:ascii="宋体" w:eastAsia="宋体" w:hAnsi="宋体"/>
-        </w:rPr>
-      </w:pPr>
-    </w:p>
-    <w:p>
-      <w:pPr>
-        <w:pStyle w:val="1"/>
-        <w:rPr>
-          <w:rFonts w:ascii="宋体" w:eastAsia="宋体" w:hAnsi="宋体"/>
-        </w:rPr>
-      </w:pPr>
-      <w:r>
-        <w:rPr>
-          <w:rFonts w:ascii="宋体" w:eastAsia="宋体" w:hAnsi="宋体"/>
-          <w:color w:val="1A1A2E"/>
-        </w:rPr>
-        <w:t>三、数据流</w:t>
-      </w:r>
-    </w:p>
-    <w:p>
-      <w:pPr>
-        <w:rPr>
-          <w:rFonts w:ascii="宋体" w:eastAsia="宋体" w:hAnsi="宋体"/>
-        </w:rPr>
-      </w:pPr>
-      <w:r>
-        <w:rPr>
-          <w:rFonts w:ascii="宋体" w:eastAsia="宋体" w:hAnsi="宋体"/>
-        </w:rPr>
-        <w:t>【对话】用户输入 -&gt; 安全过滤 -&gt; Orchestrator.classify_intent() -&gt; [INTENT:xxx]直接命中或LLM分类 -&gt; 路由Agent -&gt; Agent.chat_stream() -&gt; SSE流式输出 -&gt; 前端打字机动画 -&gt; 画像提取 -&gt; 资源自动保存</w:t>
-      </w:r>
-    </w:p>
-    <w:p>
-      <w:pPr>
-        <w:rPr>
-          <w:rFonts w:ascii="宋体" w:eastAsia="宋体" w:hAnsi="宋体"/>
-        </w:rPr>
-      </w:pPr>
-      <w:r>
-        <w:rPr>
-          <w:rFonts w:ascii="宋体" w:eastAsia="宋体" w:hAnsi="宋体"/>
-        </w:rPr>
-        <w:lastRenderedPageBreak/>
-        <w:t>【画像】每条消息后: 合并已有画像+用户消息 -&gt; LLM提取六维字段 -&gt; db_update_profile()</w:t>
-      </w:r>
-    </w:p>
-    <w:p>
-      <w:pPr>
-        <w:rPr>
-          <w:rFonts w:ascii="宋体" w:eastAsia="宋体" w:hAnsi="宋体"/>
-          <w:lang w:eastAsia="zh-CN"/>
-        </w:rPr>
-      </w:pPr>
-      <w:r>
-        <w:rPr>
-          <w:rFonts w:ascii="宋体" w:eastAsia="宋体" w:hAnsi="宋体"/>
-        </w:rPr>
-        <w:t>【PPT】用户消息 -&gt; PPTAgent -&gt; LLM输出JSON -&gt; 多层修复解析 -&gt; build_pptx() -&gt; 封面+内容(+代码图片)+结束 -&gt; 下载链接</w:t>
-      </w:r>
-    </w:p>
-    <w:p>
-      <w:pPr>
-        <w:rPr>
-          <w:rFonts w:ascii="宋体" w:eastAsia="宋体" w:hAnsi="宋体" w:hint="eastAsia"/>
-          <w:lang w:eastAsia="zh-CN"/>
-        </w:rPr>
-      </w:pPr>
-      <w:r>
-        <w:rPr>
-          <w:rFonts w:ascii="宋体" w:eastAsia="宋体" w:hAnsi="宋体"/>
-          <w:lang w:eastAsia="zh-CN"/>
-        </w:rPr>
-        <w:drawing>
-          <wp:inline distT="0" distB="0" distL="0" distR="0" wp14:anchorId="0C10BE2A" wp14:editId="2A75E2AD">
-            <wp:extent cx="5486400" cy="1127760"/>
-            <wp:effectExtent l="0" t="0" r="0" b="0"/>
-            <wp:docPr id="1517835273" name="图片 1" descr="卡通人物&#10;&#10;中度可信度描述已自动生成"/>
-            <wp:cNvGraphicFramePr>
-              <a:graphicFrameLocks xmlns:a="http://schemas.openxmlformats.org/drawingml/2006/main" noChangeAspect="1"/>
-            </wp:cNvGraphicFramePr>
-            <a:graphic xmlns:a="http://schemas.openxmlformats.org/drawingml/2006/main">
-              <a:graphicData uri="http://schemas.openxmlformats.org/drawingml/2006/picture">
-                <pic:pic xmlns:pic="http://schemas.openxmlformats.org/drawingml/2006/picture">
-                  <pic:nvPicPr>
-                    <pic:cNvPr id="1517835273" name="图片 1" descr="卡通人物&#10;&#10;中度可信度描述已自动生成"/>
-                    <pic:cNvPicPr/>
-                  </pic:nvPicPr>
-                  <pic:blipFill>
-                    <a:blip r:embed="rId8"/>
-                    <a:stretch>
-                      <a:fillRect/>
-                    </a:stretch>
-                  </pic:blipFill>
-                  <pic:spPr>
-                    <a:xfrm>
-                      <a:off x="0" y="0"/>
-                      <a:ext cx="5486400" cy="1127760"/>
-                    </a:xfrm>
-                    <a:prstGeom prst="rect">
-                      <a:avLst/>
-                    </a:prstGeom>
-                  </pic:spPr>
-                </pic:pic>
-              </a:graphicData>
-            </a:graphic>
-          </wp:inline>
-        </w:drawing>
-      </w:r>
-    </w:p>
-    <w:p>
-      <w:pPr>
-        <w:rPr>
-          <w:rFonts w:ascii="宋体" w:eastAsia="宋体" w:hAnsi="宋体"/>
-        </w:rPr>
-      </w:pPr>
-      <w:r>
-        <w:rPr>
-          <w:rFonts w:ascii="宋体" w:eastAsia="宋体" w:hAnsi="宋体"/>
-        </w:rPr>
-        <w:drawing>
-          <wp:inline distT="0" distB="0" distL="0" distR="0" wp14:anchorId="2F3AC2C9" wp14:editId="67D0CB7D">
-            <wp:extent cx="5486400" cy="2950210"/>
-            <wp:effectExtent l="0" t="0" r="0" b="2540"/>
-            <wp:docPr id="532094808" name="图片 1" descr="文本&#10;&#10;描述已自动生成"/>
-            <wp:cNvGraphicFramePr>
-              <a:graphicFrameLocks xmlns:a="http://schemas.openxmlformats.org/drawingml/2006/main" noChangeAspect="1"/>
-            </wp:cNvGraphicFramePr>
-            <a:graphic xmlns:a="http://schemas.openxmlformats.org/drawingml/2006/main">
-              <a:graphicData uri="http://schemas.openxmlformats.org/drawingml/2006/picture">
-                <pic:pic xmlns:pic="http://schemas.openxmlformats.org/drawingml/2006/picture">
-                  <pic:nvPicPr>
-                    <pic:cNvPr id="532094808" name="图片 1" descr="文本&#10;&#10;描述已自动生成"/>
-                    <pic:cNvPicPr/>
-                  </pic:nvPicPr>
-                  <pic:blipFill>
-                    <a:blip r:embed="rId9"/>
-                    <a:stretch>
-                      <a:fillRect/>
-                    </a:stretch>
-                  </pic:blipFill>
-                  <pic:spPr>
-                    <a:xfrm>
-                      <a:off x="0" y="0"/>
-                      <a:ext cx="5486400" cy="2950210"/>
-                    </a:xfrm>
-                    <a:prstGeom prst="rect">
-                      <a:avLst/>
-                    </a:prstGeom>
-                  </pic:spPr>
-                </pic:pic>
-              </a:graphicData>
-            </a:graphic>
-          </wp:inline>
-        </w:drawing>
-      </w:r>
-    </w:p>
-    <w:p>
-      <w:pPr>
-        <w:pStyle w:val="1"/>
-        <w:rPr>
-          <w:rFonts w:ascii="宋体" w:eastAsia="宋体" w:hAnsi="宋体"/>
-        </w:rPr>
-      </w:pPr>
-      <w:r>
-        <w:rPr>
-          <w:rFonts w:ascii="宋体" w:eastAsia="宋体" w:hAnsi="宋体"/>
-          <w:color w:val="1A1A2E"/>
-        </w:rPr>
-        <w:t>四、数据库设计</w:t>
-      </w:r>
-    </w:p>
-    <w:tbl>
-      <w:tblPr>
-        <w:tblStyle w:val="-11"/>
-        <w:tblW w:w="0" w:type="auto"/>
-        <w:tblLook w:val="04A0" w:firstRow="1" w:lastRow="0" w:firstColumn="1" w:lastColumn="0" w:noHBand="0" w:noVBand="1"/>
-      </w:tblPr>
-      <w:tblGrid>
-        <w:gridCol w:w="2880"/>
-        <w:gridCol w:w="2880"/>
-        <w:gridCol w:w="2880"/>
-      </w:tblGrid>
       <w:tr>
         <w:trPr>
-          <w:cnfStyle w:val="100000000000" w:firstRow="1" w:lastRow="0" w:firstColumn="0" w:lastColumn="0" w:oddVBand="0" w:evenVBand="0" w:oddHBand="0" w:evenHBand="0" w:firstRowFirstColumn="0" w:firstRowLastColumn="0" w:lastRowFirstColumn="0" w:lastRowLastColumn="0"/>
+          <w:jc w:val="center"/>
         </w:trPr>
         <w:tc>
           <w:tcPr>
-            <w:cnfStyle w:val="001000000000" w:firstRow="0" w:lastRow="0" w:firstColumn="1" w:lastColumn="0" w:oddVBand="0" w:evenVBand="0" w:oddHBand="0" w:evenHBand="0" w:firstRowFirstColumn="0" w:firstRowLastColumn="0" w:lastRowFirstColumn="0" w:lastRowLastColumn="0"/>
             <w:tcW w:w="2880" w:type="dxa"/>
           </w:tcPr>
           <w:p>
             <w:pPr>
               <w:rPr>
-                <w:rFonts w:ascii="宋体" w:eastAsia="宋体" w:hAnsi="宋体"/>
+                <w:rFonts w:ascii="黑体" w:eastAsia="黑体" w:hAnsi="黑体" w:hint="eastAsia"/>
+                <w:szCs w:val="32"/>
               </w:rPr>
             </w:pPr>
             <w:r>
               <w:rPr>
-                <w:rFonts w:ascii="宋体" w:eastAsia="宋体" w:hAnsi="宋体"/>
-              </w:rPr>
-              <w:t>表</w:t>
+                <w:rFonts w:ascii="黑体" w:eastAsia="黑体" w:hAnsi="黑体"/>
+                <w:szCs w:val="32"/>
+              </w:rPr>
+              <w:t>Prompt注入</w:t>
             </w:r>
           </w:p>
         </w:tc>
@@ -1074,16 +3101,17 @@
           </w:tcPr>
           <w:p>
             <w:pPr>
-              <w:cnfStyle w:val="100000000000" w:firstRow="1" w:lastRow="0" w:firstColumn="0" w:lastColumn="0" w:oddVBand="0" w:evenVBand="0" w:oddHBand="0" w:evenHBand="0" w:firstRowFirstColumn="0" w:firstRowLastColumn="0" w:lastRowFirstColumn="0" w:lastRowLastColumn="0"/>
-              <w:rPr>
-                <w:rFonts w:ascii="宋体" w:eastAsia="宋体" w:hAnsi="宋体"/>
+              <w:rPr>
+                <w:rFonts w:ascii="黑体" w:eastAsia="黑体" w:hAnsi="黑体" w:hint="eastAsia"/>
+                <w:szCs w:val="32"/>
               </w:rPr>
             </w:pPr>
             <w:r>
               <w:rPr>
-                <w:rFonts w:ascii="宋体" w:eastAsia="宋体" w:hAnsi="宋体"/>
-              </w:rPr>
-              <w:t>字段</w:t>
+                <w:rFonts w:ascii="黑体" w:eastAsia="黑体" w:hAnsi="黑体"/>
+                <w:szCs w:val="32"/>
+              </w:rPr>
+              <w:t>关键词检测</w:t>
             </w:r>
           </w:p>
         </w:tc>
@@ -1093,40 +3121,44 @@
           </w:tcPr>
           <w:p>
             <w:pPr>
-              <w:cnfStyle w:val="100000000000" w:firstRow="1" w:lastRow="0" w:firstColumn="0" w:lastColumn="0" w:oddVBand="0" w:evenVBand="0" w:oddHBand="0" w:evenHBand="0" w:firstRowFirstColumn="0" w:firstRowLastColumn="0" w:lastRowFirstColumn="0" w:lastRowLastColumn="0"/>
-              <w:rPr>
-                <w:rFonts w:ascii="宋体" w:eastAsia="宋体" w:hAnsi="宋体"/>
+              <w:rPr>
+                <w:rFonts w:ascii="黑体" w:eastAsia="黑体" w:hAnsi="黑体" w:hint="eastAsia"/>
+                <w:szCs w:val="32"/>
+                <w:lang w:eastAsia="zh-CN"/>
               </w:rPr>
             </w:pPr>
             <w:r>
               <w:rPr>
-                <w:rFonts w:ascii="宋体" w:eastAsia="宋体" w:hAnsi="宋体"/>
-              </w:rPr>
-              <w:t>说明</w:t>
+                <w:rFonts w:ascii="黑体" w:eastAsia="黑体" w:hAnsi="黑体"/>
+                <w:szCs w:val="32"/>
+                <w:lang w:eastAsia="zh-CN"/>
+              </w:rPr>
+              <w:t>injection类词库检测，拦截诱导Agent执行恶意指令的输入</w:t>
             </w:r>
           </w:p>
         </w:tc>
       </w:tr>
       <w:tr>
         <w:trPr>
-          <w:cnfStyle w:val="000000100000" w:firstRow="0" w:lastRow="0" w:firstColumn="0" w:lastColumn="0" w:oddVBand="0" w:evenVBand="0" w:oddHBand="1" w:evenHBand="0" w:firstRowFirstColumn="0" w:firstRowLastColumn="0" w:lastRowFirstColumn="0" w:lastRowLastColumn="0"/>
+          <w:jc w:val="center"/>
         </w:trPr>
         <w:tc>
           <w:tcPr>
-            <w:cnfStyle w:val="001000000000" w:firstRow="0" w:lastRow="0" w:firstColumn="1" w:lastColumn="0" w:oddVBand="0" w:evenVBand="0" w:oddHBand="0" w:evenHBand="0" w:firstRowFirstColumn="0" w:firstRowLastColumn="0" w:lastRowFirstColumn="0" w:lastRowLastColumn="0"/>
             <w:tcW w:w="2880" w:type="dxa"/>
           </w:tcPr>
           <w:p>
             <w:pPr>
               <w:rPr>
-                <w:rFonts w:ascii="宋体" w:eastAsia="宋体" w:hAnsi="宋体"/>
+                <w:rFonts w:ascii="黑体" w:eastAsia="黑体" w:hAnsi="黑体" w:hint="eastAsia"/>
+                <w:szCs w:val="32"/>
               </w:rPr>
             </w:pPr>
             <w:r>
               <w:rPr>
-                <w:rFonts w:ascii="宋体" w:eastAsia="宋体" w:hAnsi="宋体"/>
-              </w:rPr>
-              <w:t>users</w:t>
+                <w:rFonts w:ascii="黑体" w:eastAsia="黑体" w:hAnsi="黑体"/>
+                <w:szCs w:val="32"/>
+              </w:rPr>
+              <w:t>刷屏攻击</w:t>
             </w:r>
           </w:p>
         </w:tc>
@@ -1136,16 +3168,17 @@
           </w:tcPr>
           <w:p>
             <w:pPr>
-              <w:cnfStyle w:val="000000100000" w:firstRow="0" w:lastRow="0" w:firstColumn="0" w:lastColumn="0" w:oddVBand="0" w:evenVBand="0" w:oddHBand="1" w:evenHBand="0" w:firstRowFirstColumn="0" w:firstRowLastColumn="0" w:lastRowFirstColumn="0" w:lastRowLastColumn="0"/>
-              <w:rPr>
-                <w:rFonts w:ascii="宋体" w:eastAsia="宋体" w:hAnsi="宋体"/>
+              <w:rPr>
+                <w:rFonts w:ascii="黑体" w:eastAsia="黑体" w:hAnsi="黑体" w:hint="eastAsia"/>
+                <w:szCs w:val="32"/>
               </w:rPr>
             </w:pPr>
             <w:r>
               <w:rPr>
-                <w:rFonts w:ascii="宋体" w:eastAsia="宋体" w:hAnsi="宋体"/>
-              </w:rPr>
-              <w:t>id, username, password_hash, token</w:t>
+                <w:rFonts w:ascii="黑体" w:eastAsia="黑体" w:hAnsi="黑体"/>
+                <w:szCs w:val="32"/>
+              </w:rPr>
+              <w:t>正则检测</w:t>
             </w:r>
           </w:p>
         </w:tc>
@@ -1155,326 +3188,19 @@
           </w:tcPr>
           <w:p>
             <w:pPr>
-              <w:cnfStyle w:val="000000100000" w:firstRow="0" w:lastRow="0" w:firstColumn="0" w:lastColumn="0" w:oddVBand="0" w:evenVBand="0" w:oddHBand="1" w:evenHBand="0" w:firstRowFirstColumn="0" w:firstRowLastColumn="0" w:lastRowFirstColumn="0" w:lastRowLastColumn="0"/>
-              <w:rPr>
-                <w:rFonts w:ascii="宋体" w:eastAsia="宋体" w:hAnsi="宋体"/>
+              <w:rPr>
+                <w:rFonts w:ascii="黑体" w:eastAsia="黑体" w:hAnsi="黑体" w:hint="eastAsia"/>
+                <w:szCs w:val="32"/>
+                <w:lang w:eastAsia="zh-CN"/>
               </w:rPr>
             </w:pPr>
             <w:r>
               <w:rPr>
-                <w:rFonts w:ascii="宋体" w:eastAsia="宋体" w:hAnsi="宋体"/>
-              </w:rPr>
-              <w:t>用户账号</w:t>
-            </w:r>
-          </w:p>
-        </w:tc>
-      </w:tr>
-      <w:tr>
-        <w:trPr>
-          <w:cnfStyle w:val="000000010000" w:firstRow="0" w:lastRow="0" w:firstColumn="0" w:lastColumn="0" w:oddVBand="0" w:evenVBand="0" w:oddHBand="0" w:evenHBand="1" w:firstRowFirstColumn="0" w:firstRowLastColumn="0" w:lastRowFirstColumn="0" w:lastRowLastColumn="0"/>
-        </w:trPr>
-        <w:tc>
-          <w:tcPr>
-            <w:cnfStyle w:val="001000000000" w:firstRow="0" w:lastRow="0" w:firstColumn="1" w:lastColumn="0" w:oddVBand="0" w:evenVBand="0" w:oddHBand="0" w:evenHBand="0" w:firstRowFirstColumn="0" w:firstRowLastColumn="0" w:lastRowFirstColumn="0" w:lastRowLastColumn="0"/>
-            <w:tcW w:w="2880" w:type="dxa"/>
-          </w:tcPr>
-          <w:p>
-            <w:pPr>
-              <w:rPr>
-                <w:rFonts w:ascii="宋体" w:eastAsia="宋体" w:hAnsi="宋体"/>
-              </w:rPr>
-            </w:pPr>
-            <w:r>
-              <w:rPr>
-                <w:rFonts w:ascii="宋体" w:eastAsia="宋体" w:hAnsi="宋体"/>
-              </w:rPr>
-              <w:t>student_profiles</w:t>
-            </w:r>
-          </w:p>
-        </w:tc>
-        <w:tc>
-          <w:tcPr>
-            <w:tcW w:w="2880" w:type="dxa"/>
-          </w:tcPr>
-          <w:p>
-            <w:pPr>
-              <w:cnfStyle w:val="000000010000" w:firstRow="0" w:lastRow="0" w:firstColumn="0" w:lastColumn="0" w:oddVBand="0" w:evenVBand="0" w:oddHBand="0" w:evenHBand="1" w:firstRowFirstColumn="0" w:firstRowLastColumn="0" w:lastRowFirstColumn="0" w:lastRowLastColumn="0"/>
-              <w:rPr>
-                <w:rFonts w:ascii="宋体" w:eastAsia="宋体" w:hAnsi="宋体"/>
-              </w:rPr>
-            </w:pPr>
-            <w:r>
-              <w:rPr>
-                <w:rFonts w:ascii="宋体" w:eastAsia="宋体" w:hAnsi="宋体"/>
-              </w:rPr>
-              <w:t>user_id UNIQUE, profile_json</w:t>
-            </w:r>
-          </w:p>
-        </w:tc>
-        <w:tc>
-          <w:tcPr>
-            <w:tcW w:w="2880" w:type="dxa"/>
-          </w:tcPr>
-          <w:p>
-            <w:pPr>
-              <w:cnfStyle w:val="000000010000" w:firstRow="0" w:lastRow="0" w:firstColumn="0" w:lastColumn="0" w:oddVBand="0" w:evenVBand="0" w:oddHBand="0" w:evenHBand="1" w:firstRowFirstColumn="0" w:firstRowLastColumn="0" w:lastRowFirstColumn="0" w:lastRowLastColumn="0"/>
-              <w:rPr>
-                <w:rFonts w:ascii="宋体" w:eastAsia="宋体" w:hAnsi="宋体"/>
-              </w:rPr>
-            </w:pPr>
-            <w:r>
-              <w:rPr>
-                <w:rFonts w:ascii="宋体" w:eastAsia="宋体" w:hAnsi="宋体"/>
-              </w:rPr>
-              <w:t>六维画像</w:t>
-            </w:r>
-          </w:p>
-        </w:tc>
-      </w:tr>
-      <w:tr>
-        <w:trPr>
-          <w:cnfStyle w:val="000000100000" w:firstRow="0" w:lastRow="0" w:firstColumn="0" w:lastColumn="0" w:oddVBand="0" w:evenVBand="0" w:oddHBand="1" w:evenHBand="0" w:firstRowFirstColumn="0" w:firstRowLastColumn="0" w:lastRowFirstColumn="0" w:lastRowLastColumn="0"/>
-        </w:trPr>
-        <w:tc>
-          <w:tcPr>
-            <w:cnfStyle w:val="001000000000" w:firstRow="0" w:lastRow="0" w:firstColumn="1" w:lastColumn="0" w:oddVBand="0" w:evenVBand="0" w:oddHBand="0" w:evenHBand="0" w:firstRowFirstColumn="0" w:firstRowLastColumn="0" w:lastRowFirstColumn="0" w:lastRowLastColumn="0"/>
-            <w:tcW w:w="2880" w:type="dxa"/>
-          </w:tcPr>
-          <w:p>
-            <w:pPr>
-              <w:rPr>
-                <w:rFonts w:ascii="宋体" w:eastAsia="宋体" w:hAnsi="宋体"/>
-              </w:rPr>
-            </w:pPr>
-            <w:r>
-              <w:rPr>
-                <w:rFonts w:ascii="宋体" w:eastAsia="宋体" w:hAnsi="宋体"/>
-              </w:rPr>
-              <w:t>learning_paths</w:t>
-            </w:r>
-          </w:p>
-        </w:tc>
-        <w:tc>
-          <w:tcPr>
-            <w:tcW w:w="2880" w:type="dxa"/>
-          </w:tcPr>
-          <w:p>
-            <w:pPr>
-              <w:cnfStyle w:val="000000100000" w:firstRow="0" w:lastRow="0" w:firstColumn="0" w:lastColumn="0" w:oddVBand="0" w:evenVBand="0" w:oddHBand="1" w:evenHBand="0" w:firstRowFirstColumn="0" w:firstRowLastColumn="0" w:lastRowFirstColumn="0" w:lastRowLastColumn="0"/>
-              <w:rPr>
-                <w:rFonts w:ascii="宋体" w:eastAsia="宋体" w:hAnsi="宋体"/>
-              </w:rPr>
-            </w:pPr>
-            <w:r>
-              <w:rPr>
-                <w:rFonts w:ascii="宋体" w:eastAsia="宋体" w:hAnsi="宋体"/>
-              </w:rPr>
-              <w:t>user_id+course UNIQUE, path_json, status_json</w:t>
-            </w:r>
-          </w:p>
-        </w:tc>
-        <w:tc>
-          <w:tcPr>
-            <w:tcW w:w="2880" w:type="dxa"/>
-          </w:tcPr>
-          <w:p>
-            <w:pPr>
-              <w:cnfStyle w:val="000000100000" w:firstRow="0" w:lastRow="0" w:firstColumn="0" w:lastColumn="0" w:oddVBand="0" w:evenVBand="0" w:oddHBand="1" w:evenHBand="0" w:firstRowFirstColumn="0" w:firstRowLastColumn="0" w:lastRowFirstColumn="0" w:lastRowLastColumn="0"/>
-              <w:rPr>
-                <w:rFonts w:ascii="宋体" w:eastAsia="宋体" w:hAnsi="宋体"/>
-              </w:rPr>
-            </w:pPr>
-            <w:r>
-              <w:rPr>
-                <w:rFonts w:ascii="宋体" w:eastAsia="宋体" w:hAnsi="宋体"/>
-              </w:rPr>
-              <w:t>多课程路径+进度</w:t>
-            </w:r>
-          </w:p>
-        </w:tc>
-      </w:tr>
-      <w:tr>
-        <w:trPr>
-          <w:cnfStyle w:val="000000010000" w:firstRow="0" w:lastRow="0" w:firstColumn="0" w:lastColumn="0" w:oddVBand="0" w:evenVBand="0" w:oddHBand="0" w:evenHBand="1" w:firstRowFirstColumn="0" w:firstRowLastColumn="0" w:lastRowFirstColumn="0" w:lastRowLastColumn="0"/>
-        </w:trPr>
-        <w:tc>
-          <w:tcPr>
-            <w:cnfStyle w:val="001000000000" w:firstRow="0" w:lastRow="0" w:firstColumn="1" w:lastColumn="0" w:oddVBand="0" w:evenVBand="0" w:oddHBand="0" w:evenHBand="0" w:firstRowFirstColumn="0" w:firstRowLastColumn="0" w:lastRowFirstColumn="0" w:lastRowLastColumn="0"/>
-            <w:tcW w:w="2880" w:type="dxa"/>
-          </w:tcPr>
-          <w:p>
-            <w:pPr>
-              <w:rPr>
-                <w:rFonts w:ascii="宋体" w:eastAsia="宋体" w:hAnsi="宋体"/>
-              </w:rPr>
-            </w:pPr>
-            <w:r>
-              <w:rPr>
-                <w:rFonts w:ascii="宋体" w:eastAsia="宋体" w:hAnsi="宋体"/>
-              </w:rPr>
-              <w:t>learning_resources</w:t>
-            </w:r>
-          </w:p>
-        </w:tc>
-        <w:tc>
-          <w:tcPr>
-            <w:tcW w:w="2880" w:type="dxa"/>
-          </w:tcPr>
-          <w:p>
-            <w:pPr>
-              <w:cnfStyle w:val="000000010000" w:firstRow="0" w:lastRow="0" w:firstColumn="0" w:lastColumn="0" w:oddVBand="0" w:evenVBand="0" w:oddHBand="0" w:evenHBand="1" w:firstRowFirstColumn="0" w:firstRowLastColumn="0" w:lastRowFirstColumn="0" w:lastRowLastColumn="0"/>
-              <w:rPr>
-                <w:rFonts w:ascii="宋体" w:eastAsia="宋体" w:hAnsi="宋体"/>
-              </w:rPr>
-            </w:pPr>
-            <w:r>
-              <w:rPr>
-                <w:rFonts w:ascii="宋体" w:eastAsia="宋体" w:hAnsi="宋体"/>
-              </w:rPr>
-              <w:t>user_id, resource_type, topic, title, content</w:t>
-            </w:r>
-          </w:p>
-        </w:tc>
-        <w:tc>
-          <w:tcPr>
-            <w:tcW w:w="2880" w:type="dxa"/>
-          </w:tcPr>
-          <w:p>
-            <w:pPr>
-              <w:cnfStyle w:val="000000010000" w:firstRow="0" w:lastRow="0" w:firstColumn="0" w:lastColumn="0" w:oddVBand="0" w:evenVBand="0" w:oddHBand="0" w:evenHBand="1" w:firstRowFirstColumn="0" w:firstRowLastColumn="0" w:lastRowFirstColumn="0" w:lastRowLastColumn="0"/>
-              <w:rPr>
-                <w:rFonts w:ascii="宋体" w:eastAsia="宋体" w:hAnsi="宋体"/>
-              </w:rPr>
-            </w:pPr>
-            <w:r>
-              <w:rPr>
-                <w:rFonts w:ascii="宋体" w:eastAsia="宋体" w:hAnsi="宋体"/>
-              </w:rPr>
-              <w:t>资源记录</w:t>
-            </w:r>
-          </w:p>
-        </w:tc>
-      </w:tr>
-      <w:tr>
-        <w:trPr>
-          <w:cnfStyle w:val="000000100000" w:firstRow="0" w:lastRow="0" w:firstColumn="0" w:lastColumn="0" w:oddVBand="0" w:evenVBand="0" w:oddHBand="1" w:evenHBand="0" w:firstRowFirstColumn="0" w:firstRowLastColumn="0" w:lastRowFirstColumn="0" w:lastRowLastColumn="0"/>
-        </w:trPr>
-        <w:tc>
-          <w:tcPr>
-            <w:cnfStyle w:val="001000000000" w:firstRow="0" w:lastRow="0" w:firstColumn="1" w:lastColumn="0" w:oddVBand="0" w:evenVBand="0" w:oddHBand="0" w:evenHBand="0" w:firstRowFirstColumn="0" w:firstRowLastColumn="0" w:lastRowFirstColumn="0" w:lastRowLastColumn="0"/>
-            <w:tcW w:w="2880" w:type="dxa"/>
-          </w:tcPr>
-          <w:p>
-            <w:pPr>
-              <w:rPr>
-                <w:rFonts w:ascii="宋体" w:eastAsia="宋体" w:hAnsi="宋体"/>
-              </w:rPr>
-            </w:pPr>
-            <w:r>
-              <w:rPr>
-                <w:rFonts w:ascii="宋体" w:eastAsia="宋体" w:hAnsi="宋体"/>
-              </w:rPr>
-              <w:t>chat_messages</w:t>
-            </w:r>
-          </w:p>
-        </w:tc>
-        <w:tc>
-          <w:tcPr>
-            <w:tcW w:w="2880" w:type="dxa"/>
-          </w:tcPr>
-          <w:p>
-            <w:pPr>
-              <w:cnfStyle w:val="000000100000" w:firstRow="0" w:lastRow="0" w:firstColumn="0" w:lastColumn="0" w:oddVBand="0" w:evenVBand="0" w:oddHBand="1" w:evenHBand="0" w:firstRowFirstColumn="0" w:firstRowLastColumn="0" w:lastRowFirstColumn="0" w:lastRowLastColumn="0"/>
-              <w:rPr>
-                <w:rFonts w:ascii="宋体" w:eastAsia="宋体" w:hAnsi="宋体"/>
-              </w:rPr>
-            </w:pPr>
-            <w:r>
-              <w:rPr>
-                <w:rFonts w:ascii="宋体" w:eastAsia="宋体" w:hAnsi="宋体"/>
-              </w:rPr>
-              <w:t>user_id, role, text</w:t>
-            </w:r>
-          </w:p>
-        </w:tc>
-        <w:tc>
-          <w:tcPr>
-            <w:tcW w:w="2880" w:type="dxa"/>
-          </w:tcPr>
-          <w:p>
-            <w:pPr>
-              <w:cnfStyle w:val="000000100000" w:firstRow="0" w:lastRow="0" w:firstColumn="0" w:lastColumn="0" w:oddVBand="0" w:evenVBand="0" w:oddHBand="1" w:evenHBand="0" w:firstRowFirstColumn="0" w:firstRowLastColumn="0" w:lastRowFirstColumn="0" w:lastRowLastColumn="0"/>
-              <w:rPr>
-                <w:rFonts w:ascii="宋体" w:eastAsia="宋体" w:hAnsi="宋体"/>
-              </w:rPr>
-            </w:pPr>
-            <w:r>
-              <w:rPr>
-                <w:rFonts w:ascii="宋体" w:eastAsia="宋体" w:hAnsi="宋体"/>
-              </w:rPr>
-              <w:t>聊天记录</w:t>
-            </w:r>
-          </w:p>
-        </w:tc>
-      </w:tr>
-      <w:tr>
-        <w:trPr>
-          <w:cnfStyle w:val="000000010000" w:firstRow="0" w:lastRow="0" w:firstColumn="0" w:lastColumn="0" w:oddVBand="0" w:evenVBand="0" w:oddHBand="0" w:evenHBand="1" w:firstRowFirstColumn="0" w:firstRowLastColumn="0" w:lastRowFirstColumn="0" w:lastRowLastColumn="0"/>
-        </w:trPr>
-        <w:tc>
-          <w:tcPr>
-            <w:cnfStyle w:val="001000000000" w:firstRow="0" w:lastRow="0" w:firstColumn="1" w:lastColumn="0" w:oddVBand="0" w:evenVBand="0" w:oddHBand="0" w:evenHBand="0" w:firstRowFirstColumn="0" w:firstRowLastColumn="0" w:lastRowFirstColumn="0" w:lastRowLastColumn="0"/>
-            <w:tcW w:w="2880" w:type="dxa"/>
-          </w:tcPr>
-          <w:p>
-            <w:pPr>
-              <w:rPr>
-                <w:rFonts w:ascii="宋体" w:eastAsia="宋体" w:hAnsi="宋体"/>
-              </w:rPr>
-            </w:pPr>
-            <w:r>
-              <w:rPr>
-                <w:rFonts w:ascii="宋体" w:eastAsia="宋体" w:hAnsi="宋体"/>
-              </w:rPr>
-              <w:t>ChromaDB</w:t>
-            </w:r>
-          </w:p>
-        </w:tc>
-        <w:tc>
-          <w:tcPr>
-            <w:tcW w:w="2880" w:type="dxa"/>
-          </w:tcPr>
-          <w:p>
-            <w:pPr>
-              <w:cnfStyle w:val="000000010000" w:firstRow="0" w:lastRow="0" w:firstColumn="0" w:lastColumn="0" w:oddVBand="0" w:evenVBand="0" w:oddHBand="0" w:evenHBand="1" w:firstRowFirstColumn="0" w:firstRowLastColumn="0" w:lastRowFirstColumn="0" w:lastRowLastColumn="0"/>
-              <w:rPr>
-                <w:rFonts w:ascii="宋体" w:eastAsia="宋体" w:hAnsi="宋体"/>
-              </w:rPr>
-            </w:pPr>
-            <w:r>
-              <w:rPr>
-                <w:rFonts w:ascii="宋体" w:eastAsia="宋体" w:hAnsi="宋体"/>
-              </w:rPr>
-              <w:t>文档向量</w:t>
-            </w:r>
-          </w:p>
-        </w:tc>
-        <w:tc>
-          <w:tcPr>
-            <w:tcW w:w="2880" w:type="dxa"/>
-          </w:tcPr>
-          <w:p>
-            <w:pPr>
-              <w:cnfStyle w:val="000000010000" w:firstRow="0" w:lastRow="0" w:firstColumn="0" w:lastColumn="0" w:oddVBand="0" w:evenVBand="0" w:oddHBand="0" w:evenHBand="1" w:firstRowFirstColumn="0" w:firstRowLastColumn="0" w:lastRowFirstColumn="0" w:lastRowLastColumn="0"/>
-              <w:rPr>
-                <w:rFonts w:ascii="宋体" w:eastAsia="宋体" w:hAnsi="宋体"/>
-              </w:rPr>
-            </w:pPr>
-            <w:r>
-              <w:rPr>
-                <w:rFonts w:ascii="宋体" w:eastAsia="宋体" w:hAnsi="宋体"/>
-              </w:rPr>
-              <w:t>RAG知识库</w:t>
+                <w:rFonts w:ascii="黑体" w:eastAsia="黑体" w:hAnsi="黑体"/>
+                <w:szCs w:val="32"/>
+                <w:lang w:eastAsia="zh-CN"/>
+              </w:rPr>
+              <w:t>连续重复字符≥20即拦截</w:t>
             </w:r>
           </w:p>
         </w:tc>
@@ -1483,494 +3209,12 @@
     <w:p>
       <w:pPr>
         <w:rPr>
-          <w:rFonts w:ascii="宋体" w:eastAsia="宋体" w:hAnsi="宋体" w:hint="eastAsia"/>
+          <w:rFonts w:ascii="黑体" w:eastAsia="黑体" w:hAnsi="黑体"/>
+          <w:sz w:val="24"/>
+          <w:szCs w:val="24"/>
           <w:lang w:eastAsia="zh-CN"/>
         </w:rPr>
       </w:pPr>
-    </w:p>
-    <w:p>
-      <w:pPr>
-        <w:pStyle w:val="1"/>
-        <w:rPr>
-          <w:rFonts w:ascii="宋体" w:eastAsia="宋体" w:hAnsi="宋体"/>
-        </w:rPr>
-      </w:pPr>
-      <w:r>
-        <w:rPr>
-          <w:rFonts w:ascii="宋体" w:eastAsia="宋体" w:hAnsi="宋体"/>
-          <w:color w:val="1A1A2E"/>
-        </w:rPr>
-        <w:lastRenderedPageBreak/>
-        <w:t>五、前端架构</w:t>
-      </w:r>
-    </w:p>
-    <w:tbl>
-      <w:tblPr>
-        <w:tblStyle w:val="-11"/>
-        <w:tblW w:w="0" w:type="auto"/>
-        <w:tblLook w:val="04A0" w:firstRow="1" w:lastRow="0" w:firstColumn="1" w:lastColumn="0" w:noHBand="0" w:noVBand="1"/>
-      </w:tblPr>
-      <w:tblGrid>
-        <w:gridCol w:w="2880"/>
-        <w:gridCol w:w="2880"/>
-        <w:gridCol w:w="2880"/>
-      </w:tblGrid>
-      <w:tr>
-        <w:trPr>
-          <w:cnfStyle w:val="100000000000" w:firstRow="1" w:lastRow="0" w:firstColumn="0" w:lastColumn="0" w:oddVBand="0" w:evenVBand="0" w:oddHBand="0" w:evenHBand="0" w:firstRowFirstColumn="0" w:firstRowLastColumn="0" w:lastRowFirstColumn="0" w:lastRowLastColumn="0"/>
-        </w:trPr>
-        <w:tc>
-          <w:tcPr>
-            <w:cnfStyle w:val="001000000000" w:firstRow="0" w:lastRow="0" w:firstColumn="1" w:lastColumn="0" w:oddVBand="0" w:evenVBand="0" w:oddHBand="0" w:evenHBand="0" w:firstRowFirstColumn="0" w:firstRowLastColumn="0" w:lastRowFirstColumn="0" w:lastRowLastColumn="0"/>
-            <w:tcW w:w="2880" w:type="dxa"/>
-          </w:tcPr>
-          <w:p>
-            <w:pPr>
-              <w:rPr>
-                <w:rFonts w:ascii="宋体" w:eastAsia="宋体" w:hAnsi="宋体"/>
-              </w:rPr>
-            </w:pPr>
-            <w:r>
-              <w:rPr>
-                <w:rFonts w:ascii="宋体" w:eastAsia="宋体" w:hAnsi="宋体"/>
-              </w:rPr>
-              <w:t>路由</w:t>
-            </w:r>
-          </w:p>
-        </w:tc>
-        <w:tc>
-          <w:tcPr>
-            <w:tcW w:w="2880" w:type="dxa"/>
-          </w:tcPr>
-          <w:p>
-            <w:pPr>
-              <w:cnfStyle w:val="100000000000" w:firstRow="1" w:lastRow="0" w:firstColumn="0" w:lastColumn="0" w:oddVBand="0" w:evenVBand="0" w:oddHBand="0" w:evenHBand="0" w:firstRowFirstColumn="0" w:firstRowLastColumn="0" w:lastRowFirstColumn="0" w:lastRowLastColumn="0"/>
-              <w:rPr>
-                <w:rFonts w:ascii="宋体" w:eastAsia="宋体" w:hAnsi="宋体"/>
-              </w:rPr>
-            </w:pPr>
-            <w:r>
-              <w:rPr>
-                <w:rFonts w:ascii="宋体" w:eastAsia="宋体" w:hAnsi="宋体"/>
-              </w:rPr>
-              <w:t>组件</w:t>
-            </w:r>
-          </w:p>
-        </w:tc>
-        <w:tc>
-          <w:tcPr>
-            <w:tcW w:w="2880" w:type="dxa"/>
-          </w:tcPr>
-          <w:p>
-            <w:pPr>
-              <w:cnfStyle w:val="100000000000" w:firstRow="1" w:lastRow="0" w:firstColumn="0" w:lastColumn="0" w:oddVBand="0" w:evenVBand="0" w:oddHBand="0" w:evenHBand="0" w:firstRowFirstColumn="0" w:firstRowLastColumn="0" w:lastRowFirstColumn="0" w:lastRowLastColumn="0"/>
-              <w:rPr>
-                <w:rFonts w:ascii="宋体" w:eastAsia="宋体" w:hAnsi="宋体"/>
-              </w:rPr>
-            </w:pPr>
-            <w:r>
-              <w:rPr>
-                <w:rFonts w:ascii="宋体" w:eastAsia="宋体" w:hAnsi="宋体"/>
-              </w:rPr>
-              <w:t>功能</w:t>
-            </w:r>
-          </w:p>
-        </w:tc>
-      </w:tr>
-      <w:tr>
-        <w:trPr>
-          <w:cnfStyle w:val="000000100000" w:firstRow="0" w:lastRow="0" w:firstColumn="0" w:lastColumn="0" w:oddVBand="0" w:evenVBand="0" w:oddHBand="1" w:evenHBand="0" w:firstRowFirstColumn="0" w:firstRowLastColumn="0" w:lastRowFirstColumn="0" w:lastRowLastColumn="0"/>
-        </w:trPr>
-        <w:tc>
-          <w:tcPr>
-            <w:cnfStyle w:val="001000000000" w:firstRow="0" w:lastRow="0" w:firstColumn="1" w:lastColumn="0" w:oddVBand="0" w:evenVBand="0" w:oddHBand="0" w:evenHBand="0" w:firstRowFirstColumn="0" w:firstRowLastColumn="0" w:lastRowFirstColumn="0" w:lastRowLastColumn="0"/>
-            <w:tcW w:w="2880" w:type="dxa"/>
-          </w:tcPr>
-          <w:p>
-            <w:pPr>
-              <w:rPr>
-                <w:rFonts w:ascii="宋体" w:eastAsia="宋体" w:hAnsi="宋体"/>
-              </w:rPr>
-            </w:pPr>
-            <w:r>
-              <w:rPr>
-                <w:rFonts w:ascii="宋体" w:eastAsia="宋体" w:hAnsi="宋体"/>
-              </w:rPr>
-              <w:t>/login</w:t>
-            </w:r>
-          </w:p>
-        </w:tc>
-        <w:tc>
-          <w:tcPr>
-            <w:tcW w:w="2880" w:type="dxa"/>
-          </w:tcPr>
-          <w:p>
-            <w:pPr>
-              <w:cnfStyle w:val="000000100000" w:firstRow="0" w:lastRow="0" w:firstColumn="0" w:lastColumn="0" w:oddVBand="0" w:evenVBand="0" w:oddHBand="1" w:evenHBand="0" w:firstRowFirstColumn="0" w:firstRowLastColumn="0" w:lastRowFirstColumn="0" w:lastRowLastColumn="0"/>
-              <w:rPr>
-                <w:rFonts w:ascii="宋体" w:eastAsia="宋体" w:hAnsi="宋体"/>
-              </w:rPr>
-            </w:pPr>
-            <w:r>
-              <w:rPr>
-                <w:rFonts w:ascii="宋体" w:eastAsia="宋体" w:hAnsi="宋体"/>
-              </w:rPr>
-              <w:t>LoginView</w:t>
-            </w:r>
-          </w:p>
-        </w:tc>
-        <w:tc>
-          <w:tcPr>
-            <w:tcW w:w="2880" w:type="dxa"/>
-          </w:tcPr>
-          <w:p>
-            <w:pPr>
-              <w:cnfStyle w:val="000000100000" w:firstRow="0" w:lastRow="0" w:firstColumn="0" w:lastColumn="0" w:oddVBand="0" w:evenVBand="0" w:oddHBand="1" w:evenHBand="0" w:firstRowFirstColumn="0" w:firstRowLastColumn="0" w:lastRowFirstColumn="0" w:lastRowLastColumn="0"/>
-              <w:rPr>
-                <w:rFonts w:ascii="宋体" w:eastAsia="宋体" w:hAnsi="宋体"/>
-              </w:rPr>
-            </w:pPr>
-            <w:r>
-              <w:rPr>
-                <w:rFonts w:ascii="宋体" w:eastAsia="宋体" w:hAnsi="宋体"/>
-              </w:rPr>
-              <w:t>登录/注册</w:t>
-            </w:r>
-          </w:p>
-        </w:tc>
-      </w:tr>
-      <w:tr>
-        <w:trPr>
-          <w:cnfStyle w:val="000000010000" w:firstRow="0" w:lastRow="0" w:firstColumn="0" w:lastColumn="0" w:oddVBand="0" w:evenVBand="0" w:oddHBand="0" w:evenHBand="1" w:firstRowFirstColumn="0" w:firstRowLastColumn="0" w:lastRowFirstColumn="0" w:lastRowLastColumn="0"/>
-        </w:trPr>
-        <w:tc>
-          <w:tcPr>
-            <w:cnfStyle w:val="001000000000" w:firstRow="0" w:lastRow="0" w:firstColumn="1" w:lastColumn="0" w:oddVBand="0" w:evenVBand="0" w:oddHBand="0" w:evenHBand="0" w:firstRowFirstColumn="0" w:firstRowLastColumn="0" w:lastRowFirstColumn="0" w:lastRowLastColumn="0"/>
-            <w:tcW w:w="2880" w:type="dxa"/>
-          </w:tcPr>
-          <w:p>
-            <w:pPr>
-              <w:rPr>
-                <w:rFonts w:ascii="宋体" w:eastAsia="宋体" w:hAnsi="宋体"/>
-              </w:rPr>
-            </w:pPr>
-            <w:r>
-              <w:rPr>
-                <w:rFonts w:ascii="宋体" w:eastAsia="宋体" w:hAnsi="宋体"/>
-              </w:rPr>
-              <w:t>/learn</w:t>
-            </w:r>
-          </w:p>
-        </w:tc>
-        <w:tc>
-          <w:tcPr>
-            <w:tcW w:w="2880" w:type="dxa"/>
-          </w:tcPr>
-          <w:p>
-            <w:pPr>
-              <w:cnfStyle w:val="000000010000" w:firstRow="0" w:lastRow="0" w:firstColumn="0" w:lastColumn="0" w:oddVBand="0" w:evenVBand="0" w:oddHBand="0" w:evenHBand="1" w:firstRowFirstColumn="0" w:firstRowLastColumn="0" w:lastRowFirstColumn="0" w:lastRowLastColumn="0"/>
-              <w:rPr>
-                <w:rFonts w:ascii="宋体" w:eastAsia="宋体" w:hAnsi="宋体"/>
-              </w:rPr>
-            </w:pPr>
-            <w:r>
-              <w:rPr>
-                <w:rFonts w:ascii="宋体" w:eastAsia="宋体" w:hAnsi="宋体"/>
-              </w:rPr>
-              <w:t>LearnView</w:t>
-            </w:r>
-          </w:p>
-        </w:tc>
-        <w:tc>
-          <w:tcPr>
-            <w:tcW w:w="2880" w:type="dxa"/>
-          </w:tcPr>
-          <w:p>
-            <w:pPr>
-              <w:cnfStyle w:val="000000010000" w:firstRow="0" w:lastRow="0" w:firstColumn="0" w:lastColumn="0" w:oddVBand="0" w:evenVBand="0" w:oddHBand="0" w:evenHBand="1" w:firstRowFirstColumn="0" w:firstRowLastColumn="0" w:lastRowFirstColumn="0" w:lastRowLastColumn="0"/>
-              <w:rPr>
-                <w:rFonts w:ascii="宋体" w:eastAsia="宋体" w:hAnsi="宋体"/>
-                <w:lang w:eastAsia="zh-CN"/>
-              </w:rPr>
-            </w:pPr>
-            <w:r>
-              <w:rPr>
-                <w:rFonts w:ascii="宋体" w:eastAsia="宋体" w:hAnsi="宋体"/>
-                <w:lang w:eastAsia="zh-CN"/>
-              </w:rPr>
-              <w:t>AI对话、7个快捷按钮、流式渲染</w:t>
-            </w:r>
-          </w:p>
-        </w:tc>
-      </w:tr>
-      <w:tr>
-        <w:trPr>
-          <w:cnfStyle w:val="000000100000" w:firstRow="0" w:lastRow="0" w:firstColumn="0" w:lastColumn="0" w:oddVBand="0" w:evenVBand="0" w:oddHBand="1" w:evenHBand="0" w:firstRowFirstColumn="0" w:firstRowLastColumn="0" w:lastRowFirstColumn="0" w:lastRowLastColumn="0"/>
-        </w:trPr>
-        <w:tc>
-          <w:tcPr>
-            <w:cnfStyle w:val="001000000000" w:firstRow="0" w:lastRow="0" w:firstColumn="1" w:lastColumn="0" w:oddVBand="0" w:evenVBand="0" w:oddHBand="0" w:evenHBand="0" w:firstRowFirstColumn="0" w:firstRowLastColumn="0" w:lastRowFirstColumn="0" w:lastRowLastColumn="0"/>
-            <w:tcW w:w="2880" w:type="dxa"/>
-          </w:tcPr>
-          <w:p>
-            <w:pPr>
-              <w:rPr>
-                <w:rFonts w:ascii="宋体" w:eastAsia="宋体" w:hAnsi="宋体"/>
-              </w:rPr>
-            </w:pPr>
-            <w:r>
-              <w:rPr>
-                <w:rFonts w:ascii="宋体" w:eastAsia="宋体" w:hAnsi="宋体"/>
-              </w:rPr>
-              <w:t>/resources</w:t>
-            </w:r>
-          </w:p>
-        </w:tc>
-        <w:tc>
-          <w:tcPr>
-            <w:tcW w:w="2880" w:type="dxa"/>
-          </w:tcPr>
-          <w:p>
-            <w:pPr>
-              <w:cnfStyle w:val="000000100000" w:firstRow="0" w:lastRow="0" w:firstColumn="0" w:lastColumn="0" w:oddVBand="0" w:evenVBand="0" w:oddHBand="1" w:evenHBand="0" w:firstRowFirstColumn="0" w:firstRowLastColumn="0" w:lastRowFirstColumn="0" w:lastRowLastColumn="0"/>
-              <w:rPr>
-                <w:rFonts w:ascii="宋体" w:eastAsia="宋体" w:hAnsi="宋体"/>
-              </w:rPr>
-            </w:pPr>
-            <w:r>
-              <w:rPr>
-                <w:rFonts w:ascii="宋体" w:eastAsia="宋体" w:hAnsi="宋体"/>
-              </w:rPr>
-              <w:t>ResourcesView</w:t>
-            </w:r>
-          </w:p>
-        </w:tc>
-        <w:tc>
-          <w:tcPr>
-            <w:tcW w:w="2880" w:type="dxa"/>
-          </w:tcPr>
-          <w:p>
-            <w:pPr>
-              <w:cnfStyle w:val="000000100000" w:firstRow="0" w:lastRow="0" w:firstColumn="0" w:lastColumn="0" w:oddVBand="0" w:evenVBand="0" w:oddHBand="1" w:evenHBand="0" w:firstRowFirstColumn="0" w:firstRowLastColumn="0" w:lastRowFirstColumn="0" w:lastRowLastColumn="0"/>
-              <w:rPr>
-                <w:rFonts w:ascii="宋体" w:eastAsia="宋体" w:hAnsi="宋体"/>
-                <w:lang w:eastAsia="zh-CN"/>
-              </w:rPr>
-            </w:pPr>
-            <w:r>
-              <w:rPr>
-                <w:rFonts w:ascii="宋体" w:eastAsia="宋体" w:hAnsi="宋体"/>
-                <w:lang w:eastAsia="zh-CN"/>
-              </w:rPr>
-              <w:t>资源卡片管理、详情面板</w:t>
-            </w:r>
-          </w:p>
-        </w:tc>
-      </w:tr>
-      <w:tr>
-        <w:trPr>
-          <w:cnfStyle w:val="000000010000" w:firstRow="0" w:lastRow="0" w:firstColumn="0" w:lastColumn="0" w:oddVBand="0" w:evenVBand="0" w:oddHBand="0" w:evenHBand="1" w:firstRowFirstColumn="0" w:firstRowLastColumn="0" w:lastRowFirstColumn="0" w:lastRowLastColumn="0"/>
-        </w:trPr>
-        <w:tc>
-          <w:tcPr>
-            <w:cnfStyle w:val="001000000000" w:firstRow="0" w:lastRow="0" w:firstColumn="1" w:lastColumn="0" w:oddVBand="0" w:evenVBand="0" w:oddHBand="0" w:evenHBand="0" w:firstRowFirstColumn="0" w:firstRowLastColumn="0" w:lastRowFirstColumn="0" w:lastRowLastColumn="0"/>
-            <w:tcW w:w="2880" w:type="dxa"/>
-          </w:tcPr>
-          <w:p>
-            <w:pPr>
-              <w:rPr>
-                <w:rFonts w:ascii="宋体" w:eastAsia="宋体" w:hAnsi="宋体"/>
-              </w:rPr>
-            </w:pPr>
-            <w:r>
-              <w:rPr>
-                <w:rFonts w:ascii="宋体" w:eastAsia="宋体" w:hAnsi="宋体"/>
-              </w:rPr>
-              <w:t>/profile</w:t>
-            </w:r>
-          </w:p>
-        </w:tc>
-        <w:tc>
-          <w:tcPr>
-            <w:tcW w:w="2880" w:type="dxa"/>
-          </w:tcPr>
-          <w:p>
-            <w:pPr>
-              <w:cnfStyle w:val="000000010000" w:firstRow="0" w:lastRow="0" w:firstColumn="0" w:lastColumn="0" w:oddVBand="0" w:evenVBand="0" w:oddHBand="0" w:evenHBand="1" w:firstRowFirstColumn="0" w:firstRowLastColumn="0" w:lastRowFirstColumn="0" w:lastRowLastColumn="0"/>
-              <w:rPr>
-                <w:rFonts w:ascii="宋体" w:eastAsia="宋体" w:hAnsi="宋体"/>
-              </w:rPr>
-            </w:pPr>
-            <w:r>
-              <w:rPr>
-                <w:rFonts w:ascii="宋体" w:eastAsia="宋体" w:hAnsi="宋体"/>
-              </w:rPr>
-              <w:t>ProfileView</w:t>
-            </w:r>
-          </w:p>
-        </w:tc>
-        <w:tc>
-          <w:tcPr>
-            <w:tcW w:w="2880" w:type="dxa"/>
-          </w:tcPr>
-          <w:p>
-            <w:pPr>
-              <w:cnfStyle w:val="000000010000" w:firstRow="0" w:lastRow="0" w:firstColumn="0" w:lastColumn="0" w:oddVBand="0" w:evenVBand="0" w:oddHBand="0" w:evenHBand="1" w:firstRowFirstColumn="0" w:firstRowLastColumn="0" w:lastRowFirstColumn="0" w:lastRowLastColumn="0"/>
-              <w:rPr>
-                <w:rFonts w:ascii="宋体" w:eastAsia="宋体" w:hAnsi="宋体"/>
-              </w:rPr>
-            </w:pPr>
-            <w:r>
-              <w:rPr>
-                <w:rFonts w:ascii="宋体" w:eastAsia="宋体" w:hAnsi="宋体"/>
-              </w:rPr>
-              <w:t>六维画像展示、重置</w:t>
-            </w:r>
-          </w:p>
-        </w:tc>
-      </w:tr>
-      <w:tr>
-        <w:trPr>
-          <w:cnfStyle w:val="000000100000" w:firstRow="0" w:lastRow="0" w:firstColumn="0" w:lastColumn="0" w:oddVBand="0" w:evenVBand="0" w:oddHBand="1" w:evenHBand="0" w:firstRowFirstColumn="0" w:firstRowLastColumn="0" w:lastRowFirstColumn="0" w:lastRowLastColumn="0"/>
-        </w:trPr>
-        <w:tc>
-          <w:tcPr>
-            <w:cnfStyle w:val="001000000000" w:firstRow="0" w:lastRow="0" w:firstColumn="1" w:lastColumn="0" w:oddVBand="0" w:evenVBand="0" w:oddHBand="0" w:evenHBand="0" w:firstRowFirstColumn="0" w:firstRowLastColumn="0" w:lastRowFirstColumn="0" w:lastRowLastColumn="0"/>
-            <w:tcW w:w="2880" w:type="dxa"/>
-          </w:tcPr>
-          <w:p>
-            <w:pPr>
-              <w:rPr>
-                <w:rFonts w:ascii="宋体" w:eastAsia="宋体" w:hAnsi="宋体"/>
-              </w:rPr>
-            </w:pPr>
-            <w:r>
-              <w:rPr>
-                <w:rFonts w:ascii="宋体" w:eastAsia="宋体" w:hAnsi="宋体"/>
-              </w:rPr>
-              <w:t>/path</w:t>
-            </w:r>
-          </w:p>
-        </w:tc>
-        <w:tc>
-          <w:tcPr>
-            <w:tcW w:w="2880" w:type="dxa"/>
-          </w:tcPr>
-          <w:p>
-            <w:pPr>
-              <w:cnfStyle w:val="000000100000" w:firstRow="0" w:lastRow="0" w:firstColumn="0" w:lastColumn="0" w:oddVBand="0" w:evenVBand="0" w:oddHBand="1" w:evenHBand="0" w:firstRowFirstColumn="0" w:firstRowLastColumn="0" w:lastRowFirstColumn="0" w:lastRowLastColumn="0"/>
-              <w:rPr>
-                <w:rFonts w:ascii="宋体" w:eastAsia="宋体" w:hAnsi="宋体"/>
-              </w:rPr>
-            </w:pPr>
-            <w:r>
-              <w:rPr>
-                <w:rFonts w:ascii="宋体" w:eastAsia="宋体" w:hAnsi="宋体"/>
-              </w:rPr>
-              <w:t>PathView</w:t>
-            </w:r>
-          </w:p>
-        </w:tc>
-        <w:tc>
-          <w:tcPr>
-            <w:tcW w:w="2880" w:type="dxa"/>
-          </w:tcPr>
-          <w:p>
-            <w:pPr>
-              <w:cnfStyle w:val="000000100000" w:firstRow="0" w:lastRow="0" w:firstColumn="0" w:lastColumn="0" w:oddVBand="0" w:evenVBand="0" w:oddHBand="1" w:evenHBand="0" w:firstRowFirstColumn="0" w:firstRowLastColumn="0" w:lastRowFirstColumn="0" w:lastRowLastColumn="0"/>
-              <w:rPr>
-                <w:rFonts w:ascii="宋体" w:eastAsia="宋体" w:hAnsi="宋体"/>
-                <w:lang w:eastAsia="zh-CN"/>
-              </w:rPr>
-            </w:pPr>
-            <w:r>
-              <w:rPr>
-                <w:rFonts w:ascii="宋体" w:eastAsia="宋体" w:hAnsi="宋体"/>
-                <w:lang w:eastAsia="zh-CN"/>
-              </w:rPr>
-              <w:t>多课程路径管理、节点状态切换</w:t>
-            </w:r>
-          </w:p>
-        </w:tc>
-      </w:tr>
-    </w:tbl>
-    <w:p>
-      <w:pPr>
-        <w:rPr>
-          <w:rFonts w:ascii="宋体" w:eastAsia="宋体" w:hAnsi="宋体" w:hint="eastAsia"/>
-          <w:lang w:eastAsia="zh-CN"/>
-        </w:rPr>
-      </w:pPr>
-    </w:p>
-    <w:p>
-      <w:pPr>
-        <w:rPr>
-          <w:rFonts w:ascii="宋体" w:eastAsia="宋体" w:hAnsi="宋体" w:hint="eastAsia"/>
-          <w:lang w:eastAsia="zh-CN"/>
-        </w:rPr>
-      </w:pPr>
-      <w:r>
-        <w:rPr>
-          <w:rFonts w:ascii="宋体" w:eastAsia="宋体" w:hAnsi="宋体"/>
-        </w:rPr>
-        <w:t>核心技术：marked.js + KaTeX + Mermaid(ESM import) + CSS变量深色主题(#010120)</w:t>
-      </w:r>
-    </w:p>
-    <w:p>
-      <w:pPr>
-        <w:pStyle w:val="1"/>
-        <w:rPr>
-          <w:rFonts w:ascii="宋体" w:eastAsia="宋体" w:hAnsi="宋体"/>
-        </w:rPr>
-      </w:pPr>
-      <w:r>
-        <w:rPr>
-          <w:rFonts w:ascii="宋体" w:eastAsia="宋体" w:hAnsi="宋体"/>
-          <w:color w:val="1A1A2E"/>
-        </w:rPr>
-        <w:t>六、安全设计</w:t>
-      </w:r>
-    </w:p>
-    <w:p>
-      <w:pPr>
-        <w:rPr>
-          <w:rFonts w:ascii="宋体" w:eastAsia="宋体" w:hAnsi="宋体"/>
-        </w:rPr>
-      </w:pPr>
-      <w:r>
-        <w:rPr>
-          <w:rFonts w:ascii="宋体" w:eastAsia="宋体" w:hAnsi="宋体"/>
-        </w:rPr>
-        <w:t>backend/safety/模块：ContentSafetyFilter类 + sensitive_words.json（6类，每类~100词）</w:t>
-      </w:r>
-    </w:p>
-    <w:p>
-      <w:pPr>
-        <w:rPr>
-          <w:rFonts w:ascii="宋体" w:eastAsia="宋体" w:hAnsi="宋体"/>
-        </w:rPr>
-      </w:pPr>
-      <w:r>
-        <w:rPr>
-          <w:rFonts w:ascii="宋体" w:eastAsia="宋体" w:hAnsi="宋体"/>
-        </w:rPr>
-        <w:t>输入检测：去干扰字符 -&gt; 子串匹配 -&gt; 词长&gt;=3 -&gt; 单类命中即拦截</w:t>
-      </w:r>
-    </w:p>
-    <w:p>
-      <w:pPr>
-        <w:rPr>
-          <w:rFonts w:ascii="宋体" w:eastAsia="宋体" w:hAnsi="宋体"/>
-          <w:lang w:eastAsia="zh-CN"/>
-        </w:rPr>
-      </w:pPr>
-      <w:r>
-        <w:rPr>
-          <w:rFonts w:ascii="宋体" w:eastAsia="宋体" w:hAnsi="宋体"/>
-          <w:lang w:eastAsia="zh-CN"/>
-        </w:rPr>
-        <w:t>输出检测：词边界匹配 -&gt; 多类命中(&gt;=2)才拦截 -&gt; 降低误杀率</w:t>
-      </w:r>
     </w:p>
     <w:sectPr>
       <w:pgSz w:w="12240" w:h="15840"/>
@@ -1980,56 +3224,6 @@
     </w:sectPr>
   </w:body>
 </w:document>
-</file>
-
-<file path=word/endnotes.xml><?xml version="1.0" encoding="utf-8"?>
-<w:endnotes xmlns:wpc="http://schemas.microsoft.com/office/word/2010/wordprocessingCanvas" xmlns:cx="http://schemas.microsoft.com/office/drawing/2014/chartex" xmlns:cx1="http://schemas.microsoft.com/office/drawing/2015/9/8/chartex" xmlns:cx2="http://schemas.microsoft.com/office/drawing/2015/10/21/chartex" xmlns:cx3="http://schemas.microsoft.com/office/drawing/2016/5/9/chartex" xmlns:cx4="http://schemas.microsoft.com/office/drawing/2016/5/10/chartex" xmlns:cx5="http://schemas.microsoft.com/office/drawing/2016/5/11/chartex" xmlns:cx6="http://schemas.microsoft.com/office/drawing/2016/5/12/chartex" xmlns:cx7="http://schemas.microsoft.com/office/drawing/2016/5/13/chartex" xmlns:cx8="http://schemas.microsoft.com/office/drawing/2016/5/14/chartex" xmlns:mc="http://schemas.openxmlformats.org/markup-compatibility/2006" xmlns:aink="http://schemas.microsoft.com/office/drawing/2016/ink" xmlns:am3d="http://schemas.microsoft.com/office/drawing/2017/model3d" xmlns:o="urn:schemas-microsoft-com:office:office" xmlns:oel="http://schemas.microsoft.com/office/2019/extlst" xmlns:r="http://schemas.openxmlformats.org/officeDocument/2006/relationships" xmlns:m="http://schemas.openxmlformats.org/officeDocument/2006/math" xmlns:v="urn:schemas-microsoft-com:vml" xmlns:wp14="http://schemas.microsoft.com/office/word/2010/wordprocessingDrawing" xmlns:wp="http://schemas.openxmlformats.org/drawingml/2006/wordprocessingDrawing" xmlns:w10="urn:schemas-microsoft-com:office:word" xmlns:w="http://schemas.openxmlformats.org/wordprocessingml/2006/main" xmlns:w14="http://schemas.microsoft.com/office/word/2010/wordml" xmlns:w15="http://schemas.microsoft.com/office/word/2012/wordml" xmlns:w16cex="http://schemas.microsoft.com/office/word/2018/wordml/cex" xmlns:w16cid="http://schemas.microsoft.com/office/word/2016/wordml/cid" xmlns:w16="http://schemas.microsoft.com/office/word/2018/wordml" xmlns:w16du="http://schemas.microsoft.com/office/word/2023/wordml/word16du" xmlns:w16sdtdh="http://schemas.microsoft.com/office/word/2020/wordml/sdtdatahash" xmlns:w16se="http://schemas.microsoft.com/office/word/2015/wordml/symex" xmlns:wpg="http://schemas.microsoft.com/office/word/2010/wordprocessingGroup" xmlns:wpi="http://schemas.microsoft.com/office/word/2010/wordprocessingInk" xmlns:wne="http://schemas.microsoft.com/office/word/2006/wordml" xmlns:wps="http://schemas.microsoft.com/office/word/2010/wordprocessingShape" mc:Ignorable="w14 w15 w16se w16cid w16 w16cex w16sdtdh w16du wp14">
-  <w:endnote w:type="separator" w:id="-1">
-    <w:p>
-      <w:pPr>
-        <w:spacing w:after="0" w:line="240" w:lineRule="auto"/>
-      </w:pPr>
-      <w:r>
-        <w:separator/>
-      </w:r>
-    </w:p>
-  </w:endnote>
-  <w:endnote w:type="continuationSeparator" w:id="0">
-    <w:p>
-      <w:pPr>
-        <w:spacing w:after="0" w:line="240" w:lineRule="auto"/>
-      </w:pPr>
-      <w:r>
-        <w:continuationSeparator/>
-      </w:r>
-    </w:p>
-  </w:endnote>
-</w:endnotes>
-</file>
-
-<file path=word/footnotes.xml><?xml version="1.0" encoding="utf-8"?>
-<w:footnotes xmlns:wpc="http://schemas.microsoft.com/office/word/2010/wordprocessingCanvas" xmlns:cx="http://schemas.microsoft.com/office/drawing/2014/chartex" xmlns:cx1="http://schemas.microsoft.com/office/drawing/2015/9/8/chartex" xmlns:cx2="http://schemas.microsoft.com/office/drawing/2015/10/21/chartex" xmlns:cx3="http://schemas.microsoft.com/office/drawing/2016/5/9/chartex" xmlns:cx4="http://schemas.microsoft.com/office/drawing/2016/5/10/chartex" xmlns:cx5="http://schemas.microsoft.com/office/drawing/2016/5/11/chartex" xmlns:cx6="http://schemas.microsoft.com/office/drawing/2016/5/12/chartex" xmlns:cx7="http://schemas.microsoft.com/office/drawing/2016/5/13/chartex" xmlns:cx8="http://schemas.microsoft.com/office/drawing/2016/5/14/chartex" xmlns:mc="http://schemas.openxmlformats.org/markup-compatibility/2006" xmlns:aink="http://schemas.microsoft.com/office/drawing/2016/ink" xmlns:am3d="http://schemas.microsoft.com/office/drawing/2017/model3d" xmlns:o="urn:schemas-microsoft-com:office:office" xmlns:oel="http://schemas.microsoft.com/office/2019/extlst" xmlns:r="http://schemas.openxmlformats.org/officeDocument/2006/relationships" xmlns:m="http://schemas.openxmlformats.org/officeDocument/2006/math" xmlns:v="urn:schemas-microsoft-com:vml" xmlns:wp14="http://schemas.microsoft.com/office/word/2010/wordprocessingDrawing" xmlns:wp="http://schemas.openxmlformats.org/drawingml/2006/wordprocessingDrawing" xmlns:w10="urn:schemas-microsoft-com:office:word" xmlns:w="http://schemas.openxmlformats.org/wordprocessingml/2006/main" xmlns:w14="http://schemas.microsoft.com/office/word/2010/wordml" xmlns:w15="http://schemas.microsoft.com/office/word/2012/wordml" xmlns:w16cex="http://schemas.microsoft.com/office/word/2018/wordml/cex" xmlns:w16cid="http://schemas.microsoft.com/office/word/2016/wordml/cid" xmlns:w16="http://schemas.microsoft.com/office/word/2018/wordml" xmlns:w16du="http://schemas.microsoft.com/office/word/2023/wordml/word16du" xmlns:w16sdtdh="http://schemas.microsoft.com/office/word/2020/wordml/sdtdatahash" xmlns:w16se="http://schemas.microsoft.com/office/word/2015/wordml/symex" xmlns:wpg="http://schemas.microsoft.com/office/word/2010/wordprocessingGroup" xmlns:wpi="http://schemas.microsoft.com/office/word/2010/wordprocessingInk" xmlns:wne="http://schemas.microsoft.com/office/word/2006/wordml" xmlns:wps="http://schemas.microsoft.com/office/word/2010/wordprocessingShape" mc:Ignorable="w14 w15 w16se w16cid w16 w16cex w16sdtdh w16du wp14">
-  <w:footnote w:type="separator" w:id="-1">
-    <w:p>
-      <w:pPr>
-        <w:spacing w:after="0" w:line="240" w:lineRule="auto"/>
-      </w:pPr>
-      <w:r>
-        <w:separator/>
-      </w:r>
-    </w:p>
-  </w:footnote>
-  <w:footnote w:type="continuationSeparator" w:id="0">
-    <w:p>
-      <w:pPr>
-        <w:spacing w:after="0" w:line="240" w:lineRule="auto"/>
-      </w:pPr>
-      <w:r>
-        <w:continuationSeparator/>
-      </w:r>
-    </w:p>
-  </w:footnote>
-</w:footnotes>
 </file>
 
 <file path=word/numbering.xml><?xml version="1.0" encoding="utf-8"?>
@@ -2205,31 +3399,31 @@
       </w:rPr>
     </w:lvl>
   </w:abstractNum>
-  <w:num w:numId="1" w16cid:durableId="1327126132">
+  <w:num w:numId="1" w16cid:durableId="235674326">
     <w:abstractNumId w:val="8"/>
   </w:num>
-  <w:num w:numId="2" w16cid:durableId="1995648219">
+  <w:num w:numId="2" w16cid:durableId="1718359279">
     <w:abstractNumId w:val="6"/>
   </w:num>
-  <w:num w:numId="3" w16cid:durableId="1886789244">
+  <w:num w:numId="3" w16cid:durableId="1631128897">
     <w:abstractNumId w:val="5"/>
   </w:num>
-  <w:num w:numId="4" w16cid:durableId="874583602">
+  <w:num w:numId="4" w16cid:durableId="837160017">
     <w:abstractNumId w:val="4"/>
   </w:num>
-  <w:num w:numId="5" w16cid:durableId="1873495308">
+  <w:num w:numId="5" w16cid:durableId="1918323858">
     <w:abstractNumId w:val="7"/>
   </w:num>
-  <w:num w:numId="6" w16cid:durableId="1921941436">
+  <w:num w:numId="6" w16cid:durableId="480658715">
     <w:abstractNumId w:val="3"/>
   </w:num>
-  <w:num w:numId="7" w16cid:durableId="1179080123">
+  <w:num w:numId="7" w16cid:durableId="458304082">
     <w:abstractNumId w:val="2"/>
   </w:num>
-  <w:num w:numId="8" w16cid:durableId="1970282720">
+  <w:num w:numId="8" w16cid:durableId="2073960785">
     <w:abstractNumId w:val="1"/>
   </w:num>
-  <w:num w:numId="9" w16cid:durableId="882715035">
+  <w:num w:numId="9" w16cid:durableId="1756512468">
     <w:abstractNumId w:val="0"/>
   </w:num>
 </w:numbering>
